--- a/Hệ thống mẫu văn bản/Nguyên đã làm/Kế hoạch dạy học Tin học từng lớp/Kế hoạch dạy học môn Tin học - Lớp 6 - 2026 - 2027.docx
+++ b/Hệ thống mẫu văn bản/Nguyên đã làm/Kế hoạch dạy học Tin học từng lớp/Kế hoạch dạy học môn Tin học - Lớp 6 - 2026 - 2027.docx
@@ -1380,18 +1380,25 @@
         </w:tblBorders>
       </w:tblPr>
       <w:tblGrid>
-        <w:gridCol w:w="1862"/>
-        <w:gridCol w:w="1862"/>
-        <w:gridCol w:w="1862"/>
-        <w:gridCol w:w="1862"/>
-        <w:gridCol w:w="1862"/>
+        <w:gridCol w:w="2327"/>
+        <w:gridCol w:w="2327"/>
+        <w:gridCol w:w="2327"/>
+        <w:gridCol w:w="2327"/>
       </w:tblGrid>
       <w:tr>
-        <w:tc>
-          <w:tcPr>
-            <w:tcW w:type="dxa" w:w="510"/>
-            <w:vAlign w:val="center"/>
-            <w:tcW w:w="510" w:type="dxa"/>
+        <w:trPr>
+          <w:tblHeader/>
+          <w:cantSplit/>
+        </w:trPr>
+        <w:tc>
+          <w:tcPr>
+            <w:tcW w:type="dxa" w:w="624"/>
+            <w:tcMar>
+              <w:top w:w="120" w:type="dxa"/>
+              <w:bottom w:w="120" w:type="dxa"/>
+              <w:left w:w="100" w:type="dxa"/>
+              <w:right w:w="100" w:type="dxa"/>
+            </w:tcMar>
           </w:tcPr>
           <w:p>
             <w:pPr>
@@ -1403,7 +1410,6 @@
                 <w:rFonts w:ascii="Times New Roman" w:hAnsi="Times New Roman"/>
                 <w:b/>
                 <w:sz w:val="26"/>
-                <w:rFonts w:ascii="Times New Roman" w:hAnsi="Times New Roman" w:cs="Times New Roman"/>
               </w:rPr>
               <w:t>STT</w:t>
             </w:r>
@@ -1411,9 +1417,13 @@
         </w:tc>
         <w:tc>
           <w:tcPr>
-            <w:tcW w:type="dxa" w:w="2154"/>
-            <w:vAlign w:val="center"/>
-            <w:tcW w:w="2154" w:type="dxa"/>
+            <w:tcW w:type="dxa" w:w="3175"/>
+            <w:tcMar>
+              <w:top w:w="120" w:type="dxa"/>
+              <w:bottom w:w="120" w:type="dxa"/>
+              <w:left w:w="100" w:type="dxa"/>
+              <w:right w:w="100" w:type="dxa"/>
+            </w:tcMar>
           </w:tcPr>
           <w:p>
             <w:pPr>
@@ -1425,7 +1435,6 @@
                 <w:rFonts w:ascii="Times New Roman" w:hAnsi="Times New Roman"/>
                 <w:b/>
                 <w:sz w:val="26"/>
-                <w:rFonts w:ascii="Times New Roman" w:hAnsi="Times New Roman" w:cs="Times New Roman"/>
               </w:rPr>
               <w:t>Bài học (1)</w:t>
             </w:r>
@@ -1433,9 +1442,13 @@
         </w:tc>
         <w:tc>
           <w:tcPr>
-            <w:tcW w:type="dxa" w:w="624"/>
-            <w:vAlign w:val="center"/>
-            <w:tcW w:w="623" w:type="dxa"/>
+            <w:tcW w:type="dxa" w:w="907"/>
+            <w:tcMar>
+              <w:top w:w="120" w:type="dxa"/>
+              <w:bottom w:w="120" w:type="dxa"/>
+              <w:left w:w="100" w:type="dxa"/>
+              <w:right w:w="100" w:type="dxa"/>
+            </w:tcMar>
           </w:tcPr>
           <w:p>
             <w:pPr>
@@ -1447,7 +1460,6 @@
                 <w:rFonts w:ascii="Times New Roman" w:hAnsi="Times New Roman"/>
                 <w:b/>
                 <w:sz w:val="26"/>
-                <w:rFonts w:ascii="Times New Roman" w:hAnsi="Times New Roman" w:cs="Times New Roman"/>
               </w:rPr>
               <w:t>Số tiết (2)</w:t>
             </w:r>
@@ -1455,9 +1467,13 @@
         </w:tc>
         <w:tc>
           <w:tcPr>
-            <w:tcW w:type="dxa" w:w="794"/>
-            <w:vAlign w:val="center"/>
-            <w:tcW w:w="793" w:type="dxa"/>
+            <w:tcW w:type="dxa" w:w="4649"/>
+            <w:tcMar>
+              <w:top w:w="120" w:type="dxa"/>
+              <w:bottom w:w="120" w:type="dxa"/>
+              <w:left w:w="100" w:type="dxa"/>
+              <w:right w:w="100" w:type="dxa"/>
+            </w:tcMar>
           </w:tcPr>
           <w:p>
             <w:pPr>
@@ -1469,29 +1485,6 @@
                 <w:rFonts w:ascii="Times New Roman" w:hAnsi="Times New Roman"/>
                 <w:b/>
                 <w:sz w:val="26"/>
-                <w:rFonts w:ascii="Times New Roman" w:hAnsi="Times New Roman" w:cs="Times New Roman"/>
-              </w:rPr>
-              <w:t>Tiết theo PPCT</w:t>
-            </w:r>
-          </w:p>
-        </w:tc>
-        <w:tc>
-          <w:tcPr>
-            <w:tcW w:type="dxa" w:w="5272"/>
-            <w:vAlign w:val="center"/>
-            <w:tcW w:w="5273" w:type="dxa"/>
-          </w:tcPr>
-          <w:p>
-            <w:pPr>
-              <w:spacing w:before="40" w:after="40" w:line="276" w:lineRule="auto"/>
-              <w:jc w:val="center"/>
-            </w:pPr>
-            <w:r>
-              <w:rPr>
-                <w:rFonts w:ascii="Times New Roman" w:hAnsi="Times New Roman"/>
-                <w:b/>
-                <w:sz w:val="26"/>
-                <w:rFonts w:ascii="Times New Roman" w:hAnsi="Times New Roman" w:cs="Times New Roman"/>
               </w:rPr>
               <w:t>Yêu cầu cần đạt (3)</w:t>
             </w:r>
@@ -1499,15 +1492,24 @@
         </w:tc>
       </w:tr>
       <w:tr>
-        <w:tc>
-          <w:tcPr>
-            <w:tcW w:type="dxa" w:w="9310"/>
-            <w:gridSpan w:val="5"/>
-            <w:vAlign w:val="center"/>
-          </w:tcPr>
-          <w:p>
-            <w:pPr>
-              <w:spacing w:before="40" w:after="40" w:line="276" w:lineRule="auto"/>
+        <w:trPr>
+          <w:cantSplit/>
+        </w:trPr>
+        <w:tc>
+          <w:tcPr>
+            <w:tcW w:type="dxa" w:w="9308"/>
+            <w:gridSpan w:val="4"/>
+            <w:tcMar>
+              <w:top w:w="100" w:type="dxa"/>
+              <w:bottom w:w="100" w:type="dxa"/>
+              <w:left w:w="120" w:type="dxa"/>
+              <w:right w:w="120" w:type="dxa"/>
+            </w:tcMar>
+            <w:shd w:fill="F2F2F2"/>
+          </w:tcPr>
+          <w:p>
+            <w:pPr>
+              <w:spacing w:before="60" w:after="60" w:line="276" w:lineRule="auto"/>
               <w:jc w:val="left"/>
             </w:pPr>
             <w:r>
@@ -1515,7 +1517,6 @@
                 <w:rFonts w:ascii="Times New Roman" w:hAnsi="Times New Roman"/>
                 <w:b/>
                 <w:sz w:val="26"/>
-                <w:rFonts w:ascii="Times New Roman" w:hAnsi="Times New Roman" w:cs="Times New Roman"/>
               </w:rPr>
               <w:t>Chủ đề 1: Máy tính và cộng đồng</w:t>
             </w:r>
@@ -1523,14 +1524,22 @@
         </w:tc>
       </w:tr>
       <w:tr>
-        <w:tc>
-          <w:tcPr>
-            <w:tcW w:type="dxa" w:w="510"/>
-            <w:vAlign w:val="center"/>
-            <w:tcW w:w="510" w:type="dxa"/>
-          </w:tcPr>
-          <w:p>
-            <w:pPr>
+        <w:trPr>
+          <w:cantSplit/>
+        </w:trPr>
+        <w:tc>
+          <w:tcPr>
+            <w:tcW w:type="dxa" w:w="624"/>
+            <w:tcMar>
+              <w:top w:w="80" w:type="dxa"/>
+              <w:bottom w:w="80" w:type="dxa"/>
+              <w:left w:w="100" w:type="dxa"/>
+              <w:right w:w="100" w:type="dxa"/>
+            </w:tcMar>
+          </w:tcPr>
+          <w:p>
+            <w:pPr>
+              <w:spacing w:before="40" w:after="40" w:line="276" w:lineRule="auto"/>
               <w:jc w:val="center"/>
             </w:pPr>
             <w:r>
@@ -1544,41 +1553,47 @@
         </w:tc>
         <w:tc>
           <w:tcPr>
-            <w:tcW w:type="dxa" w:w="2154"/>
-            <w:vAlign w:val="center"/>
-            <w:tcW w:w="2154" w:type="dxa"/>
-          </w:tcPr>
-          <w:p>
-            <w:pPr>
-              <w:spacing w:before="40" w:after="40" w:line="276" w:lineRule="auto"/>
-              <w:jc w:val="both"/>
-            </w:pPr>
-            <w:r>
-              <w:rPr>
-                <w:rFonts w:ascii="Times New Roman" w:hAnsi="Times New Roman"/>
-                <w:sz w:val="26"/>
-                <w:rFonts w:ascii="Times New Roman" w:hAnsi="Times New Roman" w:cs="Times New Roman"/>
-              </w:rPr>
-              <w:t>Bài 1. Thông tin và dữ liệu</w:t>
-            </w:r>
-          </w:p>
-        </w:tc>
-        <w:tc>
-          <w:tcPr>
-            <w:tcW w:type="dxa" w:w="624"/>
-            <w:vAlign w:val="center"/>
-            <w:tcW w:w="623" w:type="dxa"/>
-          </w:tcPr>
-          <w:p>
-            <w:pPr>
-              <w:spacing w:before="40" w:after="40" w:line="276" w:lineRule="auto"/>
-              <w:jc w:val="center"/>
-            </w:pPr>
-            <w:r>
-              <w:rPr>
-                <w:rFonts w:ascii="Times New Roman" w:hAnsi="Times New Roman"/>
-                <w:sz w:val="26"/>
-                <w:rFonts w:ascii="Times New Roman" w:hAnsi="Times New Roman" w:cs="Times New Roman"/>
+            <w:tcW w:type="dxa" w:w="3175"/>
+            <w:tcMar>
+              <w:top w:w="80" w:type="dxa"/>
+              <w:bottom w:w="80" w:type="dxa"/>
+              <w:left w:w="100" w:type="dxa"/>
+              <w:right w:w="100" w:type="dxa"/>
+            </w:tcMar>
+          </w:tcPr>
+          <w:p>
+            <w:pPr>
+              <w:spacing w:before="40" w:after="40" w:line="276" w:lineRule="auto"/>
+              <w:jc w:val="left"/>
+            </w:pPr>
+            <w:r>
+              <w:rPr>
+                <w:rFonts w:ascii="Times New Roman" w:hAnsi="Times New Roman"/>
+                <w:sz w:val="26"/>
+              </w:rPr>
+              <w:t>Bài 1. Thông tin và dữ liệu (Tiết 1)</w:t>
+            </w:r>
+          </w:p>
+        </w:tc>
+        <w:tc>
+          <w:tcPr>
+            <w:tcW w:type="dxa" w:w="907"/>
+            <w:tcMar>
+              <w:top w:w="80" w:type="dxa"/>
+              <w:bottom w:w="80" w:type="dxa"/>
+              <w:left w:w="100" w:type="dxa"/>
+              <w:right w:w="100" w:type="dxa"/>
+            </w:tcMar>
+          </w:tcPr>
+          <w:p>
+            <w:pPr>
+              <w:spacing w:before="40" w:after="40" w:line="276" w:lineRule="auto"/>
+              <w:jc w:val="center"/>
+            </w:pPr>
+            <w:r>
+              <w:rPr>
+                <w:rFonts w:ascii="Times New Roman" w:hAnsi="Times New Roman"/>
+                <w:sz w:val="26"/>
               </w:rPr>
               <w:t>1</w:t>
             </w:r>
@@ -1586,54 +1601,46 @@
         </w:tc>
         <w:tc>
           <w:tcPr>
-            <w:tcW w:type="dxa" w:w="794"/>
-            <w:vAlign w:val="center"/>
-            <w:tcW w:w="793" w:type="dxa"/>
-          </w:tcPr>
-          <w:p>
-            <w:pPr>
-              <w:jc w:val="center"/>
-            </w:pPr>
-            <w:r>
-              <w:rPr>
-                <w:rFonts w:ascii="Times New Roman" w:hAnsi="Times New Roman"/>
-                <w:sz w:val="26"/>
-              </w:rPr>
-              <w:t>1</w:t>
-            </w:r>
-          </w:p>
-        </w:tc>
-        <w:tc>
-          <w:tcPr>
-            <w:tcW w:type="dxa" w:w="5272"/>
-            <w:vAlign w:val="center"/>
-            <w:tcW w:w="5273" w:type="dxa"/>
-          </w:tcPr>
-          <w:p>
-            <w:pPr>
-              <w:spacing w:before="40" w:after="40" w:line="276" w:lineRule="auto"/>
-              <w:jc w:val="both"/>
-            </w:pPr>
-            <w:r>
-              <w:rPr>
-                <w:rFonts w:ascii="Times New Roman" w:hAnsi="Times New Roman"/>
-                <w:sz w:val="26"/>
-                <w:rFonts w:ascii="Times New Roman" w:hAnsi="Times New Roman" w:cs="Times New Roman"/>
-              </w:rPr>
-              <w:t>- Nhận biết được sự khác nhau giữa thông tin và dữ liệu.  - Phân biệt được thông tin và vật mang thông tin.  - Nêu được ví dụ minh họa tầm quan trọng của thông tin và ví dụ giữa thông tin và dữ liệu.</w:t>
+            <w:tcW w:type="dxa" w:w="4649"/>
+            <w:tcMar>
+              <w:top w:w="80" w:type="dxa"/>
+              <w:bottom w:w="80" w:type="dxa"/>
+              <w:left w:w="100" w:type="dxa"/>
+              <w:right w:w="100" w:type="dxa"/>
+            </w:tcMar>
+          </w:tcPr>
+          <w:p>
+            <w:pPr>
+              <w:spacing w:before="40" w:after="40" w:line="276" w:lineRule="auto"/>
+              <w:jc w:val="left"/>
+            </w:pPr>
+            <w:r>
+              <w:rPr>
+                <w:rFonts w:ascii="Times New Roman" w:hAnsi="Times New Roman"/>
+                <w:sz w:val="26"/>
+              </w:rPr>
+              <w:t>Nhận biết được sự khác nhau giữa thông tin và dữ liệu; nêu được ví dụ minh họa vai trò của thông tin trong đời sống.</w:t>
             </w:r>
           </w:p>
         </w:tc>
       </w:tr>
       <w:tr>
-        <w:tc>
-          <w:tcPr>
-            <w:tcW w:type="dxa" w:w="510"/>
-            <w:vAlign w:val="center"/>
-            <w:tcW w:w="510" w:type="dxa"/>
-          </w:tcPr>
-          <w:p>
-            <w:pPr>
+        <w:trPr>
+          <w:cantSplit/>
+        </w:trPr>
+        <w:tc>
+          <w:tcPr>
+            <w:tcW w:type="dxa" w:w="624"/>
+            <w:tcMar>
+              <w:top w:w="80" w:type="dxa"/>
+              <w:bottom w:w="80" w:type="dxa"/>
+              <w:left w:w="100" w:type="dxa"/>
+              <w:right w:w="100" w:type="dxa"/>
+            </w:tcMar>
+          </w:tcPr>
+          <w:p>
+            <w:pPr>
+              <w:spacing w:before="40" w:after="40" w:line="276" w:lineRule="auto"/>
               <w:jc w:val="center"/>
             </w:pPr>
             <w:r>
@@ -1647,41 +1654,47 @@
         </w:tc>
         <w:tc>
           <w:tcPr>
-            <w:tcW w:type="dxa" w:w="2154"/>
-            <w:vAlign w:val="center"/>
-            <w:tcW w:w="2154" w:type="dxa"/>
-          </w:tcPr>
-          <w:p>
-            <w:pPr>
-              <w:spacing w:before="40" w:after="40" w:line="276" w:lineRule="auto"/>
-              <w:jc w:val="both"/>
-            </w:pPr>
-            <w:r>
-              <w:rPr>
-                <w:rFonts w:ascii="Times New Roman" w:hAnsi="Times New Roman"/>
-                <w:sz w:val="26"/>
-                <w:rFonts w:ascii="Times New Roman" w:hAnsi="Times New Roman" w:cs="Times New Roman"/>
-              </w:rPr>
-              <w:t>Bài 2. Xử lí thông tin</w:t>
-            </w:r>
-          </w:p>
-        </w:tc>
-        <w:tc>
-          <w:tcPr>
-            <w:tcW w:type="dxa" w:w="624"/>
-            <w:vAlign w:val="center"/>
-            <w:tcW w:w="623" w:type="dxa"/>
-          </w:tcPr>
-          <w:p>
-            <w:pPr>
-              <w:spacing w:before="40" w:after="40" w:line="276" w:lineRule="auto"/>
-              <w:jc w:val="center"/>
-            </w:pPr>
-            <w:r>
-              <w:rPr>
-                <w:rFonts w:ascii="Times New Roman" w:hAnsi="Times New Roman"/>
-                <w:sz w:val="26"/>
-                <w:rFonts w:ascii="Times New Roman" w:hAnsi="Times New Roman" w:cs="Times New Roman"/>
+            <w:tcW w:type="dxa" w:w="3175"/>
+            <w:tcMar>
+              <w:top w:w="80" w:type="dxa"/>
+              <w:bottom w:w="80" w:type="dxa"/>
+              <w:left w:w="100" w:type="dxa"/>
+              <w:right w:w="100" w:type="dxa"/>
+            </w:tcMar>
+          </w:tcPr>
+          <w:p>
+            <w:pPr>
+              <w:spacing w:before="40" w:after="40" w:line="276" w:lineRule="auto"/>
+              <w:jc w:val="left"/>
+            </w:pPr>
+            <w:r>
+              <w:rPr>
+                <w:rFonts w:ascii="Times New Roman" w:hAnsi="Times New Roman"/>
+                <w:sz w:val="26"/>
+              </w:rPr>
+              <w:t>Bài 1. Thông tin và dữ liệu (Tiết 2)</w:t>
+            </w:r>
+          </w:p>
+        </w:tc>
+        <w:tc>
+          <w:tcPr>
+            <w:tcW w:type="dxa" w:w="907"/>
+            <w:tcMar>
+              <w:top w:w="80" w:type="dxa"/>
+              <w:bottom w:w="80" w:type="dxa"/>
+              <w:left w:w="100" w:type="dxa"/>
+              <w:right w:w="100" w:type="dxa"/>
+            </w:tcMar>
+          </w:tcPr>
+          <w:p>
+            <w:pPr>
+              <w:spacing w:before="40" w:after="40" w:line="276" w:lineRule="auto"/>
+              <w:jc w:val="center"/>
+            </w:pPr>
+            <w:r>
+              <w:rPr>
+                <w:rFonts w:ascii="Times New Roman" w:hAnsi="Times New Roman"/>
+                <w:sz w:val="26"/>
               </w:rPr>
               <w:t>1</w:t>
             </w:r>
@@ -1689,54 +1702,46 @@
         </w:tc>
         <w:tc>
           <w:tcPr>
-            <w:tcW w:type="dxa" w:w="794"/>
-            <w:vAlign w:val="center"/>
-            <w:tcW w:w="793" w:type="dxa"/>
-          </w:tcPr>
-          <w:p>
-            <w:pPr>
-              <w:jc w:val="center"/>
-            </w:pPr>
-            <w:r>
-              <w:rPr>
-                <w:rFonts w:ascii="Times New Roman" w:hAnsi="Times New Roman"/>
-                <w:sz w:val="26"/>
-              </w:rPr>
-              <w:t>2</w:t>
-            </w:r>
-          </w:p>
-        </w:tc>
-        <w:tc>
-          <w:tcPr>
-            <w:tcW w:type="dxa" w:w="5272"/>
-            <w:vAlign w:val="center"/>
-            <w:tcW w:w="5273" w:type="dxa"/>
-          </w:tcPr>
-          <w:p>
-            <w:pPr>
-              <w:spacing w:before="40" w:after="40" w:line="276" w:lineRule="auto"/>
-              <w:jc w:val="both"/>
-            </w:pPr>
-            <w:r>
-              <w:rPr>
-                <w:rFonts w:ascii="Times New Roman" w:hAnsi="Times New Roman"/>
-                <w:sz w:val="26"/>
-                <w:rFonts w:ascii="Times New Roman" w:hAnsi="Times New Roman" w:cs="Times New Roman"/>
-              </w:rPr>
-              <w:t>- Nêu được các bước cơ bản trong xử lí thông tin.  - Giải thích được máy tính là công cụ hiệu quả để xử lí thông tin, nêu ví dụ minh họa cụ thể.</w:t>
+            <w:tcW w:type="dxa" w:w="4649"/>
+            <w:tcMar>
+              <w:top w:w="80" w:type="dxa"/>
+              <w:bottom w:w="80" w:type="dxa"/>
+              <w:left w:w="100" w:type="dxa"/>
+              <w:right w:w="100" w:type="dxa"/>
+            </w:tcMar>
+          </w:tcPr>
+          <w:p>
+            <w:pPr>
+              <w:spacing w:before="40" w:after="40" w:line="276" w:lineRule="auto"/>
+              <w:jc w:val="left"/>
+            </w:pPr>
+            <w:r>
+              <w:rPr>
+                <w:rFonts w:ascii="Times New Roman" w:hAnsi="Times New Roman"/>
+                <w:sz w:val="26"/>
+              </w:rPr>
+              <w:t>Nắm được các dạng thông tin cơ bản; phân tích mối quan hệ giữa dữ liệu, thông tin và vật mang tin; làm bài tập củng cố.</w:t>
             </w:r>
           </w:p>
         </w:tc>
       </w:tr>
       <w:tr>
-        <w:tc>
-          <w:tcPr>
-            <w:tcW w:type="dxa" w:w="510"/>
-            <w:vAlign w:val="center"/>
-            <w:tcW w:w="510" w:type="dxa"/>
-          </w:tcPr>
-          <w:p>
-            <w:pPr>
+        <w:trPr>
+          <w:cantSplit/>
+        </w:trPr>
+        <w:tc>
+          <w:tcPr>
+            <w:tcW w:type="dxa" w:w="624"/>
+            <w:tcMar>
+              <w:top w:w="80" w:type="dxa"/>
+              <w:bottom w:w="80" w:type="dxa"/>
+              <w:left w:w="100" w:type="dxa"/>
+              <w:right w:w="100" w:type="dxa"/>
+            </w:tcMar>
+          </w:tcPr>
+          <w:p>
+            <w:pPr>
+              <w:spacing w:before="40" w:after="40" w:line="276" w:lineRule="auto"/>
               <w:jc w:val="center"/>
             </w:pPr>
             <w:r>
@@ -1750,41 +1755,47 @@
         </w:tc>
         <w:tc>
           <w:tcPr>
-            <w:tcW w:type="dxa" w:w="2154"/>
-            <w:vAlign w:val="center"/>
-            <w:tcW w:w="2154" w:type="dxa"/>
-          </w:tcPr>
-          <w:p>
-            <w:pPr>
-              <w:spacing w:before="40" w:after="40" w:line="276" w:lineRule="auto"/>
-              <w:jc w:val="both"/>
-            </w:pPr>
-            <w:r>
-              <w:rPr>
-                <w:rFonts w:ascii="Times New Roman" w:hAnsi="Times New Roman"/>
-                <w:sz w:val="26"/>
-                <w:rFonts w:ascii="Times New Roman" w:hAnsi="Times New Roman" w:cs="Times New Roman"/>
-              </w:rPr>
-              <w:t>Bài 3. Thông tin trong máy tính</w:t>
-            </w:r>
-          </w:p>
-        </w:tc>
-        <w:tc>
-          <w:tcPr>
-            <w:tcW w:type="dxa" w:w="624"/>
-            <w:vAlign w:val="center"/>
-            <w:tcW w:w="623" w:type="dxa"/>
-          </w:tcPr>
-          <w:p>
-            <w:pPr>
-              <w:spacing w:before="40" w:after="40" w:line="276" w:lineRule="auto"/>
-              <w:jc w:val="center"/>
-            </w:pPr>
-            <w:r>
-              <w:rPr>
-                <w:rFonts w:ascii="Times New Roman" w:hAnsi="Times New Roman"/>
-                <w:sz w:val="26"/>
-                <w:rFonts w:ascii="Times New Roman" w:hAnsi="Times New Roman" w:cs="Times New Roman"/>
+            <w:tcW w:type="dxa" w:w="3175"/>
+            <w:tcMar>
+              <w:top w:w="80" w:type="dxa"/>
+              <w:bottom w:w="80" w:type="dxa"/>
+              <w:left w:w="100" w:type="dxa"/>
+              <w:right w:w="100" w:type="dxa"/>
+            </w:tcMar>
+          </w:tcPr>
+          <w:p>
+            <w:pPr>
+              <w:spacing w:before="40" w:after="40" w:line="276" w:lineRule="auto"/>
+              <w:jc w:val="left"/>
+            </w:pPr>
+            <w:r>
+              <w:rPr>
+                <w:rFonts w:ascii="Times New Roman" w:hAnsi="Times New Roman"/>
+                <w:sz w:val="26"/>
+              </w:rPr>
+              <w:t>Bài 2. Xử lí thông tin (Tiết 1)</w:t>
+            </w:r>
+          </w:p>
+        </w:tc>
+        <w:tc>
+          <w:tcPr>
+            <w:tcW w:type="dxa" w:w="907"/>
+            <w:tcMar>
+              <w:top w:w="80" w:type="dxa"/>
+              <w:bottom w:w="80" w:type="dxa"/>
+              <w:left w:w="100" w:type="dxa"/>
+              <w:right w:w="100" w:type="dxa"/>
+            </w:tcMar>
+          </w:tcPr>
+          <w:p>
+            <w:pPr>
+              <w:spacing w:before="40" w:after="40" w:line="276" w:lineRule="auto"/>
+              <w:jc w:val="center"/>
+            </w:pPr>
+            <w:r>
+              <w:rPr>
+                <w:rFonts w:ascii="Times New Roman" w:hAnsi="Times New Roman"/>
+                <w:sz w:val="26"/>
               </w:rPr>
               <w:t>1</w:t>
             </w:r>
@@ -1792,51 +1803,66 @@
         </w:tc>
         <w:tc>
           <w:tcPr>
-            <w:tcW w:type="dxa" w:w="794"/>
-            <w:vAlign w:val="center"/>
-            <w:tcW w:w="793" w:type="dxa"/>
-          </w:tcPr>
-          <w:p>
-            <w:pPr>
-              <w:jc w:val="center"/>
-            </w:pPr>
-            <w:r>
-              <w:rPr>
-                <w:rFonts w:ascii="Times New Roman" w:hAnsi="Times New Roman"/>
-                <w:sz w:val="26"/>
-              </w:rPr>
-              <w:t>3</w:t>
-            </w:r>
-          </w:p>
-        </w:tc>
-        <w:tc>
-          <w:tcPr>
-            <w:tcW w:type="dxa" w:w="5272"/>
-            <w:vAlign w:val="center"/>
-            <w:tcW w:w="5273" w:type="dxa"/>
-          </w:tcPr>
-          <w:p>
-            <w:pPr>
-              <w:spacing w:before="40" w:after="40" w:line="276" w:lineRule="auto"/>
-              <w:jc w:val="both"/>
-            </w:pPr>
-            <w:r>
-              <w:rPr>
-                <w:rFonts w:ascii="Times New Roman" w:hAnsi="Times New Roman"/>
-                <w:sz w:val="26"/>
-                <w:rFonts w:ascii="Times New Roman" w:hAnsi="Times New Roman" w:cs="Times New Roman"/>
-              </w:rPr>
-              <w:t>- Giải thích được việc có thể biểu diễn thông tin chỉ với hai kí hiệu 0 và 1.  - Biết bit là đơn vị nhỏ nhất trong lưu trữ thông tin.  - Nêu tên, độ lớn các đơn vị đo dung lượng thông tin (Byte, KB, MB, GB), quy đổi gần đúng giữa các đơn vị.  - Ước lượng khả năng lưu trữ của các thiết bị nhớ thông dụng (đĩa quang, đĩa từ, thẻ nhớ,...).</w:t>
+            <w:tcW w:type="dxa" w:w="4649"/>
+            <w:tcMar>
+              <w:top w:w="80" w:type="dxa"/>
+              <w:bottom w:w="80" w:type="dxa"/>
+              <w:left w:w="100" w:type="dxa"/>
+              <w:right w:w="100" w:type="dxa"/>
+            </w:tcMar>
+          </w:tcPr>
+          <w:p>
+            <w:pPr>
+              <w:spacing w:before="40" w:after="40" w:line="276" w:lineRule="auto"/>
+              <w:jc w:val="left"/>
+            </w:pPr>
+            <w:r>
+              <w:rPr>
+                <w:rFonts w:ascii="Times New Roman" w:hAnsi="Times New Roman"/>
+                <w:sz w:val="26"/>
+              </w:rPr>
+              <w:t>Nêu được các bước cơ bản trong quá trình xử lí thông tin: thu nhận, lưu trữ, xử lí và truyền đạt thông tin.</w:t>
             </w:r>
           </w:p>
         </w:tc>
       </w:tr>
       <w:tr>
-        <w:tc>
-          <w:tcPr>
-            <w:tcW w:type="dxa" w:w="9310"/>
-            <w:gridSpan w:val="5"/>
-            <w:vAlign w:val="center"/>
+        <w:trPr>
+          <w:cantSplit/>
+        </w:trPr>
+        <w:tc>
+          <w:tcPr>
+            <w:tcW w:type="dxa" w:w="624"/>
+            <w:tcMar>
+              <w:top w:w="80" w:type="dxa"/>
+              <w:bottom w:w="80" w:type="dxa"/>
+              <w:left w:w="100" w:type="dxa"/>
+              <w:right w:w="100" w:type="dxa"/>
+            </w:tcMar>
+          </w:tcPr>
+          <w:p>
+            <w:pPr>
+              <w:spacing w:before="40" w:after="40" w:line="276" w:lineRule="auto"/>
+              <w:jc w:val="center"/>
+            </w:pPr>
+            <w:r>
+              <w:rPr>
+                <w:rFonts w:ascii="Times New Roman" w:hAnsi="Times New Roman"/>
+                <w:sz w:val="26"/>
+              </w:rPr>
+              <w:t>4</w:t>
+            </w:r>
+          </w:p>
+        </w:tc>
+        <w:tc>
+          <w:tcPr>
+            <w:tcW w:type="dxa" w:w="3175"/>
+            <w:tcMar>
+              <w:top w:w="80" w:type="dxa"/>
+              <w:bottom w:w="80" w:type="dxa"/>
+              <w:left w:w="100" w:type="dxa"/>
+              <w:right w:w="100" w:type="dxa"/>
+            </w:tcMar>
           </w:tcPr>
           <w:p>
             <w:pPr>
@@ -1846,72 +1872,132 @@
             <w:r>
               <w:rPr>
                 <w:rFonts w:ascii="Times New Roman" w:hAnsi="Times New Roman"/>
-                <w:b/>
-                <w:sz w:val="26"/>
-                <w:rFonts w:ascii="Times New Roman" w:hAnsi="Times New Roman" w:cs="Times New Roman"/>
-              </w:rPr>
-              <w:t>Chủ đề 2: Mạng máy tính và Internet</w:t>
+                <w:sz w:val="26"/>
+              </w:rPr>
+              <w:t>Bài 2. Xử lí thông tin (Tiết 2)</w:t>
+            </w:r>
+          </w:p>
+        </w:tc>
+        <w:tc>
+          <w:tcPr>
+            <w:tcW w:type="dxa" w:w="907"/>
+            <w:tcMar>
+              <w:top w:w="80" w:type="dxa"/>
+              <w:bottom w:w="80" w:type="dxa"/>
+              <w:left w:w="100" w:type="dxa"/>
+              <w:right w:w="100" w:type="dxa"/>
+            </w:tcMar>
+          </w:tcPr>
+          <w:p>
+            <w:pPr>
+              <w:spacing w:before="40" w:after="40" w:line="276" w:lineRule="auto"/>
+              <w:jc w:val="center"/>
+            </w:pPr>
+            <w:r>
+              <w:rPr>
+                <w:rFonts w:ascii="Times New Roman" w:hAnsi="Times New Roman"/>
+                <w:sz w:val="26"/>
+              </w:rPr>
+              <w:t>1</w:t>
+            </w:r>
+          </w:p>
+        </w:tc>
+        <w:tc>
+          <w:tcPr>
+            <w:tcW w:type="dxa" w:w="4649"/>
+            <w:tcMar>
+              <w:top w:w="80" w:type="dxa"/>
+              <w:bottom w:w="80" w:type="dxa"/>
+              <w:left w:w="100" w:type="dxa"/>
+              <w:right w:w="100" w:type="dxa"/>
+            </w:tcMar>
+          </w:tcPr>
+          <w:p>
+            <w:pPr>
+              <w:spacing w:before="40" w:after="40" w:line="276" w:lineRule="auto"/>
+              <w:jc w:val="left"/>
+            </w:pPr>
+            <w:r>
+              <w:rPr>
+                <w:rFonts w:ascii="Times New Roman" w:hAnsi="Times New Roman"/>
+                <w:sz w:val="26"/>
+              </w:rPr>
+              <w:t>Phân tích các hoạt động xử lí thông tin trong thực tiễn; làm quen với nguyên lý hoạt động cơ bản của máy tính số.</w:t>
             </w:r>
           </w:p>
         </w:tc>
       </w:tr>
       <w:tr>
-        <w:tc>
-          <w:tcPr>
-            <w:tcW w:type="dxa" w:w="510"/>
-            <w:vAlign w:val="center"/>
-            <w:tcW w:w="510" w:type="dxa"/>
-          </w:tcPr>
-          <w:p>
-            <w:pPr>
-              <w:jc w:val="center"/>
-            </w:pPr>
-            <w:r>
-              <w:rPr>
-                <w:rFonts w:ascii="Times New Roman" w:hAnsi="Times New Roman"/>
-                <w:sz w:val="26"/>
-              </w:rPr>
-              <w:t>4</w:t>
-            </w:r>
-          </w:p>
-        </w:tc>
-        <w:tc>
-          <w:tcPr>
-            <w:tcW w:type="dxa" w:w="2154"/>
-            <w:vAlign w:val="center"/>
-            <w:tcW w:w="2154" w:type="dxa"/>
-          </w:tcPr>
-          <w:p>
-            <w:pPr>
-              <w:spacing w:before="40" w:after="40" w:line="276" w:lineRule="auto"/>
-              <w:jc w:val="both"/>
-            </w:pPr>
-            <w:r>
-              <w:rPr>
-                <w:rFonts w:ascii="Times New Roman" w:hAnsi="Times New Roman"/>
-                <w:sz w:val="26"/>
-                <w:rFonts w:ascii="Times New Roman" w:hAnsi="Times New Roman" w:cs="Times New Roman"/>
-              </w:rPr>
-              <w:t>Bài 4. Mạng máy tính</w:t>
-            </w:r>
-          </w:p>
-        </w:tc>
+        <w:trPr>
+          <w:cantSplit/>
+        </w:trPr>
         <w:tc>
           <w:tcPr>
             <w:tcW w:type="dxa" w:w="624"/>
-            <w:vAlign w:val="center"/>
-            <w:tcW w:w="623" w:type="dxa"/>
-          </w:tcPr>
-          <w:p>
-            <w:pPr>
-              <w:spacing w:before="40" w:after="40" w:line="276" w:lineRule="auto"/>
-              <w:jc w:val="center"/>
-            </w:pPr>
-            <w:r>
-              <w:rPr>
-                <w:rFonts w:ascii="Times New Roman" w:hAnsi="Times New Roman"/>
-                <w:sz w:val="26"/>
-                <w:rFonts w:ascii="Times New Roman" w:hAnsi="Times New Roman" w:cs="Times New Roman"/>
+            <w:tcMar>
+              <w:top w:w="80" w:type="dxa"/>
+              <w:bottom w:w="80" w:type="dxa"/>
+              <w:left w:w="100" w:type="dxa"/>
+              <w:right w:w="100" w:type="dxa"/>
+            </w:tcMar>
+          </w:tcPr>
+          <w:p>
+            <w:pPr>
+              <w:spacing w:before="40" w:after="40" w:line="276" w:lineRule="auto"/>
+              <w:jc w:val="center"/>
+            </w:pPr>
+            <w:r>
+              <w:rPr>
+                <w:rFonts w:ascii="Times New Roman" w:hAnsi="Times New Roman"/>
+                <w:sz w:val="26"/>
+              </w:rPr>
+              <w:t>5</w:t>
+            </w:r>
+          </w:p>
+        </w:tc>
+        <w:tc>
+          <w:tcPr>
+            <w:tcW w:type="dxa" w:w="3175"/>
+            <w:tcMar>
+              <w:top w:w="80" w:type="dxa"/>
+              <w:bottom w:w="80" w:type="dxa"/>
+              <w:left w:w="100" w:type="dxa"/>
+              <w:right w:w="100" w:type="dxa"/>
+            </w:tcMar>
+          </w:tcPr>
+          <w:p>
+            <w:pPr>
+              <w:spacing w:before="40" w:after="40" w:line="276" w:lineRule="auto"/>
+              <w:jc w:val="left"/>
+            </w:pPr>
+            <w:r>
+              <w:rPr>
+                <w:rFonts w:ascii="Times New Roman" w:hAnsi="Times New Roman"/>
+                <w:sz w:val="26"/>
+              </w:rPr>
+              <w:t>Bài 3. Thông tin trong máy tính (Tiết 1)</w:t>
+            </w:r>
+          </w:p>
+        </w:tc>
+        <w:tc>
+          <w:tcPr>
+            <w:tcW w:type="dxa" w:w="907"/>
+            <w:tcMar>
+              <w:top w:w="80" w:type="dxa"/>
+              <w:bottom w:w="80" w:type="dxa"/>
+              <w:left w:w="100" w:type="dxa"/>
+              <w:right w:w="100" w:type="dxa"/>
+            </w:tcMar>
+          </w:tcPr>
+          <w:p>
+            <w:pPr>
+              <w:spacing w:before="40" w:after="40" w:line="276" w:lineRule="auto"/>
+              <w:jc w:val="center"/>
+            </w:pPr>
+            <w:r>
+              <w:rPr>
+                <w:rFonts w:ascii="Times New Roman" w:hAnsi="Times New Roman"/>
+                <w:sz w:val="26"/>
               </w:rPr>
               <w:t>1</w:t>
             </w:r>
@@ -1919,102 +2005,100 @@
         </w:tc>
         <w:tc>
           <w:tcPr>
-            <w:tcW w:type="dxa" w:w="794"/>
-            <w:vAlign w:val="center"/>
-            <w:tcW w:w="793" w:type="dxa"/>
-          </w:tcPr>
-          <w:p>
-            <w:pPr>
-              <w:jc w:val="center"/>
-            </w:pPr>
-            <w:r>
-              <w:rPr>
-                <w:rFonts w:ascii="Times New Roman" w:hAnsi="Times New Roman"/>
-                <w:sz w:val="26"/>
-              </w:rPr>
-              <w:t>4</w:t>
-            </w:r>
-          </w:p>
-        </w:tc>
-        <w:tc>
-          <w:tcPr>
-            <w:tcW w:type="dxa" w:w="5272"/>
-            <w:vAlign w:val="center"/>
-            <w:tcW w:w="5273" w:type="dxa"/>
-          </w:tcPr>
-          <w:p>
-            <w:pPr>
-              <w:spacing w:before="40" w:after="40" w:line="276" w:lineRule="auto"/>
-              <w:jc w:val="both"/>
-            </w:pPr>
-            <w:r>
-              <w:rPr>
-                <w:rFonts w:ascii="Times New Roman" w:hAnsi="Times New Roman"/>
-                <w:sz w:val="26"/>
-                <w:rFonts w:ascii="Times New Roman" w:hAnsi="Times New Roman" w:cs="Times New Roman"/>
-              </w:rPr>
-              <w:t>- Biết khái niệm mạng máy tính và lợi ích của nó trong cuộc sống.  - Kể tên các thành phần chính của một mạng máy tính.  - Nêu ví dụ về trường hợp mạng không dây tiện dụng hơn mạng có dây.</w:t>
+            <w:tcW w:type="dxa" w:w="4649"/>
+            <w:tcMar>
+              <w:top w:w="80" w:type="dxa"/>
+              <w:bottom w:w="80" w:type="dxa"/>
+              <w:left w:w="100" w:type="dxa"/>
+              <w:right w:w="100" w:type="dxa"/>
+            </w:tcMar>
+          </w:tcPr>
+          <w:p>
+            <w:pPr>
+              <w:spacing w:before="40" w:after="40" w:line="276" w:lineRule="auto"/>
+              <w:jc w:val="left"/>
+            </w:pPr>
+            <w:r>
+              <w:rPr>
+                <w:rFonts w:ascii="Times New Roman" w:hAnsi="Times New Roman"/>
+                <w:sz w:val="26"/>
+              </w:rPr>
+              <w:t>Giải thích được việc biểu diễn thông tin trong máy tính thành các dãy bit gồm hai ký hiệu 0 và 1.</w:t>
             </w:r>
           </w:p>
         </w:tc>
       </w:tr>
       <w:tr>
-        <w:tc>
-          <w:tcPr>
-            <w:tcW w:type="dxa" w:w="510"/>
-            <w:vAlign w:val="center"/>
-            <w:tcW w:w="510" w:type="dxa"/>
-          </w:tcPr>
-          <w:p>
-            <w:pPr>
-              <w:jc w:val="center"/>
-            </w:pPr>
-            <w:r>
-              <w:rPr>
-                <w:rFonts w:ascii="Times New Roman" w:hAnsi="Times New Roman"/>
-                <w:sz w:val="26"/>
-              </w:rPr>
-              <w:t>5</w:t>
-            </w:r>
-          </w:p>
-        </w:tc>
-        <w:tc>
-          <w:tcPr>
-            <w:tcW w:type="dxa" w:w="2154"/>
-            <w:vAlign w:val="center"/>
-            <w:tcW w:w="2154" w:type="dxa"/>
-          </w:tcPr>
-          <w:p>
-            <w:pPr>
-              <w:spacing w:before="40" w:after="40" w:line="276" w:lineRule="auto"/>
-              <w:jc w:val="both"/>
-            </w:pPr>
-            <w:r>
-              <w:rPr>
-                <w:rFonts w:ascii="Times New Roman" w:hAnsi="Times New Roman"/>
-                <w:sz w:val="26"/>
-                <w:rFonts w:ascii="Times New Roman" w:hAnsi="Times New Roman" w:cs="Times New Roman"/>
-              </w:rPr>
-              <w:t>Ôn tập Đánh giá định kỳ 1</w:t>
-            </w:r>
-          </w:p>
-        </w:tc>
+        <w:trPr>
+          <w:cantSplit/>
+        </w:trPr>
         <w:tc>
           <w:tcPr>
             <w:tcW w:type="dxa" w:w="624"/>
-            <w:vAlign w:val="center"/>
-            <w:tcW w:w="623" w:type="dxa"/>
-          </w:tcPr>
-          <w:p>
-            <w:pPr>
-              <w:spacing w:before="40" w:after="40" w:line="276" w:lineRule="auto"/>
-              <w:jc w:val="center"/>
-            </w:pPr>
-            <w:r>
-              <w:rPr>
-                <w:rFonts w:ascii="Times New Roman" w:hAnsi="Times New Roman"/>
-                <w:sz w:val="26"/>
-                <w:rFonts w:ascii="Times New Roman" w:hAnsi="Times New Roman" w:cs="Times New Roman"/>
+            <w:tcMar>
+              <w:top w:w="80" w:type="dxa"/>
+              <w:bottom w:w="80" w:type="dxa"/>
+              <w:left w:w="100" w:type="dxa"/>
+              <w:right w:w="100" w:type="dxa"/>
+            </w:tcMar>
+          </w:tcPr>
+          <w:p>
+            <w:pPr>
+              <w:spacing w:before="40" w:after="40" w:line="276" w:lineRule="auto"/>
+              <w:jc w:val="center"/>
+            </w:pPr>
+            <w:r>
+              <w:rPr>
+                <w:rFonts w:ascii="Times New Roman" w:hAnsi="Times New Roman"/>
+                <w:sz w:val="26"/>
+              </w:rPr>
+              <w:t>6</w:t>
+            </w:r>
+          </w:p>
+        </w:tc>
+        <w:tc>
+          <w:tcPr>
+            <w:tcW w:type="dxa" w:w="3175"/>
+            <w:tcMar>
+              <w:top w:w="80" w:type="dxa"/>
+              <w:bottom w:w="80" w:type="dxa"/>
+              <w:left w:w="100" w:type="dxa"/>
+              <w:right w:w="100" w:type="dxa"/>
+            </w:tcMar>
+          </w:tcPr>
+          <w:p>
+            <w:pPr>
+              <w:spacing w:before="40" w:after="40" w:line="276" w:lineRule="auto"/>
+              <w:jc w:val="left"/>
+            </w:pPr>
+            <w:r>
+              <w:rPr>
+                <w:rFonts w:ascii="Times New Roman" w:hAnsi="Times New Roman"/>
+                <w:sz w:val="26"/>
+              </w:rPr>
+              <w:t>Bài 3. Thông tin trong máy tính (Tiết 2)</w:t>
+            </w:r>
+          </w:p>
+        </w:tc>
+        <w:tc>
+          <w:tcPr>
+            <w:tcW w:type="dxa" w:w="907"/>
+            <w:tcMar>
+              <w:top w:w="80" w:type="dxa"/>
+              <w:bottom w:w="80" w:type="dxa"/>
+              <w:left w:w="100" w:type="dxa"/>
+              <w:right w:w="100" w:type="dxa"/>
+            </w:tcMar>
+          </w:tcPr>
+          <w:p>
+            <w:pPr>
+              <w:spacing w:before="40" w:after="40" w:line="276" w:lineRule="auto"/>
+              <w:jc w:val="center"/>
+            </w:pPr>
+            <w:r>
+              <w:rPr>
+                <w:rFonts w:ascii="Times New Roman" w:hAnsi="Times New Roman"/>
+                <w:sz w:val="26"/>
               </w:rPr>
               <w:t>1</w:t>
             </w:r>
@@ -2022,157 +2106,78 @@
         </w:tc>
         <w:tc>
           <w:tcPr>
-            <w:tcW w:type="dxa" w:w="794"/>
-            <w:vAlign w:val="center"/>
-            <w:tcW w:w="793" w:type="dxa"/>
-          </w:tcPr>
-          <w:p>
-            <w:pPr>
-              <w:jc w:val="center"/>
-            </w:pPr>
-            <w:r>
-              <w:rPr>
-                <w:rFonts w:ascii="Times New Roman" w:hAnsi="Times New Roman"/>
-                <w:sz w:val="26"/>
-              </w:rPr>
-              <w:t>5</w:t>
-            </w:r>
-          </w:p>
-        </w:tc>
-        <w:tc>
-          <w:tcPr>
-            <w:tcW w:type="dxa" w:w="5272"/>
-            <w:vAlign w:val="center"/>
-            <w:tcW w:w="5273" w:type="dxa"/>
-          </w:tcPr>
-          <w:p>
-            <w:pPr>
-              <w:spacing w:before="40" w:after="40" w:line="276" w:lineRule="auto"/>
-              <w:jc w:val="both"/>
-            </w:pPr>
-            <w:r>
-              <w:rPr>
-                <w:rFonts w:ascii="Times New Roman" w:hAnsi="Times New Roman"/>
-                <w:sz w:val="26"/>
-                <w:rFonts w:ascii="Times New Roman" w:hAnsi="Times New Roman" w:cs="Times New Roman"/>
-              </w:rPr>
-              <w:t>Hệ thống hóa kiến thức chuẩn bị Đánh giá định kỳ 1.</w:t>
+            <w:tcW w:type="dxa" w:w="4649"/>
+            <w:tcMar>
+              <w:top w:w="80" w:type="dxa"/>
+              <w:bottom w:w="80" w:type="dxa"/>
+              <w:left w:w="100" w:type="dxa"/>
+              <w:right w:w="100" w:type="dxa"/>
+            </w:tcMar>
+          </w:tcPr>
+          <w:p>
+            <w:pPr>
+              <w:spacing w:before="40" w:after="40" w:line="276" w:lineRule="auto"/>
+              <w:jc w:val="left"/>
+            </w:pPr>
+            <w:r>
+              <w:rPr>
+                <w:rFonts w:ascii="Times New Roman" w:hAnsi="Times New Roman"/>
+                <w:sz w:val="26"/>
+              </w:rPr>
+              <w:t>Nêu được các đơn vị đo dung lượng thông tin (Bit, Byte, KB, MB, GB, TB) và thực hiện đổi đơn vị đo thông tin đơn giản.</w:t>
             </w:r>
           </w:p>
         </w:tc>
       </w:tr>
       <w:tr>
-        <w:tc>
-          <w:tcPr>
-            <w:tcW w:type="dxa" w:w="510"/>
-            <w:vAlign w:val="center"/>
-            <w:tcW w:w="510" w:type="dxa"/>
-          </w:tcPr>
-          <w:p>
-            <w:pPr>
-              <w:jc w:val="center"/>
-            </w:pPr>
-            <w:r>
-              <w:rPr>
-                <w:rFonts w:ascii="Times New Roman" w:hAnsi="Times New Roman"/>
-                <w:sz w:val="26"/>
-              </w:rPr>
-              <w:t>6</w:t>
-            </w:r>
-          </w:p>
-        </w:tc>
-        <w:tc>
-          <w:tcPr>
-            <w:tcW w:type="dxa" w:w="2154"/>
-            <w:vAlign w:val="center"/>
-            <w:tcW w:w="2154" w:type="dxa"/>
-          </w:tcPr>
-          <w:p>
-            <w:pPr>
-              <w:spacing w:before="40" w:after="40" w:line="276" w:lineRule="auto"/>
-              <w:jc w:val="both"/>
-            </w:pPr>
-            <w:r>
-              <w:rPr>
-                <w:rFonts w:ascii="Times New Roman" w:hAnsi="Times New Roman"/>
-                <w:sz w:val="26"/>
-                <w:rFonts w:ascii="Times New Roman" w:hAnsi="Times New Roman" w:cs="Times New Roman"/>
-              </w:rPr>
-              <w:t>Đánh giá định kỳ 1</w:t>
-            </w:r>
-          </w:p>
-        </w:tc>
-        <w:tc>
-          <w:tcPr>
-            <w:tcW w:type="dxa" w:w="624"/>
-            <w:vAlign w:val="center"/>
-            <w:tcW w:w="623" w:type="dxa"/>
-          </w:tcPr>
-          <w:p>
-            <w:pPr>
-              <w:spacing w:before="40" w:after="40" w:line="276" w:lineRule="auto"/>
-              <w:jc w:val="center"/>
-            </w:pPr>
-            <w:r>
-              <w:rPr>
-                <w:rFonts w:ascii="Times New Roman" w:hAnsi="Times New Roman"/>
-                <w:sz w:val="26"/>
-                <w:rFonts w:ascii="Times New Roman" w:hAnsi="Times New Roman" w:cs="Times New Roman"/>
-              </w:rPr>
-              <w:t>1</w:t>
-            </w:r>
-          </w:p>
-        </w:tc>
-        <w:tc>
-          <w:tcPr>
-            <w:tcW w:type="dxa" w:w="794"/>
-            <w:vAlign w:val="center"/>
-            <w:tcW w:w="793" w:type="dxa"/>
-          </w:tcPr>
-          <w:p>
-            <w:pPr>
-              <w:jc w:val="center"/>
-            </w:pPr>
-            <w:r>
-              <w:rPr>
-                <w:rFonts w:ascii="Times New Roman" w:hAnsi="Times New Roman"/>
-                <w:sz w:val="26"/>
-              </w:rPr>
-              <w:t>6</w:t>
-            </w:r>
-          </w:p>
-        </w:tc>
-        <w:tc>
-          <w:tcPr>
-            <w:tcW w:type="dxa" w:w="5272"/>
-            <w:vAlign w:val="center"/>
-            <w:tcW w:w="5273" w:type="dxa"/>
-          </w:tcPr>
-          <w:p>
-            <w:pPr>
-              <w:spacing w:before="40" w:after="40" w:line="276" w:lineRule="auto"/>
-              <w:jc w:val="both"/>
-            </w:pPr>
-            <w:r>
-              <w:rPr>
-                <w:rFonts w:ascii="Times New Roman" w:hAnsi="Times New Roman"/>
-                <w:sz w:val="26"/>
-                <w:rFonts w:ascii="Times New Roman" w:hAnsi="Times New Roman" w:cs="Times New Roman"/>
-              </w:rPr>
-              <w:t>Kiểm tra đánh giá kết quả học tập.</w:t>
+        <w:trPr>
+          <w:cantSplit/>
+        </w:trPr>
+        <w:tc>
+          <w:tcPr>
+            <w:tcW w:type="dxa" w:w="9308"/>
+            <w:gridSpan w:val="4"/>
+            <w:tcMar>
+              <w:top w:w="100" w:type="dxa"/>
+              <w:bottom w:w="100" w:type="dxa"/>
+              <w:left w:w="120" w:type="dxa"/>
+              <w:right w:w="120" w:type="dxa"/>
+            </w:tcMar>
+            <w:shd w:fill="F2F2F2"/>
+          </w:tcPr>
+          <w:p>
+            <w:pPr>
+              <w:spacing w:before="60" w:after="60" w:line="276" w:lineRule="auto"/>
+              <w:jc w:val="left"/>
+            </w:pPr>
+            <w:r>
+              <w:rPr>
+                <w:rFonts w:ascii="Times New Roman" w:hAnsi="Times New Roman"/>
+                <w:b/>
+                <w:sz w:val="26"/>
+              </w:rPr>
+              <w:t>Chủ đề 2: Mạng máy tính và Internet</w:t>
             </w:r>
           </w:p>
         </w:tc>
       </w:tr>
       <w:tr>
-        <w:tc>
-          <w:tcPr>
-            <w:tcW w:type="dxa" w:w="510"/>
-            <w:vAlign w:val="center"/>
-            <w:tcW w:w="510" w:type="dxa"/>
-          </w:tcPr>
-          <w:p>
-            <w:pPr>
+        <w:trPr>
+          <w:cantSplit/>
+        </w:trPr>
+        <w:tc>
+          <w:tcPr>
+            <w:tcW w:type="dxa" w:w="624"/>
+            <w:tcMar>
+              <w:top w:w="80" w:type="dxa"/>
+              <w:bottom w:w="80" w:type="dxa"/>
+              <w:left w:w="100" w:type="dxa"/>
+              <w:right w:w="100" w:type="dxa"/>
+            </w:tcMar>
+          </w:tcPr>
+          <w:p>
+            <w:pPr>
+              <w:spacing w:before="40" w:after="40" w:line="276" w:lineRule="auto"/>
               <w:jc w:val="center"/>
             </w:pPr>
             <w:r>
@@ -2186,41 +2191,47 @@
         </w:tc>
         <w:tc>
           <w:tcPr>
-            <w:tcW w:type="dxa" w:w="2154"/>
-            <w:vAlign w:val="center"/>
-            <w:tcW w:w="2154" w:type="dxa"/>
-          </w:tcPr>
-          <w:p>
-            <w:pPr>
-              <w:spacing w:before="40" w:after="40" w:line="276" w:lineRule="auto"/>
-              <w:jc w:val="both"/>
-            </w:pPr>
-            <w:r>
-              <w:rPr>
-                <w:rFonts w:ascii="Times New Roman" w:hAnsi="Times New Roman"/>
-                <w:sz w:val="26"/>
-                <w:rFonts w:ascii="Times New Roman" w:hAnsi="Times New Roman" w:cs="Times New Roman"/>
-              </w:rPr>
-              <w:t>Bài 5. Internet</w:t>
-            </w:r>
-          </w:p>
-        </w:tc>
-        <w:tc>
-          <w:tcPr>
-            <w:tcW w:type="dxa" w:w="624"/>
-            <w:vAlign w:val="center"/>
-            <w:tcW w:w="623" w:type="dxa"/>
-          </w:tcPr>
-          <w:p>
-            <w:pPr>
-              <w:spacing w:before="40" w:after="40" w:line="276" w:lineRule="auto"/>
-              <w:jc w:val="center"/>
-            </w:pPr>
-            <w:r>
-              <w:rPr>
-                <w:rFonts w:ascii="Times New Roman" w:hAnsi="Times New Roman"/>
-                <w:sz w:val="26"/>
-                <w:rFonts w:ascii="Times New Roman" w:hAnsi="Times New Roman" w:cs="Times New Roman"/>
+            <w:tcW w:type="dxa" w:w="3175"/>
+            <w:tcMar>
+              <w:top w:w="80" w:type="dxa"/>
+              <w:bottom w:w="80" w:type="dxa"/>
+              <w:left w:w="100" w:type="dxa"/>
+              <w:right w:w="100" w:type="dxa"/>
+            </w:tcMar>
+          </w:tcPr>
+          <w:p>
+            <w:pPr>
+              <w:spacing w:before="40" w:after="40" w:line="276" w:lineRule="auto"/>
+              <w:jc w:val="left"/>
+            </w:pPr>
+            <w:r>
+              <w:rPr>
+                <w:rFonts w:ascii="Times New Roman" w:hAnsi="Times New Roman"/>
+                <w:sz w:val="26"/>
+              </w:rPr>
+              <w:t>Bài 4. Mạng máy tính (Tiết 1)</w:t>
+            </w:r>
+          </w:p>
+        </w:tc>
+        <w:tc>
+          <w:tcPr>
+            <w:tcW w:type="dxa" w:w="907"/>
+            <w:tcMar>
+              <w:top w:w="80" w:type="dxa"/>
+              <w:bottom w:w="80" w:type="dxa"/>
+              <w:left w:w="100" w:type="dxa"/>
+              <w:right w:w="100" w:type="dxa"/>
+            </w:tcMar>
+          </w:tcPr>
+          <w:p>
+            <w:pPr>
+              <w:spacing w:before="40" w:after="40" w:line="276" w:lineRule="auto"/>
+              <w:jc w:val="center"/>
+            </w:pPr>
+            <w:r>
+              <w:rPr>
+                <w:rFonts w:ascii="Times New Roman" w:hAnsi="Times New Roman"/>
+                <w:sz w:val="26"/>
               </w:rPr>
               <w:t>1</w:t>
             </w:r>
@@ -2228,51 +2239,66 @@
         </w:tc>
         <w:tc>
           <w:tcPr>
-            <w:tcW w:type="dxa" w:w="794"/>
-            <w:vAlign w:val="center"/>
-            <w:tcW w:w="793" w:type="dxa"/>
-          </w:tcPr>
-          <w:p>
-            <w:pPr>
-              <w:jc w:val="center"/>
-            </w:pPr>
-            <w:r>
-              <w:rPr>
-                <w:rFonts w:ascii="Times New Roman" w:hAnsi="Times New Roman"/>
-                <w:sz w:val="26"/>
-              </w:rPr>
-              <w:t>7</w:t>
-            </w:r>
-          </w:p>
-        </w:tc>
-        <w:tc>
-          <w:tcPr>
-            <w:tcW w:type="dxa" w:w="5272"/>
-            <w:vAlign w:val="center"/>
-            <w:tcW w:w="5273" w:type="dxa"/>
-          </w:tcPr>
-          <w:p>
-            <w:pPr>
-              <w:spacing w:before="40" w:after="40" w:line="276" w:lineRule="auto"/>
-              <w:jc w:val="both"/>
-            </w:pPr>
-            <w:r>
-              <w:rPr>
-                <w:rFonts w:ascii="Times New Roman" w:hAnsi="Times New Roman"/>
-                <w:sz w:val="26"/>
-                <w:rFonts w:ascii="Times New Roman" w:hAnsi="Times New Roman" w:cs="Times New Roman"/>
-              </w:rPr>
-              <w:t>- Biết Internet là gì.  - Biết một số đặc điểm chính và lợi ích chính của Internet.</w:t>
+            <w:tcW w:type="dxa" w:w="4649"/>
+            <w:tcMar>
+              <w:top w:w="80" w:type="dxa"/>
+              <w:bottom w:w="80" w:type="dxa"/>
+              <w:left w:w="100" w:type="dxa"/>
+              <w:right w:w="100" w:type="dxa"/>
+            </w:tcMar>
+          </w:tcPr>
+          <w:p>
+            <w:pPr>
+              <w:spacing w:before="40" w:after="40" w:line="276" w:lineRule="auto"/>
+              <w:jc w:val="left"/>
+            </w:pPr>
+            <w:r>
+              <w:rPr>
+                <w:rFonts w:ascii="Times New Roman" w:hAnsi="Times New Roman"/>
+                <w:sz w:val="26"/>
+              </w:rPr>
+              <w:t>Biết khái niệm mạng máy tính và lợi ích to lớn của mạng máy tính trong chia sẻ dữ liệu và thiết bị phần cứng.</w:t>
             </w:r>
           </w:p>
         </w:tc>
       </w:tr>
       <w:tr>
-        <w:tc>
-          <w:tcPr>
-            <w:tcW w:type="dxa" w:w="9310"/>
-            <w:gridSpan w:val="5"/>
-            <w:vAlign w:val="center"/>
+        <w:trPr>
+          <w:cantSplit/>
+        </w:trPr>
+        <w:tc>
+          <w:tcPr>
+            <w:tcW w:type="dxa" w:w="624"/>
+            <w:tcMar>
+              <w:top w:w="80" w:type="dxa"/>
+              <w:bottom w:w="80" w:type="dxa"/>
+              <w:left w:w="100" w:type="dxa"/>
+              <w:right w:w="100" w:type="dxa"/>
+            </w:tcMar>
+          </w:tcPr>
+          <w:p>
+            <w:pPr>
+              <w:spacing w:before="40" w:after="40" w:line="276" w:lineRule="auto"/>
+              <w:jc w:val="center"/>
+            </w:pPr>
+            <w:r>
+              <w:rPr>
+                <w:rFonts w:ascii="Times New Roman" w:hAnsi="Times New Roman"/>
+                <w:sz w:val="26"/>
+              </w:rPr>
+              <w:t>8</w:t>
+            </w:r>
+          </w:p>
+        </w:tc>
+        <w:tc>
+          <w:tcPr>
+            <w:tcW w:type="dxa" w:w="3175"/>
+            <w:tcMar>
+              <w:top w:w="80" w:type="dxa"/>
+              <w:bottom w:w="80" w:type="dxa"/>
+              <w:left w:w="100" w:type="dxa"/>
+              <w:right w:w="100" w:type="dxa"/>
+            </w:tcMar>
           </w:tcPr>
           <w:p>
             <w:pPr>
@@ -2282,72 +2308,133 @@
             <w:r>
               <w:rPr>
                 <w:rFonts w:ascii="Times New Roman" w:hAnsi="Times New Roman"/>
-                <w:b/>
-                <w:sz w:val="26"/>
-                <w:rFonts w:ascii="Times New Roman" w:hAnsi="Times New Roman" w:cs="Times New Roman"/>
-              </w:rPr>
-              <w:t>Chủ đề 3: Tổ chức lưu trữ, tìm kiếm và trao đổi thông tin</w:t>
+                <w:sz w:val="26"/>
+              </w:rPr>
+              <w:t>Bài 4. Mạng máy tính (Tiết 2)</w:t>
+            </w:r>
+          </w:p>
+        </w:tc>
+        <w:tc>
+          <w:tcPr>
+            <w:tcW w:type="dxa" w:w="907"/>
+            <w:tcMar>
+              <w:top w:w="80" w:type="dxa"/>
+              <w:bottom w:w="80" w:type="dxa"/>
+              <w:left w:w="100" w:type="dxa"/>
+              <w:right w:w="100" w:type="dxa"/>
+            </w:tcMar>
+          </w:tcPr>
+          <w:p>
+            <w:pPr>
+              <w:spacing w:before="40" w:after="40" w:line="276" w:lineRule="auto"/>
+              <w:jc w:val="center"/>
+            </w:pPr>
+            <w:r>
+              <w:rPr>
+                <w:rFonts w:ascii="Times New Roman" w:hAnsi="Times New Roman"/>
+                <w:sz w:val="26"/>
+              </w:rPr>
+              <w:t>1</w:t>
+            </w:r>
+          </w:p>
+        </w:tc>
+        <w:tc>
+          <w:tcPr>
+            <w:tcW w:type="dxa" w:w="4649"/>
+            <w:tcMar>
+              <w:top w:w="80" w:type="dxa"/>
+              <w:bottom w:w="80" w:type="dxa"/>
+              <w:left w:w="100" w:type="dxa"/>
+              <w:right w:w="100" w:type="dxa"/>
+            </w:tcMar>
+          </w:tcPr>
+          <w:p>
+            <w:pPr>
+              <w:spacing w:before="40" w:after="40" w:line="276" w:lineRule="auto"/>
+              <w:jc w:val="left"/>
+            </w:pPr>
+            <w:r>
+              <w:rPr>
+                <w:rFonts w:ascii="Times New Roman" w:hAnsi="Times New Roman"/>
+                <w:sz w:val="26"/>
+              </w:rPr>
+              <w:t>Nhận biết các thành phần chính của mạng máy tính (thiết bị đầu cuối, thiết bị kết nối, phần mềm mạng); phân biệt mạng có dây và không dây.</w:t>
             </w:r>
           </w:p>
         </w:tc>
       </w:tr>
       <w:tr>
-        <w:tc>
-          <w:tcPr>
-            <w:tcW w:type="dxa" w:w="510"/>
-            <w:vAlign w:val="center"/>
-            <w:tcW w:w="510" w:type="dxa"/>
-          </w:tcPr>
-          <w:p>
-            <w:pPr>
-              <w:jc w:val="center"/>
-            </w:pPr>
-            <w:r>
-              <w:rPr>
-                <w:rFonts w:ascii="Times New Roman" w:hAnsi="Times New Roman"/>
-                <w:sz w:val="26"/>
-              </w:rPr>
-              <w:t>8</w:t>
-            </w:r>
-          </w:p>
-        </w:tc>
-        <w:tc>
-          <w:tcPr>
-            <w:tcW w:type="dxa" w:w="2154"/>
-            <w:vAlign w:val="center"/>
-            <w:tcW w:w="2154" w:type="dxa"/>
-          </w:tcPr>
-          <w:p>
-            <w:pPr>
-              <w:spacing w:before="40" w:after="40" w:line="276" w:lineRule="auto"/>
-              <w:jc w:val="both"/>
-            </w:pPr>
-            <w:r>
-              <w:rPr>
-                <w:rFonts w:ascii="Times New Roman" w:hAnsi="Times New Roman"/>
-                <w:sz w:val="26"/>
-                <w:rFonts w:ascii="Times New Roman" w:hAnsi="Times New Roman" w:cs="Times New Roman"/>
-              </w:rPr>
-              <w:t>Bài 6. Mạng thông tin toàn cầu</w:t>
-            </w:r>
-          </w:p>
-        </w:tc>
+        <w:trPr>
+          <w:cantSplit/>
+        </w:trPr>
         <w:tc>
           <w:tcPr>
             <w:tcW w:type="dxa" w:w="624"/>
-            <w:vAlign w:val="center"/>
-            <w:tcW w:w="623" w:type="dxa"/>
-          </w:tcPr>
-          <w:p>
-            <w:pPr>
-              <w:spacing w:before="40" w:after="40" w:line="276" w:lineRule="auto"/>
-              <w:jc w:val="center"/>
-            </w:pPr>
-            <w:r>
-              <w:rPr>
-                <w:rFonts w:ascii="Times New Roman" w:hAnsi="Times New Roman"/>
-                <w:sz w:val="26"/>
-                <w:rFonts w:ascii="Times New Roman" w:hAnsi="Times New Roman" w:cs="Times New Roman"/>
+            <w:tcMar>
+              <w:top w:w="80" w:type="dxa"/>
+              <w:bottom w:w="80" w:type="dxa"/>
+              <w:left w:w="100" w:type="dxa"/>
+              <w:right w:w="100" w:type="dxa"/>
+            </w:tcMar>
+          </w:tcPr>
+          <w:p>
+            <w:pPr>
+              <w:spacing w:before="40" w:after="40" w:line="276" w:lineRule="auto"/>
+              <w:jc w:val="center"/>
+            </w:pPr>
+            <w:r>
+              <w:rPr>
+                <w:rFonts w:ascii="Times New Roman" w:hAnsi="Times New Roman"/>
+                <w:sz w:val="26"/>
+              </w:rPr>
+              <w:t>9</w:t>
+            </w:r>
+          </w:p>
+        </w:tc>
+        <w:tc>
+          <w:tcPr>
+            <w:tcW w:type="dxa" w:w="3175"/>
+            <w:tcMar>
+              <w:top w:w="80" w:type="dxa"/>
+              <w:bottom w:w="80" w:type="dxa"/>
+              <w:left w:w="100" w:type="dxa"/>
+              <w:right w:w="100" w:type="dxa"/>
+            </w:tcMar>
+          </w:tcPr>
+          <w:p>
+            <w:pPr>
+              <w:spacing w:before="40" w:after="40" w:line="276" w:lineRule="auto"/>
+              <w:jc w:val="left"/>
+            </w:pPr>
+            <w:r>
+              <w:rPr>
+                <w:rFonts w:ascii="Times New Roman" w:hAnsi="Times New Roman"/>
+                <w:b/>
+                <w:sz w:val="26"/>
+              </w:rPr>
+              <w:t>Ôn tập Đánh giá định kỳ 1</w:t>
+            </w:r>
+          </w:p>
+        </w:tc>
+        <w:tc>
+          <w:tcPr>
+            <w:tcW w:type="dxa" w:w="907"/>
+            <w:tcMar>
+              <w:top w:w="80" w:type="dxa"/>
+              <w:bottom w:w="80" w:type="dxa"/>
+              <w:left w:w="100" w:type="dxa"/>
+              <w:right w:w="100" w:type="dxa"/>
+            </w:tcMar>
+          </w:tcPr>
+          <w:p>
+            <w:pPr>
+              <w:spacing w:before="40" w:after="40" w:line="276" w:lineRule="auto"/>
+              <w:jc w:val="center"/>
+            </w:pPr>
+            <w:r>
+              <w:rPr>
+                <w:rFonts w:ascii="Times New Roman" w:hAnsi="Times New Roman"/>
+                <w:sz w:val="26"/>
               </w:rPr>
               <w:t>1</w:t>
             </w:r>
@@ -2355,102 +2442,101 @@
         </w:tc>
         <w:tc>
           <w:tcPr>
-            <w:tcW w:type="dxa" w:w="794"/>
-            <w:vAlign w:val="center"/>
-            <w:tcW w:w="793" w:type="dxa"/>
-          </w:tcPr>
-          <w:p>
-            <w:pPr>
-              <w:jc w:val="center"/>
-            </w:pPr>
-            <w:r>
-              <w:rPr>
-                <w:rFonts w:ascii="Times New Roman" w:hAnsi="Times New Roman"/>
-                <w:sz w:val="26"/>
-              </w:rPr>
-              <w:t>8</w:t>
-            </w:r>
-          </w:p>
-        </w:tc>
-        <w:tc>
-          <w:tcPr>
-            <w:tcW w:type="dxa" w:w="5272"/>
-            <w:vAlign w:val="center"/>
-            <w:tcW w:w="5273" w:type="dxa"/>
-          </w:tcPr>
-          <w:p>
-            <w:pPr>
-              <w:spacing w:before="40" w:after="40" w:line="276" w:lineRule="auto"/>
-              <w:jc w:val="both"/>
-            </w:pPr>
-            <w:r>
-              <w:rPr>
-                <w:rFonts w:ascii="Times New Roman" w:hAnsi="Times New Roman"/>
-                <w:sz w:val="26"/>
-                <w:rFonts w:ascii="Times New Roman" w:hAnsi="Times New Roman" w:cs="Times New Roman"/>
-              </w:rPr>
-              <w:t>- Trình bày sơ lược các khái niệm World Wide Web (WWW), Website, địa chỉ Website, trình duyệt.  - Xem và nêu thông tin chính trên trang web cho trước.  - Khai thác thông tin trên các trang web thông dụng (tra từ điển, xem thời tiết, thời sự,...).</w:t>
+            <w:tcW w:type="dxa" w:w="4649"/>
+            <w:tcMar>
+              <w:top w:w="80" w:type="dxa"/>
+              <w:bottom w:w="80" w:type="dxa"/>
+              <w:left w:w="100" w:type="dxa"/>
+              <w:right w:w="100" w:type="dxa"/>
+            </w:tcMar>
+          </w:tcPr>
+          <w:p>
+            <w:pPr>
+              <w:spacing w:before="40" w:after="40" w:line="276" w:lineRule="auto"/>
+              <w:jc w:val="left"/>
+            </w:pPr>
+            <w:r>
+              <w:rPr>
+                <w:rFonts w:ascii="Times New Roman" w:hAnsi="Times New Roman"/>
+                <w:sz w:val="26"/>
+              </w:rPr>
+              <w:t>Hệ thống hóa kiến thức về thông tin, dữ liệu, biểu diễn thông tin dạng bit và các thành phần của mạng máy tính.</w:t>
             </w:r>
           </w:p>
         </w:tc>
       </w:tr>
       <w:tr>
-        <w:tc>
-          <w:tcPr>
-            <w:tcW w:type="dxa" w:w="510"/>
-            <w:vAlign w:val="center"/>
-            <w:tcW w:w="510" w:type="dxa"/>
-          </w:tcPr>
-          <w:p>
-            <w:pPr>
-              <w:jc w:val="center"/>
-            </w:pPr>
-            <w:r>
-              <w:rPr>
-                <w:rFonts w:ascii="Times New Roman" w:hAnsi="Times New Roman"/>
-                <w:sz w:val="26"/>
-              </w:rPr>
-              <w:t>9</w:t>
-            </w:r>
-          </w:p>
-        </w:tc>
-        <w:tc>
-          <w:tcPr>
-            <w:tcW w:type="dxa" w:w="2154"/>
-            <w:vAlign w:val="center"/>
-            <w:tcW w:w="2154" w:type="dxa"/>
-          </w:tcPr>
-          <w:p>
-            <w:pPr>
-              <w:spacing w:before="40" w:after="40" w:line="276" w:lineRule="auto"/>
-              <w:jc w:val="both"/>
-            </w:pPr>
-            <w:r>
-              <w:rPr>
-                <w:rFonts w:ascii="Times New Roman" w:hAnsi="Times New Roman"/>
-                <w:sz w:val="26"/>
-                <w:rFonts w:ascii="Times New Roman" w:hAnsi="Times New Roman" w:cs="Times New Roman"/>
-              </w:rPr>
-              <w:t>Bài 7. Tìm kiếm thông tin trên Internet</w:t>
-            </w:r>
-          </w:p>
-        </w:tc>
+        <w:trPr>
+          <w:cantSplit/>
+        </w:trPr>
         <w:tc>
           <w:tcPr>
             <w:tcW w:type="dxa" w:w="624"/>
-            <w:vAlign w:val="center"/>
-            <w:tcW w:w="623" w:type="dxa"/>
-          </w:tcPr>
-          <w:p>
-            <w:pPr>
-              <w:spacing w:before="40" w:after="40" w:line="276" w:lineRule="auto"/>
-              <w:jc w:val="center"/>
-            </w:pPr>
-            <w:r>
-              <w:rPr>
-                <w:rFonts w:ascii="Times New Roman" w:hAnsi="Times New Roman"/>
-                <w:sz w:val="26"/>
-                <w:rFonts w:ascii="Times New Roman" w:hAnsi="Times New Roman" w:cs="Times New Roman"/>
+            <w:tcMar>
+              <w:top w:w="80" w:type="dxa"/>
+              <w:bottom w:w="80" w:type="dxa"/>
+              <w:left w:w="100" w:type="dxa"/>
+              <w:right w:w="100" w:type="dxa"/>
+            </w:tcMar>
+          </w:tcPr>
+          <w:p>
+            <w:pPr>
+              <w:spacing w:before="40" w:after="40" w:line="276" w:lineRule="auto"/>
+              <w:jc w:val="center"/>
+            </w:pPr>
+            <w:r>
+              <w:rPr>
+                <w:rFonts w:ascii="Times New Roman" w:hAnsi="Times New Roman"/>
+                <w:sz w:val="26"/>
+              </w:rPr>
+              <w:t>10</w:t>
+            </w:r>
+          </w:p>
+        </w:tc>
+        <w:tc>
+          <w:tcPr>
+            <w:tcW w:type="dxa" w:w="3175"/>
+            <w:tcMar>
+              <w:top w:w="80" w:type="dxa"/>
+              <w:bottom w:w="80" w:type="dxa"/>
+              <w:left w:w="100" w:type="dxa"/>
+              <w:right w:w="100" w:type="dxa"/>
+            </w:tcMar>
+          </w:tcPr>
+          <w:p>
+            <w:pPr>
+              <w:spacing w:before="40" w:after="40" w:line="276" w:lineRule="auto"/>
+              <w:jc w:val="left"/>
+            </w:pPr>
+            <w:r>
+              <w:rPr>
+                <w:rFonts w:ascii="Times New Roman" w:hAnsi="Times New Roman"/>
+                <w:b/>
+                <w:sz w:val="26"/>
+              </w:rPr>
+              <w:t>Đánh giá định kỳ 1</w:t>
+            </w:r>
+          </w:p>
+        </w:tc>
+        <w:tc>
+          <w:tcPr>
+            <w:tcW w:type="dxa" w:w="907"/>
+            <w:tcMar>
+              <w:top w:w="80" w:type="dxa"/>
+              <w:bottom w:w="80" w:type="dxa"/>
+              <w:left w:w="100" w:type="dxa"/>
+              <w:right w:w="100" w:type="dxa"/>
+            </w:tcMar>
+          </w:tcPr>
+          <w:p>
+            <w:pPr>
+              <w:spacing w:before="40" w:after="40" w:line="276" w:lineRule="auto"/>
+              <w:jc w:val="center"/>
+            </w:pPr>
+            <w:r>
+              <w:rPr>
+                <w:rFonts w:ascii="Times New Roman" w:hAnsi="Times New Roman"/>
+                <w:sz w:val="26"/>
               </w:rPr>
               <w:t>1</w:t>
             </w:r>
@@ -2458,102 +2544,100 @@
         </w:tc>
         <w:tc>
           <w:tcPr>
-            <w:tcW w:type="dxa" w:w="794"/>
-            <w:vAlign w:val="center"/>
-            <w:tcW w:w="793" w:type="dxa"/>
-          </w:tcPr>
-          <w:p>
-            <w:pPr>
-              <w:jc w:val="center"/>
-            </w:pPr>
-            <w:r>
-              <w:rPr>
-                <w:rFonts w:ascii="Times New Roman" w:hAnsi="Times New Roman"/>
-                <w:sz w:val="26"/>
-              </w:rPr>
-              <w:t>9</w:t>
-            </w:r>
-          </w:p>
-        </w:tc>
-        <w:tc>
-          <w:tcPr>
-            <w:tcW w:type="dxa" w:w="5272"/>
-            <w:vAlign w:val="center"/>
-            <w:tcW w:w="5273" w:type="dxa"/>
-          </w:tcPr>
-          <w:p>
-            <w:pPr>
-              <w:spacing w:before="40" w:after="40" w:line="276" w:lineRule="auto"/>
-              <w:jc w:val="both"/>
-            </w:pPr>
-            <w:r>
-              <w:rPr>
-                <w:rFonts w:ascii="Times New Roman" w:hAnsi="Times New Roman"/>
-                <w:sz w:val="26"/>
-                <w:rFonts w:ascii="Times New Roman" w:hAnsi="Times New Roman" w:cs="Times New Roman"/>
-              </w:rPr>
-              <w:t>- Nêu công dụng của máy tìm kiếm; xác định từ khóa ứng với mục đích tìm kiếm cho trước.  - Thực hiện việc tìm kiếm và khai thác thông tin trên Internet.</w:t>
+            <w:tcW w:type="dxa" w:w="4649"/>
+            <w:tcMar>
+              <w:top w:w="80" w:type="dxa"/>
+              <w:bottom w:w="80" w:type="dxa"/>
+              <w:left w:w="100" w:type="dxa"/>
+              <w:right w:w="100" w:type="dxa"/>
+            </w:tcMar>
+          </w:tcPr>
+          <w:p>
+            <w:pPr>
+              <w:spacing w:before="40" w:after="40" w:line="276" w:lineRule="auto"/>
+              <w:jc w:val="left"/>
+            </w:pPr>
+            <w:r>
+              <w:rPr>
+                <w:rFonts w:ascii="Times New Roman" w:hAnsi="Times New Roman"/>
+                <w:sz w:val="26"/>
+              </w:rPr>
+              <w:t>Kiểm tra, đánh giá mức độ đạt chuẩn kiến thức và tư duy phân tích thông tin, mạng máy tính giữa Học kì 1.</w:t>
             </w:r>
           </w:p>
         </w:tc>
       </w:tr>
       <w:tr>
-        <w:tc>
-          <w:tcPr>
-            <w:tcW w:type="dxa" w:w="510"/>
-            <w:vAlign w:val="center"/>
-            <w:tcW w:w="510" w:type="dxa"/>
-          </w:tcPr>
-          <w:p>
-            <w:pPr>
-              <w:jc w:val="center"/>
-            </w:pPr>
-            <w:r>
-              <w:rPr>
-                <w:rFonts w:ascii="Times New Roman" w:hAnsi="Times New Roman"/>
-                <w:sz w:val="26"/>
-              </w:rPr>
-              <w:t>10</w:t>
-            </w:r>
-          </w:p>
-        </w:tc>
-        <w:tc>
-          <w:tcPr>
-            <w:tcW w:type="dxa" w:w="2154"/>
-            <w:vAlign w:val="center"/>
-            <w:tcW w:w="2154" w:type="dxa"/>
-          </w:tcPr>
-          <w:p>
-            <w:pPr>
-              <w:spacing w:before="40" w:after="40" w:line="276" w:lineRule="auto"/>
-              <w:jc w:val="both"/>
-            </w:pPr>
-            <w:r>
-              <w:rPr>
-                <w:rFonts w:ascii="Times New Roman" w:hAnsi="Times New Roman"/>
-                <w:sz w:val="26"/>
-                <w:rFonts w:ascii="Times New Roman" w:hAnsi="Times New Roman" w:cs="Times New Roman"/>
-              </w:rPr>
-              <w:t>Bài 8. Thư điện tử</w:t>
-            </w:r>
-          </w:p>
-        </w:tc>
+        <w:trPr>
+          <w:cantSplit/>
+        </w:trPr>
         <w:tc>
           <w:tcPr>
             <w:tcW w:type="dxa" w:w="624"/>
-            <w:vAlign w:val="center"/>
-            <w:tcW w:w="623" w:type="dxa"/>
-          </w:tcPr>
-          <w:p>
-            <w:pPr>
-              <w:spacing w:before="40" w:after="40" w:line="276" w:lineRule="auto"/>
-              <w:jc w:val="center"/>
-            </w:pPr>
-            <w:r>
-              <w:rPr>
-                <w:rFonts w:ascii="Times New Roman" w:hAnsi="Times New Roman"/>
-                <w:sz w:val="26"/>
-                <w:rFonts w:ascii="Times New Roman" w:hAnsi="Times New Roman" w:cs="Times New Roman"/>
+            <w:tcMar>
+              <w:top w:w="80" w:type="dxa"/>
+              <w:bottom w:w="80" w:type="dxa"/>
+              <w:left w:w="100" w:type="dxa"/>
+              <w:right w:w="100" w:type="dxa"/>
+            </w:tcMar>
+          </w:tcPr>
+          <w:p>
+            <w:pPr>
+              <w:spacing w:before="40" w:after="40" w:line="276" w:lineRule="auto"/>
+              <w:jc w:val="center"/>
+            </w:pPr>
+            <w:r>
+              <w:rPr>
+                <w:rFonts w:ascii="Times New Roman" w:hAnsi="Times New Roman"/>
+                <w:sz w:val="26"/>
+              </w:rPr>
+              <w:t>11</w:t>
+            </w:r>
+          </w:p>
+        </w:tc>
+        <w:tc>
+          <w:tcPr>
+            <w:tcW w:type="dxa" w:w="3175"/>
+            <w:tcMar>
+              <w:top w:w="80" w:type="dxa"/>
+              <w:bottom w:w="80" w:type="dxa"/>
+              <w:left w:w="100" w:type="dxa"/>
+              <w:right w:w="100" w:type="dxa"/>
+            </w:tcMar>
+          </w:tcPr>
+          <w:p>
+            <w:pPr>
+              <w:spacing w:before="40" w:after="40" w:line="276" w:lineRule="auto"/>
+              <w:jc w:val="left"/>
+            </w:pPr>
+            <w:r>
+              <w:rPr>
+                <w:rFonts w:ascii="Times New Roman" w:hAnsi="Times New Roman"/>
+                <w:sz w:val="26"/>
+              </w:rPr>
+              <w:t>Bài 5. Internet (Tiết 1)</w:t>
+            </w:r>
+          </w:p>
+        </w:tc>
+        <w:tc>
+          <w:tcPr>
+            <w:tcW w:type="dxa" w:w="907"/>
+            <w:tcMar>
+              <w:top w:w="80" w:type="dxa"/>
+              <w:bottom w:w="80" w:type="dxa"/>
+              <w:left w:w="100" w:type="dxa"/>
+              <w:right w:w="100" w:type="dxa"/>
+            </w:tcMar>
+          </w:tcPr>
+          <w:p>
+            <w:pPr>
+              <w:spacing w:before="40" w:after="40" w:line="276" w:lineRule="auto"/>
+              <w:jc w:val="center"/>
+            </w:pPr>
+            <w:r>
+              <w:rPr>
+                <w:rFonts w:ascii="Times New Roman" w:hAnsi="Times New Roman"/>
+                <w:sz w:val="26"/>
               </w:rPr>
               <w:t>1</w:t>
             </w:r>
@@ -2561,102 +2645,100 @@
         </w:tc>
         <w:tc>
           <w:tcPr>
-            <w:tcW w:type="dxa" w:w="794"/>
-            <w:vAlign w:val="center"/>
-            <w:tcW w:w="793" w:type="dxa"/>
-          </w:tcPr>
-          <w:p>
-            <w:pPr>
-              <w:jc w:val="center"/>
-            </w:pPr>
-            <w:r>
-              <w:rPr>
-                <w:rFonts w:ascii="Times New Roman" w:hAnsi="Times New Roman"/>
-                <w:sz w:val="26"/>
-              </w:rPr>
-              <w:t>10</w:t>
-            </w:r>
-          </w:p>
-        </w:tc>
-        <w:tc>
-          <w:tcPr>
-            <w:tcW w:type="dxa" w:w="5272"/>
-            <w:vAlign w:val="center"/>
-            <w:tcW w:w="5273" w:type="dxa"/>
-          </w:tcPr>
-          <w:p>
-            <w:pPr>
-              <w:spacing w:before="40" w:after="40" w:line="276" w:lineRule="auto"/>
-              <w:jc w:val="both"/>
-            </w:pPr>
-            <w:r>
-              <w:rPr>
-                <w:rFonts w:ascii="Times New Roman" w:hAnsi="Times New Roman"/>
-                <w:sz w:val="26"/>
-                <w:rFonts w:ascii="Times New Roman" w:hAnsi="Times New Roman" w:cs="Times New Roman"/>
-              </w:rPr>
-              <w:t>- Hiểu dịch vụ thư điện tử, ưu/nhược điểm so với các phương thức liên lạc khác.  - Biết tài khoản, hộp thư điện tử; đăng nhập, soạn, gửi, đăng xuất hộp thư điện tử.</w:t>
+            <w:tcW w:type="dxa" w:w="4649"/>
+            <w:tcMar>
+              <w:top w:w="80" w:type="dxa"/>
+              <w:bottom w:w="80" w:type="dxa"/>
+              <w:left w:w="100" w:type="dxa"/>
+              <w:right w:w="100" w:type="dxa"/>
+            </w:tcMar>
+          </w:tcPr>
+          <w:p>
+            <w:pPr>
+              <w:spacing w:before="40" w:after="40" w:line="276" w:lineRule="auto"/>
+              <w:jc w:val="left"/>
+            </w:pPr>
+            <w:r>
+              <w:rPr>
+                <w:rFonts w:ascii="Times New Roman" w:hAnsi="Times New Roman"/>
+                <w:sz w:val="26"/>
+              </w:rPr>
+              <w:t>Nêu được định nghĩa Internet; phân tích các đặc điểm chính và vai trò to lớn của Internet trong học tập, giao tiếp, giải trí.</w:t>
             </w:r>
           </w:p>
         </w:tc>
       </w:tr>
       <w:tr>
-        <w:tc>
-          <w:tcPr>
-            <w:tcW w:type="dxa" w:w="510"/>
-            <w:vAlign w:val="center"/>
-            <w:tcW w:w="510" w:type="dxa"/>
-          </w:tcPr>
-          <w:p>
-            <w:pPr>
-              <w:jc w:val="center"/>
-            </w:pPr>
-            <w:r>
-              <w:rPr>
-                <w:rFonts w:ascii="Times New Roman" w:hAnsi="Times New Roman"/>
-                <w:sz w:val="26"/>
-              </w:rPr>
-              <w:t>11</w:t>
-            </w:r>
-          </w:p>
-        </w:tc>
-        <w:tc>
-          <w:tcPr>
-            <w:tcW w:type="dxa" w:w="2154"/>
-            <w:vAlign w:val="center"/>
-            <w:tcW w:w="2154" w:type="dxa"/>
-          </w:tcPr>
-          <w:p>
-            <w:pPr>
-              <w:spacing w:before="40" w:after="40" w:line="276" w:lineRule="auto"/>
-              <w:jc w:val="both"/>
-            </w:pPr>
-            <w:r>
-              <w:rPr>
-                <w:rFonts w:ascii="Times New Roman" w:hAnsi="Times New Roman"/>
-                <w:sz w:val="26"/>
-                <w:rFonts w:ascii="Times New Roman" w:hAnsi="Times New Roman" w:cs="Times New Roman"/>
-              </w:rPr>
-              <w:t>Ôn tập Đánh giá định kỳ 2</w:t>
-            </w:r>
-          </w:p>
-        </w:tc>
+        <w:trPr>
+          <w:cantSplit/>
+        </w:trPr>
         <w:tc>
           <w:tcPr>
             <w:tcW w:type="dxa" w:w="624"/>
-            <w:vAlign w:val="center"/>
-            <w:tcW w:w="623" w:type="dxa"/>
-          </w:tcPr>
-          <w:p>
-            <w:pPr>
-              <w:spacing w:before="40" w:after="40" w:line="276" w:lineRule="auto"/>
-              <w:jc w:val="center"/>
-            </w:pPr>
-            <w:r>
-              <w:rPr>
-                <w:rFonts w:ascii="Times New Roman" w:hAnsi="Times New Roman"/>
-                <w:sz w:val="26"/>
-                <w:rFonts w:ascii="Times New Roman" w:hAnsi="Times New Roman" w:cs="Times New Roman"/>
+            <w:tcMar>
+              <w:top w:w="80" w:type="dxa"/>
+              <w:bottom w:w="80" w:type="dxa"/>
+              <w:left w:w="100" w:type="dxa"/>
+              <w:right w:w="100" w:type="dxa"/>
+            </w:tcMar>
+          </w:tcPr>
+          <w:p>
+            <w:pPr>
+              <w:spacing w:before="40" w:after="40" w:line="276" w:lineRule="auto"/>
+              <w:jc w:val="center"/>
+            </w:pPr>
+            <w:r>
+              <w:rPr>
+                <w:rFonts w:ascii="Times New Roman" w:hAnsi="Times New Roman"/>
+                <w:sz w:val="26"/>
+              </w:rPr>
+              <w:t>12</w:t>
+            </w:r>
+          </w:p>
+        </w:tc>
+        <w:tc>
+          <w:tcPr>
+            <w:tcW w:type="dxa" w:w="3175"/>
+            <w:tcMar>
+              <w:top w:w="80" w:type="dxa"/>
+              <w:bottom w:w="80" w:type="dxa"/>
+              <w:left w:w="100" w:type="dxa"/>
+              <w:right w:w="100" w:type="dxa"/>
+            </w:tcMar>
+          </w:tcPr>
+          <w:p>
+            <w:pPr>
+              <w:spacing w:before="40" w:after="40" w:line="276" w:lineRule="auto"/>
+              <w:jc w:val="left"/>
+            </w:pPr>
+            <w:r>
+              <w:rPr>
+                <w:rFonts w:ascii="Times New Roman" w:hAnsi="Times New Roman"/>
+                <w:sz w:val="26"/>
+              </w:rPr>
+              <w:t>Bài 5. Internet (Tiết 2)</w:t>
+            </w:r>
+          </w:p>
+        </w:tc>
+        <w:tc>
+          <w:tcPr>
+            <w:tcW w:type="dxa" w:w="907"/>
+            <w:tcMar>
+              <w:top w:w="80" w:type="dxa"/>
+              <w:bottom w:w="80" w:type="dxa"/>
+              <w:left w:w="100" w:type="dxa"/>
+              <w:right w:w="100" w:type="dxa"/>
+            </w:tcMar>
+          </w:tcPr>
+          <w:p>
+            <w:pPr>
+              <w:spacing w:before="40" w:after="40" w:line="276" w:lineRule="auto"/>
+              <w:jc w:val="center"/>
+            </w:pPr>
+            <w:r>
+              <w:rPr>
+                <w:rFonts w:ascii="Times New Roman" w:hAnsi="Times New Roman"/>
+                <w:sz w:val="26"/>
               </w:rPr>
               <w:t>1</w:t>
             </w:r>
@@ -2664,102 +2746,100 @@
         </w:tc>
         <w:tc>
           <w:tcPr>
-            <w:tcW w:type="dxa" w:w="794"/>
-            <w:vAlign w:val="center"/>
-            <w:tcW w:w="793" w:type="dxa"/>
-          </w:tcPr>
-          <w:p>
-            <w:pPr>
-              <w:jc w:val="center"/>
-            </w:pPr>
-            <w:r>
-              <w:rPr>
-                <w:rFonts w:ascii="Times New Roman" w:hAnsi="Times New Roman"/>
-                <w:sz w:val="26"/>
-              </w:rPr>
-              <w:t>11</w:t>
-            </w:r>
-          </w:p>
-        </w:tc>
-        <w:tc>
-          <w:tcPr>
-            <w:tcW w:type="dxa" w:w="5272"/>
-            <w:vAlign w:val="center"/>
-            <w:tcW w:w="5273" w:type="dxa"/>
-          </w:tcPr>
-          <w:p>
-            <w:pPr>
-              <w:spacing w:before="40" w:after="40" w:line="276" w:lineRule="auto"/>
-              <w:jc w:val="both"/>
-            </w:pPr>
-            <w:r>
-              <w:rPr>
-                <w:rFonts w:ascii="Times New Roman" w:hAnsi="Times New Roman"/>
-                <w:sz w:val="26"/>
-                <w:rFonts w:ascii="Times New Roman" w:hAnsi="Times New Roman" w:cs="Times New Roman"/>
-              </w:rPr>
-              <w:t>Hệ thống hóa kiến thức chuẩn bị Đánh giá định kỳ 2.</w:t>
+            <w:tcW w:type="dxa" w:w="4649"/>
+            <w:tcMar>
+              <w:top w:w="80" w:type="dxa"/>
+              <w:bottom w:w="80" w:type="dxa"/>
+              <w:left w:w="100" w:type="dxa"/>
+              <w:right w:w="100" w:type="dxa"/>
+            </w:tcMar>
+          </w:tcPr>
+          <w:p>
+            <w:pPr>
+              <w:spacing w:before="40" w:after="40" w:line="276" w:lineRule="auto"/>
+              <w:jc w:val="left"/>
+            </w:pPr>
+            <w:r>
+              <w:rPr>
+                <w:rFonts w:ascii="Times New Roman" w:hAnsi="Times New Roman"/>
+                <w:sz w:val="26"/>
+              </w:rPr>
+              <w:t>Tìm hiểu các phương thức kết nối Internet phổ biến; thực hành kiểm tra kết nối mạng và nhận biết các sự cố kết nối cơ bản.</w:t>
             </w:r>
           </w:p>
         </w:tc>
       </w:tr>
       <w:tr>
-        <w:tc>
-          <w:tcPr>
-            <w:tcW w:type="dxa" w:w="510"/>
-            <w:vAlign w:val="center"/>
-            <w:tcW w:w="510" w:type="dxa"/>
-          </w:tcPr>
-          <w:p>
-            <w:pPr>
-              <w:jc w:val="center"/>
-            </w:pPr>
-            <w:r>
-              <w:rPr>
-                <w:rFonts w:ascii="Times New Roman" w:hAnsi="Times New Roman"/>
-                <w:sz w:val="26"/>
-              </w:rPr>
-              <w:t>12</w:t>
-            </w:r>
-          </w:p>
-        </w:tc>
-        <w:tc>
-          <w:tcPr>
-            <w:tcW w:type="dxa" w:w="2154"/>
-            <w:vAlign w:val="center"/>
-            <w:tcW w:w="2154" w:type="dxa"/>
-          </w:tcPr>
-          <w:p>
-            <w:pPr>
-              <w:spacing w:before="40" w:after="40" w:line="276" w:lineRule="auto"/>
-              <w:jc w:val="both"/>
-            </w:pPr>
-            <w:r>
-              <w:rPr>
-                <w:rFonts w:ascii="Times New Roman" w:hAnsi="Times New Roman"/>
-                <w:sz w:val="26"/>
-                <w:rFonts w:ascii="Times New Roman" w:hAnsi="Times New Roman" w:cs="Times New Roman"/>
-              </w:rPr>
-              <w:t>Đánh giá định kỳ 2</w:t>
-            </w:r>
-          </w:p>
-        </w:tc>
+        <w:trPr>
+          <w:cantSplit/>
+        </w:trPr>
         <w:tc>
           <w:tcPr>
             <w:tcW w:type="dxa" w:w="624"/>
-            <w:vAlign w:val="center"/>
-            <w:tcW w:w="623" w:type="dxa"/>
-          </w:tcPr>
-          <w:p>
-            <w:pPr>
-              <w:spacing w:before="40" w:after="40" w:line="276" w:lineRule="auto"/>
-              <w:jc w:val="center"/>
-            </w:pPr>
-            <w:r>
-              <w:rPr>
-                <w:rFonts w:ascii="Times New Roman" w:hAnsi="Times New Roman"/>
-                <w:sz w:val="26"/>
-                <w:rFonts w:ascii="Times New Roman" w:hAnsi="Times New Roman" w:cs="Times New Roman"/>
+            <w:tcMar>
+              <w:top w:w="80" w:type="dxa"/>
+              <w:bottom w:w="80" w:type="dxa"/>
+              <w:left w:w="100" w:type="dxa"/>
+              <w:right w:w="100" w:type="dxa"/>
+            </w:tcMar>
+          </w:tcPr>
+          <w:p>
+            <w:pPr>
+              <w:spacing w:before="40" w:after="40" w:line="276" w:lineRule="auto"/>
+              <w:jc w:val="center"/>
+            </w:pPr>
+            <w:r>
+              <w:rPr>
+                <w:rFonts w:ascii="Times New Roman" w:hAnsi="Times New Roman"/>
+                <w:sz w:val="26"/>
+              </w:rPr>
+              <w:t>13</w:t>
+            </w:r>
+          </w:p>
+        </w:tc>
+        <w:tc>
+          <w:tcPr>
+            <w:tcW w:type="dxa" w:w="3175"/>
+            <w:tcMar>
+              <w:top w:w="80" w:type="dxa"/>
+              <w:bottom w:w="80" w:type="dxa"/>
+              <w:left w:w="100" w:type="dxa"/>
+              <w:right w:w="100" w:type="dxa"/>
+            </w:tcMar>
+          </w:tcPr>
+          <w:p>
+            <w:pPr>
+              <w:spacing w:before="40" w:after="40" w:line="276" w:lineRule="auto"/>
+              <w:jc w:val="left"/>
+            </w:pPr>
+            <w:r>
+              <w:rPr>
+                <w:rFonts w:ascii="Times New Roman" w:hAnsi="Times New Roman"/>
+                <w:sz w:val="26"/>
+              </w:rPr>
+              <w:t>Bài 6. Mạng thông tin toàn cầu (Tiết 1)</w:t>
+            </w:r>
+          </w:p>
+        </w:tc>
+        <w:tc>
+          <w:tcPr>
+            <w:tcW w:type="dxa" w:w="907"/>
+            <w:tcMar>
+              <w:top w:w="80" w:type="dxa"/>
+              <w:bottom w:w="80" w:type="dxa"/>
+              <w:left w:w="100" w:type="dxa"/>
+              <w:right w:w="100" w:type="dxa"/>
+            </w:tcMar>
+          </w:tcPr>
+          <w:p>
+            <w:pPr>
+              <w:spacing w:before="40" w:after="40" w:line="276" w:lineRule="auto"/>
+              <w:jc w:val="center"/>
+            </w:pPr>
+            <w:r>
+              <w:rPr>
+                <w:rFonts w:ascii="Times New Roman" w:hAnsi="Times New Roman"/>
+                <w:sz w:val="26"/>
               </w:rPr>
               <w:t>1</w:t>
             </w:r>
@@ -2767,51 +2847,66 @@
         </w:tc>
         <w:tc>
           <w:tcPr>
-            <w:tcW w:type="dxa" w:w="794"/>
-            <w:vAlign w:val="center"/>
-            <w:tcW w:w="793" w:type="dxa"/>
-          </w:tcPr>
-          <w:p>
-            <w:pPr>
-              <w:jc w:val="center"/>
-            </w:pPr>
-            <w:r>
-              <w:rPr>
-                <w:rFonts w:ascii="Times New Roman" w:hAnsi="Times New Roman"/>
-                <w:sz w:val="26"/>
-              </w:rPr>
-              <w:t>12</w:t>
-            </w:r>
-          </w:p>
-        </w:tc>
-        <w:tc>
-          <w:tcPr>
-            <w:tcW w:type="dxa" w:w="5272"/>
-            <w:vAlign w:val="center"/>
-            <w:tcW w:w="5273" w:type="dxa"/>
-          </w:tcPr>
-          <w:p>
-            <w:pPr>
-              <w:spacing w:before="40" w:after="40" w:line="276" w:lineRule="auto"/>
-              <w:jc w:val="both"/>
-            </w:pPr>
-            <w:r>
-              <w:rPr>
-                <w:rFonts w:ascii="Times New Roman" w:hAnsi="Times New Roman"/>
-                <w:sz w:val="26"/>
-                <w:rFonts w:ascii="Times New Roman" w:hAnsi="Times New Roman" w:cs="Times New Roman"/>
-              </w:rPr>
-              <w:t>Kiểm tra đánh giá kết quả học tập.</w:t>
+            <w:tcW w:type="dxa" w:w="4649"/>
+            <w:tcMar>
+              <w:top w:w="80" w:type="dxa"/>
+              <w:bottom w:w="80" w:type="dxa"/>
+              <w:left w:w="100" w:type="dxa"/>
+              <w:right w:w="100" w:type="dxa"/>
+            </w:tcMar>
+          </w:tcPr>
+          <w:p>
+            <w:pPr>
+              <w:spacing w:before="40" w:after="40" w:line="276" w:lineRule="auto"/>
+              <w:jc w:val="left"/>
+            </w:pPr>
+            <w:r>
+              <w:rPr>
+                <w:rFonts w:ascii="Times New Roman" w:hAnsi="Times New Roman"/>
+                <w:sz w:val="26"/>
+              </w:rPr>
+              <w:t>Phân biệt được Internet và mạng thông tin toàn cầu (World Wide Web - WWW); nêu được khái niệm website, địa chỉ trang web.</w:t>
             </w:r>
           </w:p>
         </w:tc>
       </w:tr>
       <w:tr>
-        <w:tc>
-          <w:tcPr>
-            <w:tcW w:type="dxa" w:w="9310"/>
-            <w:gridSpan w:val="5"/>
-            <w:vAlign w:val="center"/>
+        <w:trPr>
+          <w:cantSplit/>
+        </w:trPr>
+        <w:tc>
+          <w:tcPr>
+            <w:tcW w:type="dxa" w:w="624"/>
+            <w:tcMar>
+              <w:top w:w="80" w:type="dxa"/>
+              <w:bottom w:w="80" w:type="dxa"/>
+              <w:left w:w="100" w:type="dxa"/>
+              <w:right w:w="100" w:type="dxa"/>
+            </w:tcMar>
+          </w:tcPr>
+          <w:p>
+            <w:pPr>
+              <w:spacing w:before="40" w:after="40" w:line="276" w:lineRule="auto"/>
+              <w:jc w:val="center"/>
+            </w:pPr>
+            <w:r>
+              <w:rPr>
+                <w:rFonts w:ascii="Times New Roman" w:hAnsi="Times New Roman"/>
+                <w:sz w:val="26"/>
+              </w:rPr>
+              <w:t>14</w:t>
+            </w:r>
+          </w:p>
+        </w:tc>
+        <w:tc>
+          <w:tcPr>
+            <w:tcW w:type="dxa" w:w="3175"/>
+            <w:tcMar>
+              <w:top w:w="80" w:type="dxa"/>
+              <w:bottom w:w="80" w:type="dxa"/>
+              <w:left w:w="100" w:type="dxa"/>
+              <w:right w:w="100" w:type="dxa"/>
+            </w:tcMar>
           </w:tcPr>
           <w:p>
             <w:pPr>
@@ -2821,72 +2916,132 @@
             <w:r>
               <w:rPr>
                 <w:rFonts w:ascii="Times New Roman" w:hAnsi="Times New Roman"/>
-                <w:b/>
-                <w:sz w:val="26"/>
-                <w:rFonts w:ascii="Times New Roman" w:hAnsi="Times New Roman" w:cs="Times New Roman"/>
-              </w:rPr>
-              <w:t>Chủ đề 4: Đạo đức, pháp luật và văn hóa trong môi trường số</w:t>
+                <w:sz w:val="26"/>
+              </w:rPr>
+              <w:t>Bài 6. Mạng thông tin toàn cầu (Tiết 2)</w:t>
+            </w:r>
+          </w:p>
+        </w:tc>
+        <w:tc>
+          <w:tcPr>
+            <w:tcW w:type="dxa" w:w="907"/>
+            <w:tcMar>
+              <w:top w:w="80" w:type="dxa"/>
+              <w:bottom w:w="80" w:type="dxa"/>
+              <w:left w:w="100" w:type="dxa"/>
+              <w:right w:w="100" w:type="dxa"/>
+            </w:tcMar>
+          </w:tcPr>
+          <w:p>
+            <w:pPr>
+              <w:spacing w:before="40" w:after="40" w:line="276" w:lineRule="auto"/>
+              <w:jc w:val="center"/>
+            </w:pPr>
+            <w:r>
+              <w:rPr>
+                <w:rFonts w:ascii="Times New Roman" w:hAnsi="Times New Roman"/>
+                <w:sz w:val="26"/>
+              </w:rPr>
+              <w:t>1</w:t>
+            </w:r>
+          </w:p>
+        </w:tc>
+        <w:tc>
+          <w:tcPr>
+            <w:tcW w:type="dxa" w:w="4649"/>
+            <w:tcMar>
+              <w:top w:w="80" w:type="dxa"/>
+              <w:bottom w:w="80" w:type="dxa"/>
+              <w:left w:w="100" w:type="dxa"/>
+              <w:right w:w="100" w:type="dxa"/>
+            </w:tcMar>
+          </w:tcPr>
+          <w:p>
+            <w:pPr>
+              <w:spacing w:before="40" w:after="40" w:line="276" w:lineRule="auto"/>
+              <w:jc w:val="left"/>
+            </w:pPr>
+            <w:r>
+              <w:rPr>
+                <w:rFonts w:ascii="Times New Roman" w:hAnsi="Times New Roman"/>
+                <w:sz w:val="26"/>
+              </w:rPr>
+              <w:t>Khám phá các thành phần trên trang web: siêu liên kết, trang chủ; thực hành thao tác duyệt web an toàn và hiệu quả.</w:t>
             </w:r>
           </w:p>
         </w:tc>
       </w:tr>
       <w:tr>
-        <w:tc>
-          <w:tcPr>
-            <w:tcW w:type="dxa" w:w="510"/>
-            <w:vAlign w:val="center"/>
-            <w:tcW w:w="510" w:type="dxa"/>
-          </w:tcPr>
-          <w:p>
-            <w:pPr>
-              <w:jc w:val="center"/>
-            </w:pPr>
-            <w:r>
-              <w:rPr>
-                <w:rFonts w:ascii="Times New Roman" w:hAnsi="Times New Roman"/>
-                <w:sz w:val="26"/>
-              </w:rPr>
-              <w:t>13</w:t>
-            </w:r>
-          </w:p>
-        </w:tc>
-        <w:tc>
-          <w:tcPr>
-            <w:tcW w:type="dxa" w:w="2154"/>
-            <w:vAlign w:val="center"/>
-            <w:tcW w:w="2154" w:type="dxa"/>
-          </w:tcPr>
-          <w:p>
-            <w:pPr>
-              <w:spacing w:before="40" w:after="40" w:line="276" w:lineRule="auto"/>
-              <w:jc w:val="both"/>
-            </w:pPr>
-            <w:r>
-              <w:rPr>
-                <w:rFonts w:ascii="Times New Roman" w:hAnsi="Times New Roman"/>
-                <w:sz w:val="26"/>
-                <w:rFonts w:ascii="Times New Roman" w:hAnsi="Times New Roman" w:cs="Times New Roman"/>
-              </w:rPr>
-              <w:t>Bài 9. An toàn thông tin trên Internet</w:t>
-            </w:r>
-          </w:p>
-        </w:tc>
+        <w:trPr>
+          <w:cantSplit/>
+        </w:trPr>
         <w:tc>
           <w:tcPr>
             <w:tcW w:type="dxa" w:w="624"/>
-            <w:vAlign w:val="center"/>
-            <w:tcW w:w="623" w:type="dxa"/>
-          </w:tcPr>
-          <w:p>
-            <w:pPr>
-              <w:spacing w:before="40" w:after="40" w:line="276" w:lineRule="auto"/>
-              <w:jc w:val="center"/>
-            </w:pPr>
-            <w:r>
-              <w:rPr>
-                <w:rFonts w:ascii="Times New Roman" w:hAnsi="Times New Roman"/>
-                <w:sz w:val="26"/>
-                <w:rFonts w:ascii="Times New Roman" w:hAnsi="Times New Roman" w:cs="Times New Roman"/>
+            <w:tcMar>
+              <w:top w:w="80" w:type="dxa"/>
+              <w:bottom w:w="80" w:type="dxa"/>
+              <w:left w:w="100" w:type="dxa"/>
+              <w:right w:w="100" w:type="dxa"/>
+            </w:tcMar>
+          </w:tcPr>
+          <w:p>
+            <w:pPr>
+              <w:spacing w:before="40" w:after="40" w:line="276" w:lineRule="auto"/>
+              <w:jc w:val="center"/>
+            </w:pPr>
+            <w:r>
+              <w:rPr>
+                <w:rFonts w:ascii="Times New Roman" w:hAnsi="Times New Roman"/>
+                <w:sz w:val="26"/>
+              </w:rPr>
+              <w:t>15</w:t>
+            </w:r>
+          </w:p>
+        </w:tc>
+        <w:tc>
+          <w:tcPr>
+            <w:tcW w:type="dxa" w:w="3175"/>
+            <w:tcMar>
+              <w:top w:w="80" w:type="dxa"/>
+              <w:bottom w:w="80" w:type="dxa"/>
+              <w:left w:w="100" w:type="dxa"/>
+              <w:right w:w="100" w:type="dxa"/>
+            </w:tcMar>
+          </w:tcPr>
+          <w:p>
+            <w:pPr>
+              <w:spacing w:before="40" w:after="40" w:line="276" w:lineRule="auto"/>
+              <w:jc w:val="left"/>
+            </w:pPr>
+            <w:r>
+              <w:rPr>
+                <w:rFonts w:ascii="Times New Roman" w:hAnsi="Times New Roman"/>
+                <w:sz w:val="26"/>
+              </w:rPr>
+              <w:t>Bài 7. Tìm kiếm thông tin trên Internet (Tiết 1)</w:t>
+            </w:r>
+          </w:p>
+        </w:tc>
+        <w:tc>
+          <w:tcPr>
+            <w:tcW w:type="dxa" w:w="907"/>
+            <w:tcMar>
+              <w:top w:w="80" w:type="dxa"/>
+              <w:bottom w:w="80" w:type="dxa"/>
+              <w:left w:w="100" w:type="dxa"/>
+              <w:right w:w="100" w:type="dxa"/>
+            </w:tcMar>
+          </w:tcPr>
+          <w:p>
+            <w:pPr>
+              <w:spacing w:before="40" w:after="40" w:line="276" w:lineRule="auto"/>
+              <w:jc w:val="center"/>
+            </w:pPr>
+            <w:r>
+              <w:rPr>
+                <w:rFonts w:ascii="Times New Roman" w:hAnsi="Times New Roman"/>
+                <w:sz w:val="26"/>
               </w:rPr>
               <w:t>1</w:t>
             </w:r>
@@ -2894,51 +3049,66 @@
         </w:tc>
         <w:tc>
           <w:tcPr>
-            <w:tcW w:type="dxa" w:w="794"/>
-            <w:vAlign w:val="center"/>
-            <w:tcW w:w="793" w:type="dxa"/>
-          </w:tcPr>
-          <w:p>
-            <w:pPr>
-              <w:jc w:val="center"/>
-            </w:pPr>
-            <w:r>
-              <w:rPr>
-                <w:rFonts w:ascii="Times New Roman" w:hAnsi="Times New Roman"/>
-                <w:sz w:val="26"/>
-              </w:rPr>
-              <w:t>13</w:t>
-            </w:r>
-          </w:p>
-        </w:tc>
-        <w:tc>
-          <w:tcPr>
-            <w:tcW w:type="dxa" w:w="5272"/>
-            <w:vAlign w:val="center"/>
-            <w:tcW w:w="5273" w:type="dxa"/>
-          </w:tcPr>
-          <w:p>
-            <w:pPr>
-              <w:spacing w:before="40" w:after="40" w:line="276" w:lineRule="auto"/>
-              <w:jc w:val="both"/>
-            </w:pPr>
-            <w:r>
-              <w:rPr>
-                <w:rFonts w:ascii="Times New Roman" w:hAnsi="Times New Roman"/>
-                <w:sz w:val="26"/>
-                <w:rFonts w:ascii="Times New Roman" w:hAnsi="Times New Roman" w:cs="Times New Roman"/>
-              </w:rPr>
-              <w:t>- Biết tác hại/nguy cơ khi sử dụng Internet; nêu và thực hiện biện pháp phòng ngừa.  - Trình bày tầm quan trọng của sự an toàn và hợp pháp của thông tin cá nhân/tập thể.  - Bảo vệ thông tin/tài khoản cá nhân; nhận diện thông điệp lừa đảo hoặc nội dung xấu.</w:t>
+            <w:tcW w:type="dxa" w:w="4649"/>
+            <w:tcMar>
+              <w:top w:w="80" w:type="dxa"/>
+              <w:bottom w:w="80" w:type="dxa"/>
+              <w:left w:w="100" w:type="dxa"/>
+              <w:right w:w="100" w:type="dxa"/>
+            </w:tcMar>
+          </w:tcPr>
+          <w:p>
+            <w:pPr>
+              <w:spacing w:before="40" w:after="40" w:line="276" w:lineRule="auto"/>
+              <w:jc w:val="left"/>
+            </w:pPr>
+            <w:r>
+              <w:rPr>
+                <w:rFonts w:ascii="Times New Roman" w:hAnsi="Times New Roman"/>
+                <w:sz w:val="26"/>
+              </w:rPr>
+              <w:t>Nêu được công dụng của máy tìm kiếm; biết cách lựa chọn từ khóa tìm kiếm chính xác, ngắn gọn và phù hợp với mục đích.</w:t>
             </w:r>
           </w:p>
         </w:tc>
       </w:tr>
       <w:tr>
-        <w:tc>
-          <w:tcPr>
-            <w:tcW w:type="dxa" w:w="9310"/>
-            <w:gridSpan w:val="5"/>
-            <w:vAlign w:val="center"/>
+        <w:trPr>
+          <w:cantSplit/>
+        </w:trPr>
+        <w:tc>
+          <w:tcPr>
+            <w:tcW w:type="dxa" w:w="624"/>
+            <w:tcMar>
+              <w:top w:w="80" w:type="dxa"/>
+              <w:bottom w:w="80" w:type="dxa"/>
+              <w:left w:w="100" w:type="dxa"/>
+              <w:right w:w="100" w:type="dxa"/>
+            </w:tcMar>
+          </w:tcPr>
+          <w:p>
+            <w:pPr>
+              <w:spacing w:before="40" w:after="40" w:line="276" w:lineRule="auto"/>
+              <w:jc w:val="center"/>
+            </w:pPr>
+            <w:r>
+              <w:rPr>
+                <w:rFonts w:ascii="Times New Roman" w:hAnsi="Times New Roman"/>
+                <w:sz w:val="26"/>
+              </w:rPr>
+              <w:t>16</w:t>
+            </w:r>
+          </w:p>
+        </w:tc>
+        <w:tc>
+          <w:tcPr>
+            <w:tcW w:type="dxa" w:w="3175"/>
+            <w:tcMar>
+              <w:top w:w="80" w:type="dxa"/>
+              <w:bottom w:w="80" w:type="dxa"/>
+              <w:left w:w="100" w:type="dxa"/>
+              <w:right w:w="100" w:type="dxa"/>
+            </w:tcMar>
           </w:tcPr>
           <w:p>
             <w:pPr>
@@ -2948,175 +3118,164 @@
             <w:r>
               <w:rPr>
                 <w:rFonts w:ascii="Times New Roman" w:hAnsi="Times New Roman"/>
-                <w:b/>
-                <w:sz w:val="26"/>
-                <w:rFonts w:ascii="Times New Roman" w:hAnsi="Times New Roman" w:cs="Times New Roman"/>
-              </w:rPr>
-              <w:t>Chủ đề 5: Ứng dụng tin học</w:t>
+                <w:sz w:val="26"/>
+              </w:rPr>
+              <w:t>Bài 7. Tìm kiếm thông tin trên Internet (Tiết 2)</w:t>
+            </w:r>
+          </w:p>
+        </w:tc>
+        <w:tc>
+          <w:tcPr>
+            <w:tcW w:type="dxa" w:w="907"/>
+            <w:tcMar>
+              <w:top w:w="80" w:type="dxa"/>
+              <w:bottom w:w="80" w:type="dxa"/>
+              <w:left w:w="100" w:type="dxa"/>
+              <w:right w:w="100" w:type="dxa"/>
+            </w:tcMar>
+          </w:tcPr>
+          <w:p>
+            <w:pPr>
+              <w:spacing w:before="40" w:after="40" w:line="276" w:lineRule="auto"/>
+              <w:jc w:val="center"/>
+            </w:pPr>
+            <w:r>
+              <w:rPr>
+                <w:rFonts w:ascii="Times New Roman" w:hAnsi="Times New Roman"/>
+                <w:sz w:val="26"/>
+              </w:rPr>
+              <w:t>1</w:t>
+            </w:r>
+          </w:p>
+        </w:tc>
+        <w:tc>
+          <w:tcPr>
+            <w:tcW w:type="dxa" w:w="4649"/>
+            <w:tcMar>
+              <w:top w:w="80" w:type="dxa"/>
+              <w:bottom w:w="80" w:type="dxa"/>
+              <w:left w:w="100" w:type="dxa"/>
+              <w:right w:w="100" w:type="dxa"/>
+            </w:tcMar>
+          </w:tcPr>
+          <w:p>
+            <w:pPr>
+              <w:spacing w:before="40" w:after="40" w:line="276" w:lineRule="auto"/>
+              <w:jc w:val="left"/>
+            </w:pPr>
+            <w:r>
+              <w:rPr>
+                <w:rFonts w:ascii="Times New Roman" w:hAnsi="Times New Roman"/>
+                <w:sz w:val="26"/>
+              </w:rPr>
+              <w:t>Thực hành tìm kiếm thông tin bằng máy tìm kiếm; biết cách lọc kết quả theo hình ảnh, tin tức và đánh giá độ tin cậy thông tin.</w:t>
             </w:r>
           </w:p>
         </w:tc>
       </w:tr>
       <w:tr>
-        <w:tc>
-          <w:tcPr>
-            <w:tcW w:type="dxa" w:w="510"/>
-            <w:vAlign w:val="center"/>
-            <w:tcW w:w="510" w:type="dxa"/>
-          </w:tcPr>
-          <w:p>
-            <w:pPr>
-              <w:jc w:val="center"/>
-            </w:pPr>
-            <w:r>
-              <w:rPr>
-                <w:rFonts w:ascii="Times New Roman" w:hAnsi="Times New Roman"/>
-                <w:sz w:val="26"/>
-              </w:rPr>
-              <w:t>14</w:t>
-            </w:r>
-          </w:p>
-        </w:tc>
-        <w:tc>
-          <w:tcPr>
-            <w:tcW w:type="dxa" w:w="2154"/>
-            <w:vAlign w:val="center"/>
-            <w:tcW w:w="2154" w:type="dxa"/>
-          </w:tcPr>
-          <w:p>
-            <w:pPr>
-              <w:spacing w:before="40" w:after="40" w:line="276" w:lineRule="auto"/>
-              <w:jc w:val="both"/>
-            </w:pPr>
-            <w:r>
-              <w:rPr>
-                <w:rFonts w:ascii="Times New Roman" w:hAnsi="Times New Roman"/>
-                <w:sz w:val="26"/>
-                <w:rFonts w:ascii="Times New Roman" w:hAnsi="Times New Roman" w:cs="Times New Roman"/>
-              </w:rPr>
-              <w:t>Bài 10. Sơ đồ tư duy</w:t>
-            </w:r>
-          </w:p>
-        </w:tc>
-        <w:tc>
-          <w:tcPr>
-            <w:tcW w:type="dxa" w:w="624"/>
-            <w:vAlign w:val="center"/>
-            <w:tcW w:w="623" w:type="dxa"/>
-          </w:tcPr>
-          <w:p>
-            <w:pPr>
-              <w:spacing w:before="40" w:after="40" w:line="276" w:lineRule="auto"/>
-              <w:jc w:val="center"/>
-            </w:pPr>
-            <w:r>
-              <w:rPr>
-                <w:rFonts w:ascii="Times New Roman" w:hAnsi="Times New Roman"/>
-                <w:sz w:val="26"/>
-                <w:rFonts w:ascii="Times New Roman" w:hAnsi="Times New Roman" w:cs="Times New Roman"/>
-              </w:rPr>
-              <w:t>1</w:t>
-            </w:r>
-          </w:p>
-        </w:tc>
-        <w:tc>
-          <w:tcPr>
-            <w:tcW w:type="dxa" w:w="794"/>
-            <w:vAlign w:val="center"/>
-            <w:tcW w:w="793" w:type="dxa"/>
-          </w:tcPr>
-          <w:p>
-            <w:pPr>
-              <w:jc w:val="center"/>
-            </w:pPr>
-            <w:r>
-              <w:rPr>
-                <w:rFonts w:ascii="Times New Roman" w:hAnsi="Times New Roman"/>
-                <w:sz w:val="26"/>
-              </w:rPr>
-              <w:t>14</w:t>
-            </w:r>
-          </w:p>
-        </w:tc>
-        <w:tc>
-          <w:tcPr>
-            <w:tcW w:type="dxa" w:w="5272"/>
-            <w:vAlign w:val="center"/>
-            <w:tcW w:w="5273" w:type="dxa"/>
-          </w:tcPr>
-          <w:p>
-            <w:pPr>
-              <w:spacing w:before="40" w:after="40" w:line="276" w:lineRule="auto"/>
-              <w:jc w:val="both"/>
-            </w:pPr>
-            <w:r>
-              <w:rPr>
-                <w:rFonts w:ascii="Times New Roman" w:hAnsi="Times New Roman"/>
-                <w:sz w:val="26"/>
-                <w:rFonts w:ascii="Times New Roman" w:hAnsi="Times New Roman" w:cs="Times New Roman"/>
-              </w:rPr>
-              <w:t>- Sắp xếp logic và trình bày ý tưởng/khái niệm dưới dạng sơ đồ tư duy.  - Giải thích lợi ích và nhu cầu sử dụng phần mềm sơ đồ tư duy.  - Tạo được sơ đồ tư duy đơn giản bằng phần mềm.</w:t>
+        <w:trPr>
+          <w:cantSplit/>
+        </w:trPr>
+        <w:tc>
+          <w:tcPr>
+            <w:tcW w:type="dxa" w:w="9308"/>
+            <w:gridSpan w:val="4"/>
+            <w:tcMar>
+              <w:top w:w="100" w:type="dxa"/>
+              <w:bottom w:w="100" w:type="dxa"/>
+              <w:left w:w="120" w:type="dxa"/>
+              <w:right w:w="120" w:type="dxa"/>
+            </w:tcMar>
+            <w:shd w:fill="F2F2F2"/>
+          </w:tcPr>
+          <w:p>
+            <w:pPr>
+              <w:spacing w:before="60" w:after="60" w:line="276" w:lineRule="auto"/>
+              <w:jc w:val="left"/>
+            </w:pPr>
+            <w:r>
+              <w:rPr>
+                <w:rFonts w:ascii="Times New Roman" w:hAnsi="Times New Roman"/>
+                <w:b/>
+                <w:sz w:val="26"/>
+              </w:rPr>
+              <w:t>Chủ đề 3: Tổ chức lưu trữ, tìm kiếm và trao đổi thông tin</w:t>
             </w:r>
           </w:p>
         </w:tc>
       </w:tr>
       <w:tr>
-        <w:tc>
-          <w:tcPr>
-            <w:tcW w:type="dxa" w:w="510"/>
-            <w:vAlign w:val="center"/>
-            <w:tcW w:w="510" w:type="dxa"/>
-          </w:tcPr>
-          <w:p>
-            <w:pPr>
-              <w:jc w:val="center"/>
-            </w:pPr>
-            <w:r>
-              <w:rPr>
-                <w:rFonts w:ascii="Times New Roman" w:hAnsi="Times New Roman"/>
-                <w:sz w:val="26"/>
-              </w:rPr>
-              <w:t>15</w:t>
-            </w:r>
-          </w:p>
-        </w:tc>
-        <w:tc>
-          <w:tcPr>
-            <w:tcW w:type="dxa" w:w="2154"/>
-            <w:vAlign w:val="center"/>
-            <w:tcW w:w="2154" w:type="dxa"/>
-          </w:tcPr>
-          <w:p>
-            <w:pPr>
-              <w:spacing w:before="40" w:after="40" w:line="276" w:lineRule="auto"/>
-              <w:jc w:val="both"/>
-            </w:pPr>
-            <w:r>
-              <w:rPr>
-                <w:rFonts w:ascii="Times New Roman" w:hAnsi="Times New Roman"/>
-                <w:sz w:val="26"/>
-                <w:rFonts w:ascii="Times New Roman" w:hAnsi="Times New Roman" w:cs="Times New Roman"/>
-              </w:rPr>
-              <w:t>Bài 11. Định dạng văn bản</w:t>
-            </w:r>
-          </w:p>
-        </w:tc>
+        <w:trPr>
+          <w:cantSplit/>
+        </w:trPr>
         <w:tc>
           <w:tcPr>
             <w:tcW w:type="dxa" w:w="624"/>
-            <w:vAlign w:val="center"/>
-            <w:tcW w:w="623" w:type="dxa"/>
-          </w:tcPr>
-          <w:p>
-            <w:pPr>
-              <w:spacing w:before="40" w:after="40" w:line="276" w:lineRule="auto"/>
-              <w:jc w:val="center"/>
-            </w:pPr>
-            <w:r>
-              <w:rPr>
-                <w:rFonts w:ascii="Times New Roman" w:hAnsi="Times New Roman"/>
-                <w:sz w:val="26"/>
-                <w:rFonts w:ascii="Times New Roman" w:hAnsi="Times New Roman" w:cs="Times New Roman"/>
+            <w:tcMar>
+              <w:top w:w="80" w:type="dxa"/>
+              <w:bottom w:w="80" w:type="dxa"/>
+              <w:left w:w="100" w:type="dxa"/>
+              <w:right w:w="100" w:type="dxa"/>
+            </w:tcMar>
+          </w:tcPr>
+          <w:p>
+            <w:pPr>
+              <w:spacing w:before="40" w:after="40" w:line="276" w:lineRule="auto"/>
+              <w:jc w:val="center"/>
+            </w:pPr>
+            <w:r>
+              <w:rPr>
+                <w:rFonts w:ascii="Times New Roman" w:hAnsi="Times New Roman"/>
+                <w:sz w:val="26"/>
+              </w:rPr>
+              <w:t>17</w:t>
+            </w:r>
+          </w:p>
+        </w:tc>
+        <w:tc>
+          <w:tcPr>
+            <w:tcW w:type="dxa" w:w="3175"/>
+            <w:tcMar>
+              <w:top w:w="80" w:type="dxa"/>
+              <w:bottom w:w="80" w:type="dxa"/>
+              <w:left w:w="100" w:type="dxa"/>
+              <w:right w:w="100" w:type="dxa"/>
+            </w:tcMar>
+          </w:tcPr>
+          <w:p>
+            <w:pPr>
+              <w:spacing w:before="40" w:after="40" w:line="276" w:lineRule="auto"/>
+              <w:jc w:val="left"/>
+            </w:pPr>
+            <w:r>
+              <w:rPr>
+                <w:rFonts w:ascii="Times New Roman" w:hAnsi="Times New Roman"/>
+                <w:sz w:val="26"/>
+              </w:rPr>
+              <w:t>Bài 8. Thư điện tử (Tiết 1)</w:t>
+            </w:r>
+          </w:p>
+        </w:tc>
+        <w:tc>
+          <w:tcPr>
+            <w:tcW w:type="dxa" w:w="907"/>
+            <w:tcMar>
+              <w:top w:w="80" w:type="dxa"/>
+              <w:bottom w:w="80" w:type="dxa"/>
+              <w:left w:w="100" w:type="dxa"/>
+              <w:right w:w="100" w:type="dxa"/>
+            </w:tcMar>
+          </w:tcPr>
+          <w:p>
+            <w:pPr>
+              <w:spacing w:before="40" w:after="40" w:line="276" w:lineRule="auto"/>
+              <w:jc w:val="center"/>
+            </w:pPr>
+            <w:r>
+              <w:rPr>
+                <w:rFonts w:ascii="Times New Roman" w:hAnsi="Times New Roman"/>
+                <w:sz w:val="26"/>
               </w:rPr>
               <w:t>1</w:t>
             </w:r>
@@ -3124,102 +3283,101 @@
         </w:tc>
         <w:tc>
           <w:tcPr>
-            <w:tcW w:type="dxa" w:w="794"/>
-            <w:vAlign w:val="center"/>
-            <w:tcW w:w="793" w:type="dxa"/>
-          </w:tcPr>
-          <w:p>
-            <w:pPr>
-              <w:jc w:val="center"/>
-            </w:pPr>
-            <w:r>
-              <w:rPr>
-                <w:rFonts w:ascii="Times New Roman" w:hAnsi="Times New Roman"/>
-                <w:sz w:val="26"/>
-              </w:rPr>
-              <w:t>15</w:t>
-            </w:r>
-          </w:p>
-        </w:tc>
-        <w:tc>
-          <w:tcPr>
-            <w:tcW w:type="dxa" w:w="5272"/>
-            <w:vAlign w:val="center"/>
-            <w:tcW w:w="5273" w:type="dxa"/>
-          </w:tcPr>
-          <w:p>
-            <w:pPr>
-              <w:spacing w:before="40" w:after="40" w:line="276" w:lineRule="auto"/>
-              <w:jc w:val="both"/>
-            </w:pPr>
-            <w:r>
-              <w:rPr>
-                <w:rFonts w:ascii="Times New Roman" w:hAnsi="Times New Roman"/>
-                <w:sz w:val="26"/>
-                <w:rFonts w:ascii="Times New Roman" w:hAnsi="Times New Roman" w:cs="Times New Roman"/>
-              </w:rPr>
-              <w:t>- Nêu chức năng đặc trưng của phần mềm soạn thảo văn bản.  - Trình bày tác dụng của công cụ căn lề, định dạng văn bản.  - Định dạng văn bản, trình bày trang văn bản và in.</w:t>
+            <w:tcW w:type="dxa" w:w="4649"/>
+            <w:tcMar>
+              <w:top w:w="80" w:type="dxa"/>
+              <w:bottom w:w="80" w:type="dxa"/>
+              <w:left w:w="100" w:type="dxa"/>
+              <w:right w:w="100" w:type="dxa"/>
+            </w:tcMar>
+          </w:tcPr>
+          <w:p>
+            <w:pPr>
+              <w:spacing w:before="40" w:after="40" w:line="276" w:lineRule="auto"/>
+              <w:jc w:val="left"/>
+            </w:pPr>
+            <w:r>
+              <w:rPr>
+                <w:rFonts w:ascii="Times New Roman" w:hAnsi="Times New Roman"/>
+                <w:sz w:val="26"/>
+              </w:rPr>
+              <w:t>Hiểu khái niệm thư điện tử (Email), ưu điểm so với thư truyền thống; nhận biết cấu trúc của một địa chỉ email chuẩn.</w:t>
             </w:r>
           </w:p>
         </w:tc>
       </w:tr>
       <w:tr>
-        <w:tc>
-          <w:tcPr>
-            <w:tcW w:type="dxa" w:w="510"/>
-            <w:vAlign w:val="center"/>
-            <w:tcW w:w="510" w:type="dxa"/>
-          </w:tcPr>
-          <w:p>
-            <w:pPr>
-              <w:jc w:val="center"/>
-            </w:pPr>
-            <w:r>
-              <w:rPr>
-                <w:rFonts w:ascii="Times New Roman" w:hAnsi="Times New Roman"/>
-                <w:sz w:val="26"/>
-              </w:rPr>
-              <w:t>16</w:t>
-            </w:r>
-          </w:p>
-        </w:tc>
-        <w:tc>
-          <w:tcPr>
-            <w:tcW w:type="dxa" w:w="2154"/>
-            <w:vAlign w:val="center"/>
-            <w:tcW w:w="2154" w:type="dxa"/>
-          </w:tcPr>
-          <w:p>
-            <w:pPr>
-              <w:spacing w:before="40" w:after="40" w:line="276" w:lineRule="auto"/>
-              <w:jc w:val="both"/>
-            </w:pPr>
-            <w:r>
-              <w:rPr>
-                <w:rFonts w:ascii="Times New Roman" w:hAnsi="Times New Roman"/>
-                <w:sz w:val="26"/>
-                <w:rFonts w:ascii="Times New Roman" w:hAnsi="Times New Roman" w:cs="Times New Roman"/>
-              </w:rPr>
-              <w:t>Bài 12. Trình bày thông tin ở dạng bảng</w:t>
-            </w:r>
-          </w:p>
-        </w:tc>
+        <w:trPr>
+          <w:cantSplit/>
+        </w:trPr>
         <w:tc>
           <w:tcPr>
             <w:tcW w:type="dxa" w:w="624"/>
-            <w:vAlign w:val="center"/>
-            <w:tcW w:w="623" w:type="dxa"/>
-          </w:tcPr>
-          <w:p>
-            <w:pPr>
-              <w:spacing w:before="40" w:after="40" w:line="276" w:lineRule="auto"/>
-              <w:jc w:val="center"/>
-            </w:pPr>
-            <w:r>
-              <w:rPr>
-                <w:rFonts w:ascii="Times New Roman" w:hAnsi="Times New Roman"/>
-                <w:sz w:val="26"/>
-                <w:rFonts w:ascii="Times New Roman" w:hAnsi="Times New Roman" w:cs="Times New Roman"/>
+            <w:tcMar>
+              <w:top w:w="80" w:type="dxa"/>
+              <w:bottom w:w="80" w:type="dxa"/>
+              <w:left w:w="100" w:type="dxa"/>
+              <w:right w:w="100" w:type="dxa"/>
+            </w:tcMar>
+          </w:tcPr>
+          <w:p>
+            <w:pPr>
+              <w:spacing w:before="40" w:after="40" w:line="276" w:lineRule="auto"/>
+              <w:jc w:val="center"/>
+            </w:pPr>
+            <w:r>
+              <w:rPr>
+                <w:rFonts w:ascii="Times New Roman" w:hAnsi="Times New Roman"/>
+                <w:sz w:val="26"/>
+              </w:rPr>
+              <w:t>18</w:t>
+            </w:r>
+          </w:p>
+        </w:tc>
+        <w:tc>
+          <w:tcPr>
+            <w:tcW w:type="dxa" w:w="3175"/>
+            <w:tcMar>
+              <w:top w:w="80" w:type="dxa"/>
+              <w:bottom w:w="80" w:type="dxa"/>
+              <w:left w:w="100" w:type="dxa"/>
+              <w:right w:w="100" w:type="dxa"/>
+            </w:tcMar>
+          </w:tcPr>
+          <w:p>
+            <w:pPr>
+              <w:spacing w:before="40" w:after="40" w:line="276" w:lineRule="auto"/>
+              <w:jc w:val="left"/>
+            </w:pPr>
+            <w:r>
+              <w:rPr>
+                <w:rFonts w:ascii="Times New Roman" w:hAnsi="Times New Roman"/>
+                <w:b/>
+                <w:sz w:val="26"/>
+              </w:rPr>
+              <w:t>Ôn tập Đánh giá định kỳ 2</w:t>
+            </w:r>
+          </w:p>
+        </w:tc>
+        <w:tc>
+          <w:tcPr>
+            <w:tcW w:type="dxa" w:w="907"/>
+            <w:tcMar>
+              <w:top w:w="80" w:type="dxa"/>
+              <w:bottom w:w="80" w:type="dxa"/>
+              <w:left w:w="100" w:type="dxa"/>
+              <w:right w:w="100" w:type="dxa"/>
+            </w:tcMar>
+          </w:tcPr>
+          <w:p>
+            <w:pPr>
+              <w:spacing w:before="40" w:after="40" w:line="276" w:lineRule="auto"/>
+              <w:jc w:val="center"/>
+            </w:pPr>
+            <w:r>
+              <w:rPr>
+                <w:rFonts w:ascii="Times New Roman" w:hAnsi="Times New Roman"/>
+                <w:sz w:val="26"/>
               </w:rPr>
               <w:t>1</w:t>
             </w:r>
@@ -3227,102 +3385,101 @@
         </w:tc>
         <w:tc>
           <w:tcPr>
-            <w:tcW w:type="dxa" w:w="794"/>
-            <w:vAlign w:val="center"/>
-            <w:tcW w:w="793" w:type="dxa"/>
-          </w:tcPr>
-          <w:p>
-            <w:pPr>
-              <w:jc w:val="center"/>
-            </w:pPr>
-            <w:r>
-              <w:rPr>
-                <w:rFonts w:ascii="Times New Roman" w:hAnsi="Times New Roman"/>
-                <w:sz w:val="26"/>
-              </w:rPr>
-              <w:t>16</w:t>
-            </w:r>
-          </w:p>
-        </w:tc>
-        <w:tc>
-          <w:tcPr>
-            <w:tcW w:type="dxa" w:w="5272"/>
-            <w:vAlign w:val="center"/>
-            <w:tcW w:w="5273" w:type="dxa"/>
-          </w:tcPr>
-          <w:p>
-            <w:pPr>
-              <w:spacing w:before="40" w:after="40" w:line="276" w:lineRule="auto"/>
-              <w:jc w:val="both"/>
-            </w:pPr>
-            <w:r>
-              <w:rPr>
-                <w:rFonts w:ascii="Times New Roman" w:hAnsi="Times New Roman"/>
-                <w:sz w:val="26"/>
-                <w:rFonts w:ascii="Times New Roman" w:hAnsi="Times New Roman" w:cs="Times New Roman"/>
-              </w:rPr>
-              <w:t>- Biết ưu điểm của việc trình bày thông tin ở dạng bảng.  - Trình bày thông tin dạng bảng bằng phần mềm soạn thảo văn bản.</w:t>
+            <w:tcW w:type="dxa" w:w="4649"/>
+            <w:tcMar>
+              <w:top w:w="80" w:type="dxa"/>
+              <w:bottom w:w="80" w:type="dxa"/>
+              <w:left w:w="100" w:type="dxa"/>
+              <w:right w:w="100" w:type="dxa"/>
+            </w:tcMar>
+          </w:tcPr>
+          <w:p>
+            <w:pPr>
+              <w:spacing w:before="40" w:after="40" w:line="276" w:lineRule="auto"/>
+              <w:jc w:val="left"/>
+            </w:pPr>
+            <w:r>
+              <w:rPr>
+                <w:rFonts w:ascii="Times New Roman" w:hAnsi="Times New Roman"/>
+                <w:sz w:val="26"/>
+              </w:rPr>
+              <w:t>Hệ thống hóa kiến thức về mạng Internet, World Wide Web, kỹ thuật tìm kiếm thông tin và dịch vụ thư điện tử.</w:t>
             </w:r>
           </w:p>
         </w:tc>
       </w:tr>
       <w:tr>
-        <w:tc>
-          <w:tcPr>
-            <w:tcW w:type="dxa" w:w="510"/>
-            <w:vAlign w:val="center"/>
-            <w:tcW w:w="510" w:type="dxa"/>
-          </w:tcPr>
-          <w:p>
-            <w:pPr>
-              <w:jc w:val="center"/>
-            </w:pPr>
-            <w:r>
-              <w:rPr>
-                <w:rFonts w:ascii="Times New Roman" w:hAnsi="Times New Roman"/>
-                <w:sz w:val="26"/>
-              </w:rPr>
-              <w:t>17</w:t>
-            </w:r>
-          </w:p>
-        </w:tc>
-        <w:tc>
-          <w:tcPr>
-            <w:tcW w:type="dxa" w:w="2154"/>
-            <w:vAlign w:val="center"/>
-            <w:tcW w:w="2154" w:type="dxa"/>
-          </w:tcPr>
-          <w:p>
-            <w:pPr>
-              <w:spacing w:before="40" w:after="40" w:line="276" w:lineRule="auto"/>
-              <w:jc w:val="both"/>
-            </w:pPr>
-            <w:r>
-              <w:rPr>
-                <w:rFonts w:ascii="Times New Roman" w:hAnsi="Times New Roman"/>
-                <w:sz w:val="26"/>
-                <w:rFonts w:ascii="Times New Roman" w:hAnsi="Times New Roman" w:cs="Times New Roman"/>
-              </w:rPr>
-              <w:t>Ôn tập Đánh giá định kỳ 3</w:t>
-            </w:r>
-          </w:p>
-        </w:tc>
+        <w:trPr>
+          <w:cantSplit/>
+        </w:trPr>
         <w:tc>
           <w:tcPr>
             <w:tcW w:type="dxa" w:w="624"/>
-            <w:vAlign w:val="center"/>
-            <w:tcW w:w="623" w:type="dxa"/>
-          </w:tcPr>
-          <w:p>
-            <w:pPr>
-              <w:spacing w:before="40" w:after="40" w:line="276" w:lineRule="auto"/>
-              <w:jc w:val="center"/>
-            </w:pPr>
-            <w:r>
-              <w:rPr>
-                <w:rFonts w:ascii="Times New Roman" w:hAnsi="Times New Roman"/>
-                <w:sz w:val="26"/>
-                <w:rFonts w:ascii="Times New Roman" w:hAnsi="Times New Roman" w:cs="Times New Roman"/>
+            <w:tcMar>
+              <w:top w:w="80" w:type="dxa"/>
+              <w:bottom w:w="80" w:type="dxa"/>
+              <w:left w:w="100" w:type="dxa"/>
+              <w:right w:w="100" w:type="dxa"/>
+            </w:tcMar>
+          </w:tcPr>
+          <w:p>
+            <w:pPr>
+              <w:spacing w:before="40" w:after="40" w:line="276" w:lineRule="auto"/>
+              <w:jc w:val="center"/>
+            </w:pPr>
+            <w:r>
+              <w:rPr>
+                <w:rFonts w:ascii="Times New Roman" w:hAnsi="Times New Roman"/>
+                <w:sz w:val="26"/>
+              </w:rPr>
+              <w:t>19</w:t>
+            </w:r>
+          </w:p>
+        </w:tc>
+        <w:tc>
+          <w:tcPr>
+            <w:tcW w:type="dxa" w:w="3175"/>
+            <w:tcMar>
+              <w:top w:w="80" w:type="dxa"/>
+              <w:bottom w:w="80" w:type="dxa"/>
+              <w:left w:w="100" w:type="dxa"/>
+              <w:right w:w="100" w:type="dxa"/>
+            </w:tcMar>
+          </w:tcPr>
+          <w:p>
+            <w:pPr>
+              <w:spacing w:before="40" w:after="40" w:line="276" w:lineRule="auto"/>
+              <w:jc w:val="left"/>
+            </w:pPr>
+            <w:r>
+              <w:rPr>
+                <w:rFonts w:ascii="Times New Roman" w:hAnsi="Times New Roman"/>
+                <w:b/>
+                <w:sz w:val="26"/>
+              </w:rPr>
+              <w:t>Đánh giá định kỳ 2</w:t>
+            </w:r>
+          </w:p>
+        </w:tc>
+        <w:tc>
+          <w:tcPr>
+            <w:tcW w:type="dxa" w:w="907"/>
+            <w:tcMar>
+              <w:top w:w="80" w:type="dxa"/>
+              <w:bottom w:w="80" w:type="dxa"/>
+              <w:left w:w="100" w:type="dxa"/>
+              <w:right w:w="100" w:type="dxa"/>
+            </w:tcMar>
+          </w:tcPr>
+          <w:p>
+            <w:pPr>
+              <w:spacing w:before="40" w:after="40" w:line="276" w:lineRule="auto"/>
+              <w:jc w:val="center"/>
+            </w:pPr>
+            <w:r>
+              <w:rPr>
+                <w:rFonts w:ascii="Times New Roman" w:hAnsi="Times New Roman"/>
+                <w:sz w:val="26"/>
               </w:rPr>
               <w:t>1</w:t>
             </w:r>
@@ -3330,102 +3487,100 @@
         </w:tc>
         <w:tc>
           <w:tcPr>
-            <w:tcW w:type="dxa" w:w="794"/>
-            <w:vAlign w:val="center"/>
-            <w:tcW w:w="793" w:type="dxa"/>
-          </w:tcPr>
-          <w:p>
-            <w:pPr>
-              <w:jc w:val="center"/>
-            </w:pPr>
-            <w:r>
-              <w:rPr>
-                <w:rFonts w:ascii="Times New Roman" w:hAnsi="Times New Roman"/>
-                <w:sz w:val="26"/>
-              </w:rPr>
-              <w:t>17</w:t>
-            </w:r>
-          </w:p>
-        </w:tc>
-        <w:tc>
-          <w:tcPr>
-            <w:tcW w:type="dxa" w:w="5272"/>
-            <w:vAlign w:val="center"/>
-            <w:tcW w:w="5273" w:type="dxa"/>
-          </w:tcPr>
-          <w:p>
-            <w:pPr>
-              <w:spacing w:before="40" w:after="40" w:line="276" w:lineRule="auto"/>
-              <w:jc w:val="both"/>
-            </w:pPr>
-            <w:r>
-              <w:rPr>
-                <w:rFonts w:ascii="Times New Roman" w:hAnsi="Times New Roman"/>
-                <w:sz w:val="26"/>
-                <w:rFonts w:ascii="Times New Roman" w:hAnsi="Times New Roman" w:cs="Times New Roman"/>
-              </w:rPr>
-              <w:t>Hệ thống hóa kiến thức chuẩn bị Đánh giá định kỳ 3.</w:t>
+            <w:tcW w:type="dxa" w:w="4649"/>
+            <w:tcMar>
+              <w:top w:w="80" w:type="dxa"/>
+              <w:bottom w:w="80" w:type="dxa"/>
+              <w:left w:w="100" w:type="dxa"/>
+              <w:right w:w="100" w:type="dxa"/>
+            </w:tcMar>
+          </w:tcPr>
+          <w:p>
+            <w:pPr>
+              <w:spacing w:before="40" w:after="40" w:line="276" w:lineRule="auto"/>
+              <w:jc w:val="left"/>
+            </w:pPr>
+            <w:r>
+              <w:rPr>
+                <w:rFonts w:ascii="Times New Roman" w:hAnsi="Times New Roman"/>
+                <w:sz w:val="26"/>
+              </w:rPr>
+              <w:t>Kiểm tra, đánh giá kiến thức lý thuyết và năng lực ứng dụng Internet, kỹ năng gửi và xử lý thư điện tử cuối Học kì 1.</w:t>
             </w:r>
           </w:p>
         </w:tc>
       </w:tr>
       <w:tr>
-        <w:tc>
-          <w:tcPr>
-            <w:tcW w:type="dxa" w:w="510"/>
-            <w:vAlign w:val="center"/>
-            <w:tcW w:w="510" w:type="dxa"/>
-          </w:tcPr>
-          <w:p>
-            <w:pPr>
-              <w:jc w:val="center"/>
-            </w:pPr>
-            <w:r>
-              <w:rPr>
-                <w:rFonts w:ascii="Times New Roman" w:hAnsi="Times New Roman"/>
-                <w:sz w:val="26"/>
-              </w:rPr>
-              <w:t>18</w:t>
-            </w:r>
-          </w:p>
-        </w:tc>
-        <w:tc>
-          <w:tcPr>
-            <w:tcW w:type="dxa" w:w="2154"/>
-            <w:vAlign w:val="center"/>
-            <w:tcW w:w="2154" w:type="dxa"/>
-          </w:tcPr>
-          <w:p>
-            <w:pPr>
-              <w:spacing w:before="40" w:after="40" w:line="276" w:lineRule="auto"/>
-              <w:jc w:val="both"/>
-            </w:pPr>
-            <w:r>
-              <w:rPr>
-                <w:rFonts w:ascii="Times New Roman" w:hAnsi="Times New Roman"/>
-                <w:sz w:val="26"/>
-                <w:rFonts w:ascii="Times New Roman" w:hAnsi="Times New Roman" w:cs="Times New Roman"/>
-              </w:rPr>
-              <w:t>Đánh giá định kỳ 3</w:t>
-            </w:r>
-          </w:p>
-        </w:tc>
+        <w:trPr>
+          <w:cantSplit/>
+        </w:trPr>
         <w:tc>
           <w:tcPr>
             <w:tcW w:type="dxa" w:w="624"/>
-            <w:vAlign w:val="center"/>
-            <w:tcW w:w="623" w:type="dxa"/>
-          </w:tcPr>
-          <w:p>
-            <w:pPr>
-              <w:spacing w:before="40" w:after="40" w:line="276" w:lineRule="auto"/>
-              <w:jc w:val="center"/>
-            </w:pPr>
-            <w:r>
-              <w:rPr>
-                <w:rFonts w:ascii="Times New Roman" w:hAnsi="Times New Roman"/>
-                <w:sz w:val="26"/>
-                <w:rFonts w:ascii="Times New Roman" w:hAnsi="Times New Roman" w:cs="Times New Roman"/>
+            <w:tcMar>
+              <w:top w:w="80" w:type="dxa"/>
+              <w:bottom w:w="80" w:type="dxa"/>
+              <w:left w:w="100" w:type="dxa"/>
+              <w:right w:w="100" w:type="dxa"/>
+            </w:tcMar>
+          </w:tcPr>
+          <w:p>
+            <w:pPr>
+              <w:spacing w:before="40" w:after="40" w:line="276" w:lineRule="auto"/>
+              <w:jc w:val="center"/>
+            </w:pPr>
+            <w:r>
+              <w:rPr>
+                <w:rFonts w:ascii="Times New Roman" w:hAnsi="Times New Roman"/>
+                <w:sz w:val="26"/>
+              </w:rPr>
+              <w:t>20</w:t>
+            </w:r>
+          </w:p>
+        </w:tc>
+        <w:tc>
+          <w:tcPr>
+            <w:tcW w:type="dxa" w:w="3175"/>
+            <w:tcMar>
+              <w:top w:w="80" w:type="dxa"/>
+              <w:bottom w:w="80" w:type="dxa"/>
+              <w:left w:w="100" w:type="dxa"/>
+              <w:right w:w="100" w:type="dxa"/>
+            </w:tcMar>
+          </w:tcPr>
+          <w:p>
+            <w:pPr>
+              <w:spacing w:before="40" w:after="40" w:line="276" w:lineRule="auto"/>
+              <w:jc w:val="left"/>
+            </w:pPr>
+            <w:r>
+              <w:rPr>
+                <w:rFonts w:ascii="Times New Roman" w:hAnsi="Times New Roman"/>
+                <w:sz w:val="26"/>
+              </w:rPr>
+              <w:t>Bài 8. Thư điện tử (Tiết 2)</w:t>
+            </w:r>
+          </w:p>
+        </w:tc>
+        <w:tc>
+          <w:tcPr>
+            <w:tcW w:type="dxa" w:w="907"/>
+            <w:tcMar>
+              <w:top w:w="80" w:type="dxa"/>
+              <w:bottom w:w="80" w:type="dxa"/>
+              <w:left w:w="100" w:type="dxa"/>
+              <w:right w:w="100" w:type="dxa"/>
+            </w:tcMar>
+          </w:tcPr>
+          <w:p>
+            <w:pPr>
+              <w:spacing w:before="40" w:after="40" w:line="276" w:lineRule="auto"/>
+              <w:jc w:val="center"/>
+            </w:pPr>
+            <w:r>
+              <w:rPr>
+                <w:rFonts w:ascii="Times New Roman" w:hAnsi="Times New Roman"/>
+                <w:sz w:val="26"/>
               </w:rPr>
               <w:t>1</w:t>
             </w:r>
@@ -3433,205 +3588,132 @@
         </w:tc>
         <w:tc>
           <w:tcPr>
-            <w:tcW w:type="dxa" w:w="794"/>
-            <w:vAlign w:val="center"/>
-            <w:tcW w:w="793" w:type="dxa"/>
-          </w:tcPr>
-          <w:p>
-            <w:pPr>
-              <w:jc w:val="center"/>
-            </w:pPr>
-            <w:r>
-              <w:rPr>
-                <w:rFonts w:ascii="Times New Roman" w:hAnsi="Times New Roman"/>
-                <w:sz w:val="26"/>
-              </w:rPr>
-              <w:t>18</w:t>
-            </w:r>
-          </w:p>
-        </w:tc>
-        <w:tc>
-          <w:tcPr>
-            <w:tcW w:type="dxa" w:w="5272"/>
-            <w:vAlign w:val="center"/>
-            <w:tcW w:w="5273" w:type="dxa"/>
-          </w:tcPr>
-          <w:p>
-            <w:pPr>
-              <w:spacing w:before="40" w:after="40" w:line="276" w:lineRule="auto"/>
-              <w:jc w:val="both"/>
-            </w:pPr>
-            <w:r>
-              <w:rPr>
-                <w:rFonts w:ascii="Times New Roman" w:hAnsi="Times New Roman"/>
-                <w:sz w:val="26"/>
-                <w:rFonts w:ascii="Times New Roman" w:hAnsi="Times New Roman" w:cs="Times New Roman"/>
-              </w:rPr>
-              <w:t>Kiểm tra đánh giá kết quả học tập.</w:t>
+            <w:tcW w:type="dxa" w:w="4649"/>
+            <w:tcMar>
+              <w:top w:w="80" w:type="dxa"/>
+              <w:bottom w:w="80" w:type="dxa"/>
+              <w:left w:w="100" w:type="dxa"/>
+              <w:right w:w="100" w:type="dxa"/>
+            </w:tcMar>
+          </w:tcPr>
+          <w:p>
+            <w:pPr>
+              <w:spacing w:before="40" w:after="40" w:line="276" w:lineRule="auto"/>
+              <w:jc w:val="left"/>
+            </w:pPr>
+            <w:r>
+              <w:rPr>
+                <w:rFonts w:ascii="Times New Roman" w:hAnsi="Times New Roman"/>
+                <w:sz w:val="26"/>
+              </w:rPr>
+              <w:t>Thực hành đăng nhập hộp thư, soạn thư, đính kèm tệp văn bản/hình ảnh, gửi thư và đọc thư nhận được đúng quy tắc lịch sự.</w:t>
             </w:r>
           </w:p>
         </w:tc>
       </w:tr>
       <w:tr>
-        <w:tc>
-          <w:tcPr>
-            <w:tcW w:type="dxa" w:w="510"/>
-            <w:vAlign w:val="center"/>
-            <w:tcW w:w="510" w:type="dxa"/>
-          </w:tcPr>
-          <w:p>
-            <w:pPr>
-              <w:jc w:val="center"/>
-            </w:pPr>
-            <w:r>
-              <w:rPr>
-                <w:rFonts w:ascii="Times New Roman" w:hAnsi="Times New Roman"/>
-                <w:sz w:val="26"/>
-              </w:rPr>
-              <w:t>19</w:t>
-            </w:r>
-          </w:p>
-        </w:tc>
-        <w:tc>
-          <w:tcPr>
-            <w:tcW w:type="dxa" w:w="2154"/>
-            <w:vAlign w:val="center"/>
-            <w:tcW w:w="2154" w:type="dxa"/>
-          </w:tcPr>
-          <w:p>
-            <w:pPr>
-              <w:spacing w:before="40" w:after="40" w:line="276" w:lineRule="auto"/>
-              <w:jc w:val="both"/>
-            </w:pPr>
-            <w:r>
-              <w:rPr>
-                <w:rFonts w:ascii="Times New Roman" w:hAnsi="Times New Roman"/>
-                <w:sz w:val="26"/>
-                <w:rFonts w:ascii="Times New Roman" w:hAnsi="Times New Roman" w:cs="Times New Roman"/>
-              </w:rPr>
-              <w:t>Bài 13. Tìm kiếm và thay thế</w:t>
-            </w:r>
-          </w:p>
-        </w:tc>
-        <w:tc>
-          <w:tcPr>
-            <w:tcW w:type="dxa" w:w="624"/>
-            <w:vAlign w:val="center"/>
-            <w:tcW w:w="623" w:type="dxa"/>
-          </w:tcPr>
-          <w:p>
-            <w:pPr>
-              <w:spacing w:before="40" w:after="40" w:line="276" w:lineRule="auto"/>
-              <w:jc w:val="center"/>
-            </w:pPr>
-            <w:r>
-              <w:rPr>
-                <w:rFonts w:ascii="Times New Roman" w:hAnsi="Times New Roman"/>
-                <w:sz w:val="26"/>
-                <w:rFonts w:ascii="Times New Roman" w:hAnsi="Times New Roman" w:cs="Times New Roman"/>
-              </w:rPr>
-              <w:t>1</w:t>
-            </w:r>
-          </w:p>
-        </w:tc>
-        <w:tc>
-          <w:tcPr>
-            <w:tcW w:type="dxa" w:w="794"/>
-            <w:vAlign w:val="center"/>
-            <w:tcW w:w="793" w:type="dxa"/>
-          </w:tcPr>
-          <w:p>
-            <w:pPr>
-              <w:jc w:val="center"/>
-            </w:pPr>
-            <w:r>
-              <w:rPr>
-                <w:rFonts w:ascii="Times New Roman" w:hAnsi="Times New Roman"/>
-                <w:sz w:val="26"/>
-              </w:rPr>
-              <w:t>19</w:t>
-            </w:r>
-          </w:p>
-        </w:tc>
-        <w:tc>
-          <w:tcPr>
-            <w:tcW w:type="dxa" w:w="5272"/>
-            <w:vAlign w:val="center"/>
-            <w:tcW w:w="5273" w:type="dxa"/>
-          </w:tcPr>
-          <w:p>
-            <w:pPr>
-              <w:spacing w:before="40" w:after="40" w:line="276" w:lineRule="auto"/>
-              <w:jc w:val="both"/>
-            </w:pPr>
-            <w:r>
-              <w:rPr>
-                <w:rFonts w:ascii="Times New Roman" w:hAnsi="Times New Roman"/>
-                <w:sz w:val="26"/>
-                <w:rFonts w:ascii="Times New Roman" w:hAnsi="Times New Roman" w:cs="Times New Roman"/>
-              </w:rPr>
-              <w:t>- Trình bày tác dụng của công cụ tìm kiếm và thay thế.  - Sử dụng thành thạo công cụ tìm kiếm và thay thế của phần mềm.</w:t>
+        <w:trPr>
+          <w:cantSplit/>
+        </w:trPr>
+        <w:tc>
+          <w:tcPr>
+            <w:tcW w:type="dxa" w:w="9308"/>
+            <w:gridSpan w:val="4"/>
+            <w:tcMar>
+              <w:top w:w="100" w:type="dxa"/>
+              <w:bottom w:w="100" w:type="dxa"/>
+              <w:left w:w="120" w:type="dxa"/>
+              <w:right w:w="120" w:type="dxa"/>
+            </w:tcMar>
+            <w:shd w:fill="F2F2F2"/>
+          </w:tcPr>
+          <w:p>
+            <w:pPr>
+              <w:spacing w:before="60" w:after="60" w:line="276" w:lineRule="auto"/>
+              <w:jc w:val="left"/>
+            </w:pPr>
+            <w:r>
+              <w:rPr>
+                <w:rFonts w:ascii="Times New Roman" w:hAnsi="Times New Roman"/>
+                <w:b/>
+                <w:sz w:val="26"/>
+              </w:rPr>
+              <w:t>Chủ đề 4: Đạo đức, pháp luật và văn hoá trong môi trường số</w:t>
             </w:r>
           </w:p>
         </w:tc>
       </w:tr>
       <w:tr>
-        <w:tc>
-          <w:tcPr>
-            <w:tcW w:type="dxa" w:w="510"/>
-            <w:vAlign w:val="center"/>
-            <w:tcW w:w="510" w:type="dxa"/>
-          </w:tcPr>
-          <w:p>
-            <w:pPr>
-              <w:jc w:val="center"/>
-            </w:pPr>
-            <w:r>
-              <w:rPr>
-                <w:rFonts w:ascii="Times New Roman" w:hAnsi="Times New Roman"/>
-                <w:sz w:val="26"/>
-              </w:rPr>
-              <w:t>20</w:t>
-            </w:r>
-          </w:p>
-        </w:tc>
-        <w:tc>
-          <w:tcPr>
-            <w:tcW w:type="dxa" w:w="2154"/>
-            <w:vAlign w:val="center"/>
-            <w:tcW w:w="2154" w:type="dxa"/>
-          </w:tcPr>
-          <w:p>
-            <w:pPr>
-              <w:spacing w:before="40" w:after="40" w:line="276" w:lineRule="auto"/>
-              <w:jc w:val="both"/>
-            </w:pPr>
-            <w:r>
-              <w:rPr>
-                <w:rFonts w:ascii="Times New Roman" w:hAnsi="Times New Roman"/>
-                <w:sz w:val="26"/>
-                <w:rFonts w:ascii="Times New Roman" w:hAnsi="Times New Roman" w:cs="Times New Roman"/>
-              </w:rPr>
-              <w:t>Ôn tập và luyện tập</w:t>
-            </w:r>
-          </w:p>
-        </w:tc>
+        <w:trPr>
+          <w:cantSplit/>
+        </w:trPr>
         <w:tc>
           <w:tcPr>
             <w:tcW w:type="dxa" w:w="624"/>
-            <w:vAlign w:val="center"/>
-            <w:tcW w:w="623" w:type="dxa"/>
-          </w:tcPr>
-          <w:p>
-            <w:pPr>
-              <w:spacing w:before="40" w:after="40" w:line="276" w:lineRule="auto"/>
-              <w:jc w:val="center"/>
-            </w:pPr>
-            <w:r>
-              <w:rPr>
-                <w:rFonts w:ascii="Times New Roman" w:hAnsi="Times New Roman"/>
-                <w:sz w:val="26"/>
-                <w:rFonts w:ascii="Times New Roman" w:hAnsi="Times New Roman" w:cs="Times New Roman"/>
+            <w:tcMar>
+              <w:top w:w="80" w:type="dxa"/>
+              <w:bottom w:w="80" w:type="dxa"/>
+              <w:left w:w="100" w:type="dxa"/>
+              <w:right w:w="100" w:type="dxa"/>
+            </w:tcMar>
+          </w:tcPr>
+          <w:p>
+            <w:pPr>
+              <w:spacing w:before="40" w:after="40" w:line="276" w:lineRule="auto"/>
+              <w:jc w:val="center"/>
+            </w:pPr>
+            <w:r>
+              <w:rPr>
+                <w:rFonts w:ascii="Times New Roman" w:hAnsi="Times New Roman"/>
+                <w:sz w:val="26"/>
+              </w:rPr>
+              <w:t>21</w:t>
+            </w:r>
+          </w:p>
+        </w:tc>
+        <w:tc>
+          <w:tcPr>
+            <w:tcW w:type="dxa" w:w="3175"/>
+            <w:tcMar>
+              <w:top w:w="80" w:type="dxa"/>
+              <w:bottom w:w="80" w:type="dxa"/>
+              <w:left w:w="100" w:type="dxa"/>
+              <w:right w:w="100" w:type="dxa"/>
+            </w:tcMar>
+          </w:tcPr>
+          <w:p>
+            <w:pPr>
+              <w:spacing w:before="40" w:after="40" w:line="276" w:lineRule="auto"/>
+              <w:jc w:val="left"/>
+            </w:pPr>
+            <w:r>
+              <w:rPr>
+                <w:rFonts w:ascii="Times New Roman" w:hAnsi="Times New Roman"/>
+                <w:sz w:val="26"/>
+              </w:rPr>
+              <w:t>Bài 9. An toàn thông tin trên Internet (Tiết 1)</w:t>
+            </w:r>
+          </w:p>
+        </w:tc>
+        <w:tc>
+          <w:tcPr>
+            <w:tcW w:type="dxa" w:w="907"/>
+            <w:tcMar>
+              <w:top w:w="80" w:type="dxa"/>
+              <w:bottom w:w="80" w:type="dxa"/>
+              <w:left w:w="100" w:type="dxa"/>
+              <w:right w:w="100" w:type="dxa"/>
+            </w:tcMar>
+          </w:tcPr>
+          <w:p>
+            <w:pPr>
+              <w:spacing w:before="40" w:after="40" w:line="276" w:lineRule="auto"/>
+              <w:jc w:val="center"/>
+            </w:pPr>
+            <w:r>
+              <w:rPr>
+                <w:rFonts w:ascii="Times New Roman" w:hAnsi="Times New Roman"/>
+                <w:sz w:val="26"/>
               </w:rPr>
               <w:t>1</w:t>
             </w:r>
@@ -3639,102 +3721,100 @@
         </w:tc>
         <w:tc>
           <w:tcPr>
-            <w:tcW w:type="dxa" w:w="794"/>
-            <w:vAlign w:val="center"/>
-            <w:tcW w:w="793" w:type="dxa"/>
-          </w:tcPr>
-          <w:p>
-            <w:pPr>
-              <w:jc w:val="center"/>
-            </w:pPr>
-            <w:r>
-              <w:rPr>
-                <w:rFonts w:ascii="Times New Roman" w:hAnsi="Times New Roman"/>
-                <w:sz w:val="26"/>
-              </w:rPr>
-              <w:t>20</w:t>
-            </w:r>
-          </w:p>
-        </w:tc>
-        <w:tc>
-          <w:tcPr>
-            <w:tcW w:type="dxa" w:w="5272"/>
-            <w:vAlign w:val="center"/>
-            <w:tcW w:w="5273" w:type="dxa"/>
-          </w:tcPr>
-          <w:p>
-            <w:pPr>
-              <w:spacing w:before="40" w:after="40" w:line="276" w:lineRule="auto"/>
-              <w:jc w:val="both"/>
-            </w:pPr>
-            <w:r>
-              <w:rPr>
-                <w:rFonts w:ascii="Times New Roman" w:hAnsi="Times New Roman"/>
-                <w:sz w:val="26"/>
-                <w:rFonts w:ascii="Times New Roman" w:hAnsi="Times New Roman" w:cs="Times New Roman"/>
-              </w:rPr>
-              <w:t>Ôn tập, luyện tập bổ sung kiến thức và kỹ năng.</w:t>
+            <w:tcW w:type="dxa" w:w="4649"/>
+            <w:tcMar>
+              <w:top w:w="80" w:type="dxa"/>
+              <w:bottom w:w="80" w:type="dxa"/>
+              <w:left w:w="100" w:type="dxa"/>
+              <w:right w:w="100" w:type="dxa"/>
+            </w:tcMar>
+          </w:tcPr>
+          <w:p>
+            <w:pPr>
+              <w:spacing w:before="40" w:after="40" w:line="276" w:lineRule="auto"/>
+              <w:jc w:val="left"/>
+            </w:pPr>
+            <w:r>
+              <w:rPr>
+                <w:rFonts w:ascii="Times New Roman" w:hAnsi="Times New Roman"/>
+                <w:sz w:val="26"/>
+              </w:rPr>
+              <w:t>Nhận diện các nguy cơ tiềm ẩn khi hoạt động trên không gian mạng: lộ lọt thông tin cá nhân, mã độc, phần mềm độc hại.</w:t>
             </w:r>
           </w:p>
         </w:tc>
       </w:tr>
       <w:tr>
-        <w:tc>
-          <w:tcPr>
-            <w:tcW w:type="dxa" w:w="510"/>
-            <w:vAlign w:val="center"/>
-            <w:tcW w:w="510" w:type="dxa"/>
-          </w:tcPr>
-          <w:p>
-            <w:pPr>
-              <w:jc w:val="center"/>
-            </w:pPr>
-            <w:r>
-              <w:rPr>
-                <w:rFonts w:ascii="Times New Roman" w:hAnsi="Times New Roman"/>
-                <w:sz w:val="26"/>
-              </w:rPr>
-              <w:t>21</w:t>
-            </w:r>
-          </w:p>
-        </w:tc>
-        <w:tc>
-          <w:tcPr>
-            <w:tcW w:type="dxa" w:w="2154"/>
-            <w:vAlign w:val="center"/>
-            <w:tcW w:w="2154" w:type="dxa"/>
-          </w:tcPr>
-          <w:p>
-            <w:pPr>
-              <w:spacing w:before="40" w:after="40" w:line="276" w:lineRule="auto"/>
-              <w:jc w:val="both"/>
-            </w:pPr>
-            <w:r>
-              <w:rPr>
-                <w:rFonts w:ascii="Times New Roman" w:hAnsi="Times New Roman"/>
-                <w:sz w:val="26"/>
-                <w:rFonts w:ascii="Times New Roman" w:hAnsi="Times New Roman" w:cs="Times New Roman"/>
-              </w:rPr>
-              <w:t>Ôn tập Đánh giá định kỳ 4</w:t>
-            </w:r>
-          </w:p>
-        </w:tc>
+        <w:trPr>
+          <w:cantSplit/>
+        </w:trPr>
         <w:tc>
           <w:tcPr>
             <w:tcW w:type="dxa" w:w="624"/>
-            <w:vAlign w:val="center"/>
-            <w:tcW w:w="623" w:type="dxa"/>
-          </w:tcPr>
-          <w:p>
-            <w:pPr>
-              <w:spacing w:before="40" w:after="40" w:line="276" w:lineRule="auto"/>
-              <w:jc w:val="center"/>
-            </w:pPr>
-            <w:r>
-              <w:rPr>
-                <w:rFonts w:ascii="Times New Roman" w:hAnsi="Times New Roman"/>
-                <w:sz w:val="26"/>
-                <w:rFonts w:ascii="Times New Roman" w:hAnsi="Times New Roman" w:cs="Times New Roman"/>
+            <w:tcMar>
+              <w:top w:w="80" w:type="dxa"/>
+              <w:bottom w:w="80" w:type="dxa"/>
+              <w:left w:w="100" w:type="dxa"/>
+              <w:right w:w="100" w:type="dxa"/>
+            </w:tcMar>
+          </w:tcPr>
+          <w:p>
+            <w:pPr>
+              <w:spacing w:before="40" w:after="40" w:line="276" w:lineRule="auto"/>
+              <w:jc w:val="center"/>
+            </w:pPr>
+            <w:r>
+              <w:rPr>
+                <w:rFonts w:ascii="Times New Roman" w:hAnsi="Times New Roman"/>
+                <w:sz w:val="26"/>
+              </w:rPr>
+              <w:t>22</w:t>
+            </w:r>
+          </w:p>
+        </w:tc>
+        <w:tc>
+          <w:tcPr>
+            <w:tcW w:type="dxa" w:w="3175"/>
+            <w:tcMar>
+              <w:top w:w="80" w:type="dxa"/>
+              <w:bottom w:w="80" w:type="dxa"/>
+              <w:left w:w="100" w:type="dxa"/>
+              <w:right w:w="100" w:type="dxa"/>
+            </w:tcMar>
+          </w:tcPr>
+          <w:p>
+            <w:pPr>
+              <w:spacing w:before="40" w:after="40" w:line="276" w:lineRule="auto"/>
+              <w:jc w:val="left"/>
+            </w:pPr>
+            <w:r>
+              <w:rPr>
+                <w:rFonts w:ascii="Times New Roman" w:hAnsi="Times New Roman"/>
+                <w:sz w:val="26"/>
+              </w:rPr>
+              <w:t>Bài 9. An toàn thông tin trên Internet (Tiết 2)</w:t>
+            </w:r>
+          </w:p>
+        </w:tc>
+        <w:tc>
+          <w:tcPr>
+            <w:tcW w:type="dxa" w:w="907"/>
+            <w:tcMar>
+              <w:top w:w="80" w:type="dxa"/>
+              <w:bottom w:w="80" w:type="dxa"/>
+              <w:left w:w="100" w:type="dxa"/>
+              <w:right w:w="100" w:type="dxa"/>
+            </w:tcMar>
+          </w:tcPr>
+          <w:p>
+            <w:pPr>
+              <w:spacing w:before="40" w:after="40" w:line="276" w:lineRule="auto"/>
+              <w:jc w:val="center"/>
+            </w:pPr>
+            <w:r>
+              <w:rPr>
+                <w:rFonts w:ascii="Times New Roman" w:hAnsi="Times New Roman"/>
+                <w:sz w:val="26"/>
               </w:rPr>
               <w:t>1</w:t>
             </w:r>
@@ -3742,157 +3822,78 @@
         </w:tc>
         <w:tc>
           <w:tcPr>
-            <w:tcW w:type="dxa" w:w="794"/>
-            <w:vAlign w:val="center"/>
-            <w:tcW w:w="793" w:type="dxa"/>
-          </w:tcPr>
-          <w:p>
-            <w:pPr>
-              <w:jc w:val="center"/>
-            </w:pPr>
-            <w:r>
-              <w:rPr>
-                <w:rFonts w:ascii="Times New Roman" w:hAnsi="Times New Roman"/>
-                <w:sz w:val="26"/>
-              </w:rPr>
-              <w:t>21</w:t>
-            </w:r>
-          </w:p>
-        </w:tc>
-        <w:tc>
-          <w:tcPr>
-            <w:tcW w:type="dxa" w:w="5272"/>
-            <w:vAlign w:val="center"/>
-            <w:tcW w:w="5273" w:type="dxa"/>
-          </w:tcPr>
-          <w:p>
-            <w:pPr>
-              <w:spacing w:before="40" w:after="40" w:line="276" w:lineRule="auto"/>
-              <w:jc w:val="both"/>
-            </w:pPr>
-            <w:r>
-              <w:rPr>
-                <w:rFonts w:ascii="Times New Roman" w:hAnsi="Times New Roman"/>
-                <w:sz w:val="26"/>
-                <w:rFonts w:ascii="Times New Roman" w:hAnsi="Times New Roman" w:cs="Times New Roman"/>
-              </w:rPr>
-              <w:t>Hệ thống hóa kiến thức chuẩn bị Đánh giá định kỳ 4.</w:t>
+            <w:tcW w:type="dxa" w:w="4649"/>
+            <w:tcMar>
+              <w:top w:w="80" w:type="dxa"/>
+              <w:bottom w:w="80" w:type="dxa"/>
+              <w:left w:w="100" w:type="dxa"/>
+              <w:right w:w="100" w:type="dxa"/>
+            </w:tcMar>
+          </w:tcPr>
+          <w:p>
+            <w:pPr>
+              <w:spacing w:before="40" w:after="40" w:line="276" w:lineRule="auto"/>
+              <w:jc w:val="left"/>
+            </w:pPr>
+            <w:r>
+              <w:rPr>
+                <w:rFonts w:ascii="Times New Roman" w:hAnsi="Times New Roman"/>
+                <w:sz w:val="26"/>
+              </w:rPr>
+              <w:t>Nắm vững các biện pháp bảo vệ thông tin cá nhân; biết cách đặt mật khẩu mạnh và quy tắc phòng tránh lừa đảo trên Internet.</w:t>
             </w:r>
           </w:p>
         </w:tc>
       </w:tr>
       <w:tr>
-        <w:tc>
-          <w:tcPr>
-            <w:tcW w:type="dxa" w:w="510"/>
-            <w:vAlign w:val="center"/>
-            <w:tcW w:w="510" w:type="dxa"/>
-          </w:tcPr>
-          <w:p>
-            <w:pPr>
-              <w:jc w:val="center"/>
-            </w:pPr>
-            <w:r>
-              <w:rPr>
-                <w:rFonts w:ascii="Times New Roman" w:hAnsi="Times New Roman"/>
-                <w:sz w:val="26"/>
-              </w:rPr>
-              <w:t>22</w:t>
-            </w:r>
-          </w:p>
-        </w:tc>
-        <w:tc>
-          <w:tcPr>
-            <w:tcW w:type="dxa" w:w="2154"/>
-            <w:vAlign w:val="center"/>
-            <w:tcW w:w="2154" w:type="dxa"/>
-          </w:tcPr>
-          <w:p>
-            <w:pPr>
-              <w:spacing w:before="40" w:after="40" w:line="276" w:lineRule="auto"/>
-              <w:jc w:val="both"/>
-            </w:pPr>
-            <w:r>
-              <w:rPr>
-                <w:rFonts w:ascii="Times New Roman" w:hAnsi="Times New Roman"/>
-                <w:sz w:val="26"/>
-                <w:rFonts w:ascii="Times New Roman" w:hAnsi="Times New Roman" w:cs="Times New Roman"/>
-              </w:rPr>
-              <w:t>Đánh giá định kỳ 4</w:t>
-            </w:r>
-          </w:p>
-        </w:tc>
-        <w:tc>
-          <w:tcPr>
-            <w:tcW w:type="dxa" w:w="624"/>
-            <w:vAlign w:val="center"/>
-            <w:tcW w:w="623" w:type="dxa"/>
-          </w:tcPr>
-          <w:p>
-            <w:pPr>
-              <w:spacing w:before="40" w:after="40" w:line="276" w:lineRule="auto"/>
-              <w:jc w:val="center"/>
-            </w:pPr>
-            <w:r>
-              <w:rPr>
-                <w:rFonts w:ascii="Times New Roman" w:hAnsi="Times New Roman"/>
-                <w:sz w:val="26"/>
-                <w:rFonts w:ascii="Times New Roman" w:hAnsi="Times New Roman" w:cs="Times New Roman"/>
-              </w:rPr>
-              <w:t>1</w:t>
-            </w:r>
-          </w:p>
-        </w:tc>
-        <w:tc>
-          <w:tcPr>
-            <w:tcW w:type="dxa" w:w="794"/>
-            <w:vAlign w:val="center"/>
-            <w:tcW w:w="793" w:type="dxa"/>
-          </w:tcPr>
-          <w:p>
-            <w:pPr>
-              <w:jc w:val="center"/>
-            </w:pPr>
-            <w:r>
-              <w:rPr>
-                <w:rFonts w:ascii="Times New Roman" w:hAnsi="Times New Roman"/>
-                <w:sz w:val="26"/>
-              </w:rPr>
-              <w:t>22</w:t>
-            </w:r>
-          </w:p>
-        </w:tc>
-        <w:tc>
-          <w:tcPr>
-            <w:tcW w:type="dxa" w:w="5272"/>
-            <w:vAlign w:val="center"/>
-            <w:tcW w:w="5273" w:type="dxa"/>
-          </w:tcPr>
-          <w:p>
-            <w:pPr>
-              <w:spacing w:before="40" w:after="40" w:line="276" w:lineRule="auto"/>
-              <w:jc w:val="both"/>
-            </w:pPr>
-            <w:r>
-              <w:rPr>
-                <w:rFonts w:ascii="Times New Roman" w:hAnsi="Times New Roman"/>
-                <w:sz w:val="26"/>
-                <w:rFonts w:ascii="Times New Roman" w:hAnsi="Times New Roman" w:cs="Times New Roman"/>
-              </w:rPr>
-              <w:t>Kiểm tra đánh giá kết quả học tập.</w:t>
+        <w:trPr>
+          <w:cantSplit/>
+        </w:trPr>
+        <w:tc>
+          <w:tcPr>
+            <w:tcW w:type="dxa" w:w="9308"/>
+            <w:gridSpan w:val="4"/>
+            <w:tcMar>
+              <w:top w:w="100" w:type="dxa"/>
+              <w:bottom w:w="100" w:type="dxa"/>
+              <w:left w:w="120" w:type="dxa"/>
+              <w:right w:w="120" w:type="dxa"/>
+            </w:tcMar>
+            <w:shd w:fill="F2F2F2"/>
+          </w:tcPr>
+          <w:p>
+            <w:pPr>
+              <w:spacing w:before="60" w:after="60" w:line="276" w:lineRule="auto"/>
+              <w:jc w:val="left"/>
+            </w:pPr>
+            <w:r>
+              <w:rPr>
+                <w:rFonts w:ascii="Times New Roman" w:hAnsi="Times New Roman"/>
+                <w:b/>
+                <w:sz w:val="26"/>
+              </w:rPr>
+              <w:t>Chủ đề 5: Ứng dụng tin học</w:t>
             </w:r>
           </w:p>
         </w:tc>
       </w:tr>
       <w:tr>
-        <w:tc>
-          <w:tcPr>
-            <w:tcW w:type="dxa" w:w="510"/>
-            <w:vAlign w:val="center"/>
-            <w:tcW w:w="510" w:type="dxa"/>
-          </w:tcPr>
-          <w:p>
-            <w:pPr>
+        <w:trPr>
+          <w:cantSplit/>
+        </w:trPr>
+        <w:tc>
+          <w:tcPr>
+            <w:tcW w:type="dxa" w:w="624"/>
+            <w:tcMar>
+              <w:top w:w="80" w:type="dxa"/>
+              <w:bottom w:w="80" w:type="dxa"/>
+              <w:left w:w="100" w:type="dxa"/>
+              <w:right w:w="100" w:type="dxa"/>
+            </w:tcMar>
+          </w:tcPr>
+          <w:p>
+            <w:pPr>
+              <w:spacing w:before="40" w:after="40" w:line="276" w:lineRule="auto"/>
               <w:jc w:val="center"/>
             </w:pPr>
             <w:r>
@@ -3906,20 +3907,1240 @@
         </w:tc>
         <w:tc>
           <w:tcPr>
-            <w:tcW w:type="dxa" w:w="2154"/>
-            <w:vAlign w:val="center"/>
-            <w:tcW w:w="2154" w:type="dxa"/>
-          </w:tcPr>
-          <w:p>
-            <w:pPr>
-              <w:spacing w:before="40" w:after="40" w:line="276" w:lineRule="auto"/>
-              <w:jc w:val="both"/>
-            </w:pPr>
-            <w:r>
-              <w:rPr>
-                <w:rFonts w:ascii="Times New Roman" w:hAnsi="Times New Roman"/>
-                <w:sz w:val="26"/>
-                <w:rFonts w:ascii="Times New Roman" w:hAnsi="Times New Roman" w:cs="Times New Roman"/>
+            <w:tcW w:type="dxa" w:w="3175"/>
+            <w:tcMar>
+              <w:top w:w="80" w:type="dxa"/>
+              <w:bottom w:w="80" w:type="dxa"/>
+              <w:left w:w="100" w:type="dxa"/>
+              <w:right w:w="100" w:type="dxa"/>
+            </w:tcMar>
+          </w:tcPr>
+          <w:p>
+            <w:pPr>
+              <w:spacing w:before="40" w:after="40" w:line="276" w:lineRule="auto"/>
+              <w:jc w:val="left"/>
+            </w:pPr>
+            <w:r>
+              <w:rPr>
+                <w:rFonts w:ascii="Times New Roman" w:hAnsi="Times New Roman"/>
+                <w:sz w:val="26"/>
+              </w:rPr>
+              <w:t>Bài 10. Sơ đồ tư duy (Tiết 1)</w:t>
+            </w:r>
+          </w:p>
+        </w:tc>
+        <w:tc>
+          <w:tcPr>
+            <w:tcW w:type="dxa" w:w="907"/>
+            <w:tcMar>
+              <w:top w:w="80" w:type="dxa"/>
+              <w:bottom w:w="80" w:type="dxa"/>
+              <w:left w:w="100" w:type="dxa"/>
+              <w:right w:w="100" w:type="dxa"/>
+            </w:tcMar>
+          </w:tcPr>
+          <w:p>
+            <w:pPr>
+              <w:spacing w:before="40" w:after="40" w:line="276" w:lineRule="auto"/>
+              <w:jc w:val="center"/>
+            </w:pPr>
+            <w:r>
+              <w:rPr>
+                <w:rFonts w:ascii="Times New Roman" w:hAnsi="Times New Roman"/>
+                <w:sz w:val="26"/>
+              </w:rPr>
+              <w:t>1</w:t>
+            </w:r>
+          </w:p>
+        </w:tc>
+        <w:tc>
+          <w:tcPr>
+            <w:tcW w:type="dxa" w:w="4649"/>
+            <w:tcMar>
+              <w:top w:w="80" w:type="dxa"/>
+              <w:bottom w:w="80" w:type="dxa"/>
+              <w:left w:w="100" w:type="dxa"/>
+              <w:right w:w="100" w:type="dxa"/>
+            </w:tcMar>
+          </w:tcPr>
+          <w:p>
+            <w:pPr>
+              <w:spacing w:before="40" w:after="40" w:line="276" w:lineRule="auto"/>
+              <w:jc w:val="left"/>
+            </w:pPr>
+            <w:r>
+              <w:rPr>
+                <w:rFonts w:ascii="Times New Roman" w:hAnsi="Times New Roman"/>
+                <w:sz w:val="26"/>
+              </w:rPr>
+              <w:t>Hiểu khái niệm sơ đồ tư duy (Mindmap) và vai trò của sơ đồ tư duy trong việc ghi nhớ, hệ thống hóa và trình bày ý tưởng.</w:t>
+            </w:r>
+          </w:p>
+        </w:tc>
+      </w:tr>
+      <w:tr>
+        <w:trPr>
+          <w:cantSplit/>
+        </w:trPr>
+        <w:tc>
+          <w:tcPr>
+            <w:tcW w:type="dxa" w:w="624"/>
+            <w:tcMar>
+              <w:top w:w="80" w:type="dxa"/>
+              <w:bottom w:w="80" w:type="dxa"/>
+              <w:left w:w="100" w:type="dxa"/>
+              <w:right w:w="100" w:type="dxa"/>
+            </w:tcMar>
+          </w:tcPr>
+          <w:p>
+            <w:pPr>
+              <w:spacing w:before="40" w:after="40" w:line="276" w:lineRule="auto"/>
+              <w:jc w:val="center"/>
+            </w:pPr>
+            <w:r>
+              <w:rPr>
+                <w:rFonts w:ascii="Times New Roman" w:hAnsi="Times New Roman"/>
+                <w:sz w:val="26"/>
+              </w:rPr>
+              <w:t>24</w:t>
+            </w:r>
+          </w:p>
+        </w:tc>
+        <w:tc>
+          <w:tcPr>
+            <w:tcW w:type="dxa" w:w="3175"/>
+            <w:tcMar>
+              <w:top w:w="80" w:type="dxa"/>
+              <w:bottom w:w="80" w:type="dxa"/>
+              <w:left w:w="100" w:type="dxa"/>
+              <w:right w:w="100" w:type="dxa"/>
+            </w:tcMar>
+          </w:tcPr>
+          <w:p>
+            <w:pPr>
+              <w:spacing w:before="40" w:after="40" w:line="276" w:lineRule="auto"/>
+              <w:jc w:val="left"/>
+            </w:pPr>
+            <w:r>
+              <w:rPr>
+                <w:rFonts w:ascii="Times New Roman" w:hAnsi="Times New Roman"/>
+                <w:sz w:val="26"/>
+              </w:rPr>
+              <w:t>Bài 10. Sơ đồ tư duy (Tiết 2)</w:t>
+            </w:r>
+          </w:p>
+        </w:tc>
+        <w:tc>
+          <w:tcPr>
+            <w:tcW w:type="dxa" w:w="907"/>
+            <w:tcMar>
+              <w:top w:w="80" w:type="dxa"/>
+              <w:bottom w:w="80" w:type="dxa"/>
+              <w:left w:w="100" w:type="dxa"/>
+              <w:right w:w="100" w:type="dxa"/>
+            </w:tcMar>
+          </w:tcPr>
+          <w:p>
+            <w:pPr>
+              <w:spacing w:before="40" w:after="40" w:line="276" w:lineRule="auto"/>
+              <w:jc w:val="center"/>
+            </w:pPr>
+            <w:r>
+              <w:rPr>
+                <w:rFonts w:ascii="Times New Roman" w:hAnsi="Times New Roman"/>
+                <w:sz w:val="26"/>
+              </w:rPr>
+              <w:t>1</w:t>
+            </w:r>
+          </w:p>
+        </w:tc>
+        <w:tc>
+          <w:tcPr>
+            <w:tcW w:type="dxa" w:w="4649"/>
+            <w:tcMar>
+              <w:top w:w="80" w:type="dxa"/>
+              <w:bottom w:w="80" w:type="dxa"/>
+              <w:left w:w="100" w:type="dxa"/>
+              <w:right w:w="100" w:type="dxa"/>
+            </w:tcMar>
+          </w:tcPr>
+          <w:p>
+            <w:pPr>
+              <w:spacing w:before="40" w:after="40" w:line="276" w:lineRule="auto"/>
+              <w:jc w:val="left"/>
+            </w:pPr>
+            <w:r>
+              <w:rPr>
+                <w:rFonts w:ascii="Times New Roman" w:hAnsi="Times New Roman"/>
+                <w:sz w:val="26"/>
+              </w:rPr>
+              <w:t>Thực hành sử dụng phần mềm sơ đồ tư duy để thiết kế sơ đồ tóm tắt nội dung một bài học hoặc kế hoạch học tập cá nhân.</w:t>
+            </w:r>
+          </w:p>
+        </w:tc>
+      </w:tr>
+      <w:tr>
+        <w:trPr>
+          <w:cantSplit/>
+        </w:trPr>
+        <w:tc>
+          <w:tcPr>
+            <w:tcW w:type="dxa" w:w="624"/>
+            <w:tcMar>
+              <w:top w:w="80" w:type="dxa"/>
+              <w:bottom w:w="80" w:type="dxa"/>
+              <w:left w:w="100" w:type="dxa"/>
+              <w:right w:w="100" w:type="dxa"/>
+            </w:tcMar>
+          </w:tcPr>
+          <w:p>
+            <w:pPr>
+              <w:spacing w:before="40" w:after="40" w:line="276" w:lineRule="auto"/>
+              <w:jc w:val="center"/>
+            </w:pPr>
+            <w:r>
+              <w:rPr>
+                <w:rFonts w:ascii="Times New Roman" w:hAnsi="Times New Roman"/>
+                <w:sz w:val="26"/>
+              </w:rPr>
+              <w:t>25</w:t>
+            </w:r>
+          </w:p>
+        </w:tc>
+        <w:tc>
+          <w:tcPr>
+            <w:tcW w:type="dxa" w:w="3175"/>
+            <w:tcMar>
+              <w:top w:w="80" w:type="dxa"/>
+              <w:bottom w:w="80" w:type="dxa"/>
+              <w:left w:w="100" w:type="dxa"/>
+              <w:right w:w="100" w:type="dxa"/>
+            </w:tcMar>
+          </w:tcPr>
+          <w:p>
+            <w:pPr>
+              <w:spacing w:before="40" w:after="40" w:line="276" w:lineRule="auto"/>
+              <w:jc w:val="left"/>
+            </w:pPr>
+            <w:r>
+              <w:rPr>
+                <w:rFonts w:ascii="Times New Roman" w:hAnsi="Times New Roman"/>
+                <w:sz w:val="26"/>
+              </w:rPr>
+              <w:t>Bài 11. Định dạng văn bản (Tiết 1)</w:t>
+            </w:r>
+          </w:p>
+        </w:tc>
+        <w:tc>
+          <w:tcPr>
+            <w:tcW w:type="dxa" w:w="907"/>
+            <w:tcMar>
+              <w:top w:w="80" w:type="dxa"/>
+              <w:bottom w:w="80" w:type="dxa"/>
+              <w:left w:w="100" w:type="dxa"/>
+              <w:right w:w="100" w:type="dxa"/>
+            </w:tcMar>
+          </w:tcPr>
+          <w:p>
+            <w:pPr>
+              <w:spacing w:before="40" w:after="40" w:line="276" w:lineRule="auto"/>
+              <w:jc w:val="center"/>
+            </w:pPr>
+            <w:r>
+              <w:rPr>
+                <w:rFonts w:ascii="Times New Roman" w:hAnsi="Times New Roman"/>
+                <w:sz w:val="26"/>
+              </w:rPr>
+              <w:t>1</w:t>
+            </w:r>
+          </w:p>
+        </w:tc>
+        <w:tc>
+          <w:tcPr>
+            <w:tcW w:type="dxa" w:w="4649"/>
+            <w:tcMar>
+              <w:top w:w="80" w:type="dxa"/>
+              <w:bottom w:w="80" w:type="dxa"/>
+              <w:left w:w="100" w:type="dxa"/>
+              <w:right w:w="100" w:type="dxa"/>
+            </w:tcMar>
+          </w:tcPr>
+          <w:p>
+            <w:pPr>
+              <w:spacing w:before="40" w:after="40" w:line="276" w:lineRule="auto"/>
+              <w:jc w:val="left"/>
+            </w:pPr>
+            <w:r>
+              <w:rPr>
+                <w:rFonts w:ascii="Times New Roman" w:hAnsi="Times New Roman"/>
+                <w:sz w:val="26"/>
+              </w:rPr>
+              <w:t>Nắm vững các kỹ thuật định dạng văn bản nâng cao: định dạng ký tự, khoảng cách dòng, khoảng cách đoạn và căn lề đoạn văn.</w:t>
+            </w:r>
+          </w:p>
+        </w:tc>
+      </w:tr>
+      <w:tr>
+        <w:trPr>
+          <w:cantSplit/>
+        </w:trPr>
+        <w:tc>
+          <w:tcPr>
+            <w:tcW w:type="dxa" w:w="624"/>
+            <w:tcMar>
+              <w:top w:w="80" w:type="dxa"/>
+              <w:bottom w:w="80" w:type="dxa"/>
+              <w:left w:w="100" w:type="dxa"/>
+              <w:right w:w="100" w:type="dxa"/>
+            </w:tcMar>
+          </w:tcPr>
+          <w:p>
+            <w:pPr>
+              <w:spacing w:before="40" w:after="40" w:line="276" w:lineRule="auto"/>
+              <w:jc w:val="center"/>
+            </w:pPr>
+            <w:r>
+              <w:rPr>
+                <w:rFonts w:ascii="Times New Roman" w:hAnsi="Times New Roman"/>
+                <w:sz w:val="26"/>
+              </w:rPr>
+              <w:t>26</w:t>
+            </w:r>
+          </w:p>
+        </w:tc>
+        <w:tc>
+          <w:tcPr>
+            <w:tcW w:type="dxa" w:w="3175"/>
+            <w:tcMar>
+              <w:top w:w="80" w:type="dxa"/>
+              <w:bottom w:w="80" w:type="dxa"/>
+              <w:left w:w="100" w:type="dxa"/>
+              <w:right w:w="100" w:type="dxa"/>
+            </w:tcMar>
+          </w:tcPr>
+          <w:p>
+            <w:pPr>
+              <w:spacing w:before="40" w:after="40" w:line="276" w:lineRule="auto"/>
+              <w:jc w:val="left"/>
+            </w:pPr>
+            <w:r>
+              <w:rPr>
+                <w:rFonts w:ascii="Times New Roman" w:hAnsi="Times New Roman"/>
+                <w:sz w:val="26"/>
+              </w:rPr>
+              <w:t>Bài 11. Định dạng văn bản (Tiết 2)</w:t>
+            </w:r>
+          </w:p>
+        </w:tc>
+        <w:tc>
+          <w:tcPr>
+            <w:tcW w:type="dxa" w:w="907"/>
+            <w:tcMar>
+              <w:top w:w="80" w:type="dxa"/>
+              <w:bottom w:w="80" w:type="dxa"/>
+              <w:left w:w="100" w:type="dxa"/>
+              <w:right w:w="100" w:type="dxa"/>
+            </w:tcMar>
+          </w:tcPr>
+          <w:p>
+            <w:pPr>
+              <w:spacing w:before="40" w:after="40" w:line="276" w:lineRule="auto"/>
+              <w:jc w:val="center"/>
+            </w:pPr>
+            <w:r>
+              <w:rPr>
+                <w:rFonts w:ascii="Times New Roman" w:hAnsi="Times New Roman"/>
+                <w:sz w:val="26"/>
+              </w:rPr>
+              <w:t>1</w:t>
+            </w:r>
+          </w:p>
+        </w:tc>
+        <w:tc>
+          <w:tcPr>
+            <w:tcW w:type="dxa" w:w="4649"/>
+            <w:tcMar>
+              <w:top w:w="80" w:type="dxa"/>
+              <w:bottom w:w="80" w:type="dxa"/>
+              <w:left w:w="100" w:type="dxa"/>
+              <w:right w:w="100" w:type="dxa"/>
+            </w:tcMar>
+          </w:tcPr>
+          <w:p>
+            <w:pPr>
+              <w:spacing w:before="40" w:after="40" w:line="276" w:lineRule="auto"/>
+              <w:jc w:val="left"/>
+            </w:pPr>
+            <w:r>
+              <w:rPr>
+                <w:rFonts w:ascii="Times New Roman" w:hAnsi="Times New Roman"/>
+                <w:sz w:val="26"/>
+              </w:rPr>
+              <w:t>Thực hành áp dụng các kiểu định dạng cho một bài viết hoàn chỉnh; sử dụng công cụ thụt lề đầu dòng và căn lề hai bên đều đẹp.</w:t>
+            </w:r>
+          </w:p>
+        </w:tc>
+      </w:tr>
+      <w:tr>
+        <w:trPr>
+          <w:cantSplit/>
+        </w:trPr>
+        <w:tc>
+          <w:tcPr>
+            <w:tcW w:type="dxa" w:w="624"/>
+            <w:tcMar>
+              <w:top w:w="80" w:type="dxa"/>
+              <w:bottom w:w="80" w:type="dxa"/>
+              <w:left w:w="100" w:type="dxa"/>
+              <w:right w:w="100" w:type="dxa"/>
+            </w:tcMar>
+          </w:tcPr>
+          <w:p>
+            <w:pPr>
+              <w:spacing w:before="40" w:after="40" w:line="276" w:lineRule="auto"/>
+              <w:jc w:val="center"/>
+            </w:pPr>
+            <w:r>
+              <w:rPr>
+                <w:rFonts w:ascii="Times New Roman" w:hAnsi="Times New Roman"/>
+                <w:sz w:val="26"/>
+              </w:rPr>
+              <w:t>27</w:t>
+            </w:r>
+          </w:p>
+        </w:tc>
+        <w:tc>
+          <w:tcPr>
+            <w:tcW w:type="dxa" w:w="3175"/>
+            <w:tcMar>
+              <w:top w:w="80" w:type="dxa"/>
+              <w:bottom w:w="80" w:type="dxa"/>
+              <w:left w:w="100" w:type="dxa"/>
+              <w:right w:w="100" w:type="dxa"/>
+            </w:tcMar>
+          </w:tcPr>
+          <w:p>
+            <w:pPr>
+              <w:spacing w:before="40" w:after="40" w:line="276" w:lineRule="auto"/>
+              <w:jc w:val="left"/>
+            </w:pPr>
+            <w:r>
+              <w:rPr>
+                <w:rFonts w:ascii="Times New Roman" w:hAnsi="Times New Roman"/>
+                <w:b/>
+                <w:sz w:val="26"/>
+              </w:rPr>
+              <w:t>Ôn tập Đánh giá định kỳ 3</w:t>
+            </w:r>
+          </w:p>
+        </w:tc>
+        <w:tc>
+          <w:tcPr>
+            <w:tcW w:type="dxa" w:w="907"/>
+            <w:tcMar>
+              <w:top w:w="80" w:type="dxa"/>
+              <w:bottom w:w="80" w:type="dxa"/>
+              <w:left w:w="100" w:type="dxa"/>
+              <w:right w:w="100" w:type="dxa"/>
+            </w:tcMar>
+          </w:tcPr>
+          <w:p>
+            <w:pPr>
+              <w:spacing w:before="40" w:after="40" w:line="276" w:lineRule="auto"/>
+              <w:jc w:val="center"/>
+            </w:pPr>
+            <w:r>
+              <w:rPr>
+                <w:rFonts w:ascii="Times New Roman" w:hAnsi="Times New Roman"/>
+                <w:sz w:val="26"/>
+              </w:rPr>
+              <w:t>1</w:t>
+            </w:r>
+          </w:p>
+        </w:tc>
+        <w:tc>
+          <w:tcPr>
+            <w:tcW w:type="dxa" w:w="4649"/>
+            <w:tcMar>
+              <w:top w:w="80" w:type="dxa"/>
+              <w:bottom w:w="80" w:type="dxa"/>
+              <w:left w:w="100" w:type="dxa"/>
+              <w:right w:w="100" w:type="dxa"/>
+            </w:tcMar>
+          </w:tcPr>
+          <w:p>
+            <w:pPr>
+              <w:spacing w:before="40" w:after="40" w:line="276" w:lineRule="auto"/>
+              <w:jc w:val="left"/>
+            </w:pPr>
+            <w:r>
+              <w:rPr>
+                <w:rFonts w:ascii="Times New Roman" w:hAnsi="Times New Roman"/>
+                <w:sz w:val="26"/>
+              </w:rPr>
+              <w:t>Hệ thống hóa kiến thức về an toàn thông tin mạng, thiết kế sơ đồ tư duy và kỹ thuật định dạng văn bản nâng cao.</w:t>
+            </w:r>
+          </w:p>
+        </w:tc>
+      </w:tr>
+      <w:tr>
+        <w:trPr>
+          <w:cantSplit/>
+        </w:trPr>
+        <w:tc>
+          <w:tcPr>
+            <w:tcW w:type="dxa" w:w="624"/>
+            <w:tcMar>
+              <w:top w:w="80" w:type="dxa"/>
+              <w:bottom w:w="80" w:type="dxa"/>
+              <w:left w:w="100" w:type="dxa"/>
+              <w:right w:w="100" w:type="dxa"/>
+            </w:tcMar>
+          </w:tcPr>
+          <w:p>
+            <w:pPr>
+              <w:spacing w:before="40" w:after="40" w:line="276" w:lineRule="auto"/>
+              <w:jc w:val="center"/>
+            </w:pPr>
+            <w:r>
+              <w:rPr>
+                <w:rFonts w:ascii="Times New Roman" w:hAnsi="Times New Roman"/>
+                <w:sz w:val="26"/>
+              </w:rPr>
+              <w:t>28</w:t>
+            </w:r>
+          </w:p>
+        </w:tc>
+        <w:tc>
+          <w:tcPr>
+            <w:tcW w:type="dxa" w:w="3175"/>
+            <w:tcMar>
+              <w:top w:w="80" w:type="dxa"/>
+              <w:bottom w:w="80" w:type="dxa"/>
+              <w:left w:w="100" w:type="dxa"/>
+              <w:right w:w="100" w:type="dxa"/>
+            </w:tcMar>
+          </w:tcPr>
+          <w:p>
+            <w:pPr>
+              <w:spacing w:before="40" w:after="40" w:line="276" w:lineRule="auto"/>
+              <w:jc w:val="left"/>
+            </w:pPr>
+            <w:r>
+              <w:rPr>
+                <w:rFonts w:ascii="Times New Roman" w:hAnsi="Times New Roman"/>
+                <w:b/>
+                <w:sz w:val="26"/>
+              </w:rPr>
+              <w:t>Đánh giá định kỳ 3</w:t>
+            </w:r>
+          </w:p>
+        </w:tc>
+        <w:tc>
+          <w:tcPr>
+            <w:tcW w:type="dxa" w:w="907"/>
+            <w:tcMar>
+              <w:top w:w="80" w:type="dxa"/>
+              <w:bottom w:w="80" w:type="dxa"/>
+              <w:left w:w="100" w:type="dxa"/>
+              <w:right w:w="100" w:type="dxa"/>
+            </w:tcMar>
+          </w:tcPr>
+          <w:p>
+            <w:pPr>
+              <w:spacing w:before="40" w:after="40" w:line="276" w:lineRule="auto"/>
+              <w:jc w:val="center"/>
+            </w:pPr>
+            <w:r>
+              <w:rPr>
+                <w:rFonts w:ascii="Times New Roman" w:hAnsi="Times New Roman"/>
+                <w:sz w:val="26"/>
+              </w:rPr>
+              <w:t>1</w:t>
+            </w:r>
+          </w:p>
+        </w:tc>
+        <w:tc>
+          <w:tcPr>
+            <w:tcW w:type="dxa" w:w="4649"/>
+            <w:tcMar>
+              <w:top w:w="80" w:type="dxa"/>
+              <w:bottom w:w="80" w:type="dxa"/>
+              <w:left w:w="100" w:type="dxa"/>
+              <w:right w:w="100" w:type="dxa"/>
+            </w:tcMar>
+          </w:tcPr>
+          <w:p>
+            <w:pPr>
+              <w:spacing w:before="40" w:after="40" w:line="276" w:lineRule="auto"/>
+              <w:jc w:val="left"/>
+            </w:pPr>
+            <w:r>
+              <w:rPr>
+                <w:rFonts w:ascii="Times New Roman" w:hAnsi="Times New Roman"/>
+                <w:sz w:val="26"/>
+              </w:rPr>
+              <w:t>Kiểm tra, đánh giá năng lực sử dụng phần mềm sơ đồ tư duy và kỹ năng định dạng văn bản chuẩn văn phòng giữa Học kì 2.</w:t>
+            </w:r>
+          </w:p>
+        </w:tc>
+      </w:tr>
+      <w:tr>
+        <w:trPr>
+          <w:cantSplit/>
+        </w:trPr>
+        <w:tc>
+          <w:tcPr>
+            <w:tcW w:type="dxa" w:w="624"/>
+            <w:tcMar>
+              <w:top w:w="80" w:type="dxa"/>
+              <w:bottom w:w="80" w:type="dxa"/>
+              <w:left w:w="100" w:type="dxa"/>
+              <w:right w:w="100" w:type="dxa"/>
+            </w:tcMar>
+          </w:tcPr>
+          <w:p>
+            <w:pPr>
+              <w:spacing w:before="40" w:after="40" w:line="276" w:lineRule="auto"/>
+              <w:jc w:val="center"/>
+            </w:pPr>
+            <w:r>
+              <w:rPr>
+                <w:rFonts w:ascii="Times New Roman" w:hAnsi="Times New Roman"/>
+                <w:sz w:val="26"/>
+              </w:rPr>
+              <w:t>29</w:t>
+            </w:r>
+          </w:p>
+        </w:tc>
+        <w:tc>
+          <w:tcPr>
+            <w:tcW w:type="dxa" w:w="3175"/>
+            <w:tcMar>
+              <w:top w:w="80" w:type="dxa"/>
+              <w:bottom w:w="80" w:type="dxa"/>
+              <w:left w:w="100" w:type="dxa"/>
+              <w:right w:w="100" w:type="dxa"/>
+            </w:tcMar>
+          </w:tcPr>
+          <w:p>
+            <w:pPr>
+              <w:spacing w:before="40" w:after="40" w:line="276" w:lineRule="auto"/>
+              <w:jc w:val="left"/>
+            </w:pPr>
+            <w:r>
+              <w:rPr>
+                <w:rFonts w:ascii="Times New Roman" w:hAnsi="Times New Roman"/>
+                <w:sz w:val="26"/>
+              </w:rPr>
+              <w:t>Bài 12. Trình bày thông tin ở dạng bảng (Tiết 1)</w:t>
+            </w:r>
+          </w:p>
+        </w:tc>
+        <w:tc>
+          <w:tcPr>
+            <w:tcW w:type="dxa" w:w="907"/>
+            <w:tcMar>
+              <w:top w:w="80" w:type="dxa"/>
+              <w:bottom w:w="80" w:type="dxa"/>
+              <w:left w:w="100" w:type="dxa"/>
+              <w:right w:w="100" w:type="dxa"/>
+            </w:tcMar>
+          </w:tcPr>
+          <w:p>
+            <w:pPr>
+              <w:spacing w:before="40" w:after="40" w:line="276" w:lineRule="auto"/>
+              <w:jc w:val="center"/>
+            </w:pPr>
+            <w:r>
+              <w:rPr>
+                <w:rFonts w:ascii="Times New Roman" w:hAnsi="Times New Roman"/>
+                <w:sz w:val="26"/>
+              </w:rPr>
+              <w:t>1</w:t>
+            </w:r>
+          </w:p>
+        </w:tc>
+        <w:tc>
+          <w:tcPr>
+            <w:tcW w:type="dxa" w:w="4649"/>
+            <w:tcMar>
+              <w:top w:w="80" w:type="dxa"/>
+              <w:bottom w:w="80" w:type="dxa"/>
+              <w:left w:w="100" w:type="dxa"/>
+              <w:right w:w="100" w:type="dxa"/>
+            </w:tcMar>
+          </w:tcPr>
+          <w:p>
+            <w:pPr>
+              <w:spacing w:before="40" w:after="40" w:line="276" w:lineRule="auto"/>
+              <w:jc w:val="left"/>
+            </w:pPr>
+            <w:r>
+              <w:rPr>
+                <w:rFonts w:ascii="Times New Roman" w:hAnsi="Times New Roman"/>
+                <w:sz w:val="26"/>
+              </w:rPr>
+              <w:t>Nắm được cấu trúc bảng trong văn bản (hàng, cột, ô); biết cách chèn bảng và chèn thêm, xóa bớt hàng/cột khi cần.</w:t>
+            </w:r>
+          </w:p>
+        </w:tc>
+      </w:tr>
+      <w:tr>
+        <w:trPr>
+          <w:cantSplit/>
+        </w:trPr>
+        <w:tc>
+          <w:tcPr>
+            <w:tcW w:type="dxa" w:w="624"/>
+            <w:tcMar>
+              <w:top w:w="80" w:type="dxa"/>
+              <w:bottom w:w="80" w:type="dxa"/>
+              <w:left w:w="100" w:type="dxa"/>
+              <w:right w:w="100" w:type="dxa"/>
+            </w:tcMar>
+          </w:tcPr>
+          <w:p>
+            <w:pPr>
+              <w:spacing w:before="40" w:after="40" w:line="276" w:lineRule="auto"/>
+              <w:jc w:val="center"/>
+            </w:pPr>
+            <w:r>
+              <w:rPr>
+                <w:rFonts w:ascii="Times New Roman" w:hAnsi="Times New Roman"/>
+                <w:sz w:val="26"/>
+              </w:rPr>
+              <w:t>30</w:t>
+            </w:r>
+          </w:p>
+        </w:tc>
+        <w:tc>
+          <w:tcPr>
+            <w:tcW w:type="dxa" w:w="3175"/>
+            <w:tcMar>
+              <w:top w:w="80" w:type="dxa"/>
+              <w:bottom w:w="80" w:type="dxa"/>
+              <w:left w:w="100" w:type="dxa"/>
+              <w:right w:w="100" w:type="dxa"/>
+            </w:tcMar>
+          </w:tcPr>
+          <w:p>
+            <w:pPr>
+              <w:spacing w:before="40" w:after="40" w:line="276" w:lineRule="auto"/>
+              <w:jc w:val="left"/>
+            </w:pPr>
+            <w:r>
+              <w:rPr>
+                <w:rFonts w:ascii="Times New Roman" w:hAnsi="Times New Roman"/>
+                <w:sz w:val="26"/>
+              </w:rPr>
+              <w:t>Bài 12. Trình bày thông tin ở dạng bảng (Tiết 2)</w:t>
+            </w:r>
+          </w:p>
+        </w:tc>
+        <w:tc>
+          <w:tcPr>
+            <w:tcW w:type="dxa" w:w="907"/>
+            <w:tcMar>
+              <w:top w:w="80" w:type="dxa"/>
+              <w:bottom w:w="80" w:type="dxa"/>
+              <w:left w:w="100" w:type="dxa"/>
+              <w:right w:w="100" w:type="dxa"/>
+            </w:tcMar>
+          </w:tcPr>
+          <w:p>
+            <w:pPr>
+              <w:spacing w:before="40" w:after="40" w:line="276" w:lineRule="auto"/>
+              <w:jc w:val="center"/>
+            </w:pPr>
+            <w:r>
+              <w:rPr>
+                <w:rFonts w:ascii="Times New Roman" w:hAnsi="Times New Roman"/>
+                <w:sz w:val="26"/>
+              </w:rPr>
+              <w:t>1</w:t>
+            </w:r>
+          </w:p>
+        </w:tc>
+        <w:tc>
+          <w:tcPr>
+            <w:tcW w:type="dxa" w:w="4649"/>
+            <w:tcMar>
+              <w:top w:w="80" w:type="dxa"/>
+              <w:bottom w:w="80" w:type="dxa"/>
+              <w:left w:w="100" w:type="dxa"/>
+              <w:right w:w="100" w:type="dxa"/>
+            </w:tcMar>
+          </w:tcPr>
+          <w:p>
+            <w:pPr>
+              <w:spacing w:before="40" w:after="40" w:line="276" w:lineRule="auto"/>
+              <w:jc w:val="left"/>
+            </w:pPr>
+            <w:r>
+              <w:rPr>
+                <w:rFonts w:ascii="Times New Roman" w:hAnsi="Times New Roman"/>
+                <w:sz w:val="26"/>
+              </w:rPr>
+              <w:t>Thực hành định dạng bảng biểu: căn chỉnh dữ liệu trong ô, gộp ô, tách ô và kẻ viền bảng chuyên nghiệp cho bảng số liệu.</w:t>
+            </w:r>
+          </w:p>
+        </w:tc>
+      </w:tr>
+      <w:tr>
+        <w:trPr>
+          <w:cantSplit/>
+        </w:trPr>
+        <w:tc>
+          <w:tcPr>
+            <w:tcW w:type="dxa" w:w="624"/>
+            <w:tcMar>
+              <w:top w:w="80" w:type="dxa"/>
+              <w:bottom w:w="80" w:type="dxa"/>
+              <w:left w:w="100" w:type="dxa"/>
+              <w:right w:w="100" w:type="dxa"/>
+            </w:tcMar>
+          </w:tcPr>
+          <w:p>
+            <w:pPr>
+              <w:spacing w:before="40" w:after="40" w:line="276" w:lineRule="auto"/>
+              <w:jc w:val="center"/>
+            </w:pPr>
+            <w:r>
+              <w:rPr>
+                <w:rFonts w:ascii="Times New Roman" w:hAnsi="Times New Roman"/>
+                <w:sz w:val="26"/>
+              </w:rPr>
+              <w:t>31</w:t>
+            </w:r>
+          </w:p>
+        </w:tc>
+        <w:tc>
+          <w:tcPr>
+            <w:tcW w:type="dxa" w:w="3175"/>
+            <w:tcMar>
+              <w:top w:w="80" w:type="dxa"/>
+              <w:bottom w:w="80" w:type="dxa"/>
+              <w:left w:w="100" w:type="dxa"/>
+              <w:right w:w="100" w:type="dxa"/>
+            </w:tcMar>
+          </w:tcPr>
+          <w:p>
+            <w:pPr>
+              <w:spacing w:before="40" w:after="40" w:line="276" w:lineRule="auto"/>
+              <w:jc w:val="left"/>
+            </w:pPr>
+            <w:r>
+              <w:rPr>
+                <w:rFonts w:ascii="Times New Roman" w:hAnsi="Times New Roman"/>
+                <w:sz w:val="26"/>
+              </w:rPr>
+              <w:t>Bài 13. Thực hành: Tìm kiếm và thay thế</w:t>
+            </w:r>
+          </w:p>
+        </w:tc>
+        <w:tc>
+          <w:tcPr>
+            <w:tcW w:type="dxa" w:w="907"/>
+            <w:tcMar>
+              <w:top w:w="80" w:type="dxa"/>
+              <w:bottom w:w="80" w:type="dxa"/>
+              <w:left w:w="100" w:type="dxa"/>
+              <w:right w:w="100" w:type="dxa"/>
+            </w:tcMar>
+          </w:tcPr>
+          <w:p>
+            <w:pPr>
+              <w:spacing w:before="40" w:after="40" w:line="276" w:lineRule="auto"/>
+              <w:jc w:val="center"/>
+            </w:pPr>
+            <w:r>
+              <w:rPr>
+                <w:rFonts w:ascii="Times New Roman" w:hAnsi="Times New Roman"/>
+                <w:sz w:val="26"/>
+              </w:rPr>
+              <w:t>1</w:t>
+            </w:r>
+          </w:p>
+        </w:tc>
+        <w:tc>
+          <w:tcPr>
+            <w:tcW w:type="dxa" w:w="4649"/>
+            <w:tcMar>
+              <w:top w:w="80" w:type="dxa"/>
+              <w:bottom w:w="80" w:type="dxa"/>
+              <w:left w:w="100" w:type="dxa"/>
+              <w:right w:w="100" w:type="dxa"/>
+            </w:tcMar>
+          </w:tcPr>
+          <w:p>
+            <w:pPr>
+              <w:spacing w:before="40" w:after="40" w:line="276" w:lineRule="auto"/>
+              <w:jc w:val="left"/>
+            </w:pPr>
+            <w:r>
+              <w:rPr>
+                <w:rFonts w:ascii="Times New Roman" w:hAnsi="Times New Roman"/>
+                <w:sz w:val="26"/>
+              </w:rPr>
+              <w:t>Thực hành sử dụng thành thạo công cụ Tìm kiếm (Find) và Thay thế (Replace) trong Word để sửa lỗi chính tả nhanh chóng.</w:t>
+            </w:r>
+          </w:p>
+        </w:tc>
+      </w:tr>
+      <w:tr>
+        <w:trPr>
+          <w:cantSplit/>
+        </w:trPr>
+        <w:tc>
+          <w:tcPr>
+            <w:tcW w:type="dxa" w:w="624"/>
+            <w:tcMar>
+              <w:top w:w="80" w:type="dxa"/>
+              <w:bottom w:w="80" w:type="dxa"/>
+              <w:left w:w="100" w:type="dxa"/>
+              <w:right w:w="100" w:type="dxa"/>
+            </w:tcMar>
+          </w:tcPr>
+          <w:p>
+            <w:pPr>
+              <w:spacing w:before="40" w:after="40" w:line="276" w:lineRule="auto"/>
+              <w:jc w:val="center"/>
+            </w:pPr>
+            <w:r>
+              <w:rPr>
+                <w:rFonts w:ascii="Times New Roman" w:hAnsi="Times New Roman"/>
+                <w:sz w:val="26"/>
+              </w:rPr>
+              <w:t>32</w:t>
+            </w:r>
+          </w:p>
+        </w:tc>
+        <w:tc>
+          <w:tcPr>
+            <w:tcW w:type="dxa" w:w="3175"/>
+            <w:tcMar>
+              <w:top w:w="80" w:type="dxa"/>
+              <w:bottom w:w="80" w:type="dxa"/>
+              <w:left w:w="100" w:type="dxa"/>
+              <w:right w:w="100" w:type="dxa"/>
+            </w:tcMar>
+          </w:tcPr>
+          <w:p>
+            <w:pPr>
+              <w:spacing w:before="40" w:after="40" w:line="276" w:lineRule="auto"/>
+              <w:jc w:val="left"/>
+            </w:pPr>
+            <w:r>
+              <w:rPr>
+                <w:rFonts w:ascii="Times New Roman" w:hAnsi="Times New Roman"/>
+                <w:sz w:val="26"/>
+              </w:rPr>
+              <w:t>Bài 14. Thực hành tổng hợp</w:t>
+            </w:r>
+          </w:p>
+        </w:tc>
+        <w:tc>
+          <w:tcPr>
+            <w:tcW w:type="dxa" w:w="907"/>
+            <w:tcMar>
+              <w:top w:w="80" w:type="dxa"/>
+              <w:bottom w:w="80" w:type="dxa"/>
+              <w:left w:w="100" w:type="dxa"/>
+              <w:right w:w="100" w:type="dxa"/>
+            </w:tcMar>
+          </w:tcPr>
+          <w:p>
+            <w:pPr>
+              <w:spacing w:before="40" w:after="40" w:line="276" w:lineRule="auto"/>
+              <w:jc w:val="center"/>
+            </w:pPr>
+            <w:r>
+              <w:rPr>
+                <w:rFonts w:ascii="Times New Roman" w:hAnsi="Times New Roman"/>
+                <w:sz w:val="26"/>
+              </w:rPr>
+              <w:t>1</w:t>
+            </w:r>
+          </w:p>
+        </w:tc>
+        <w:tc>
+          <w:tcPr>
+            <w:tcW w:type="dxa" w:w="4649"/>
+            <w:tcMar>
+              <w:top w:w="80" w:type="dxa"/>
+              <w:bottom w:w="80" w:type="dxa"/>
+              <w:left w:w="100" w:type="dxa"/>
+              <w:right w:w="100" w:type="dxa"/>
+            </w:tcMar>
+          </w:tcPr>
+          <w:p>
+            <w:pPr>
+              <w:spacing w:before="40" w:after="40" w:line="276" w:lineRule="auto"/>
+              <w:jc w:val="left"/>
+            </w:pPr>
+            <w:r>
+              <w:rPr>
+                <w:rFonts w:ascii="Times New Roman" w:hAnsi="Times New Roman"/>
+                <w:sz w:val="26"/>
+              </w:rPr>
+              <w:t>Thực hành tổng hợp: thiết kế và hoàn thiện cuốn sổ lưu niệm lớp hoặc bài báo tường ứng dụng đầy đủ các kỹ năng soạn thảo đã học.</w:t>
+            </w:r>
+          </w:p>
+        </w:tc>
+      </w:tr>
+      <w:tr>
+        <w:trPr>
+          <w:cantSplit/>
+        </w:trPr>
+        <w:tc>
+          <w:tcPr>
+            <w:tcW w:type="dxa" w:w="624"/>
+            <w:tcMar>
+              <w:top w:w="80" w:type="dxa"/>
+              <w:bottom w:w="80" w:type="dxa"/>
+              <w:left w:w="100" w:type="dxa"/>
+              <w:right w:w="100" w:type="dxa"/>
+            </w:tcMar>
+          </w:tcPr>
+          <w:p>
+            <w:pPr>
+              <w:spacing w:before="40" w:after="40" w:line="276" w:lineRule="auto"/>
+              <w:jc w:val="center"/>
+            </w:pPr>
+            <w:r>
+              <w:rPr>
+                <w:rFonts w:ascii="Times New Roman" w:hAnsi="Times New Roman"/>
+                <w:sz w:val="26"/>
+              </w:rPr>
+              <w:t>33</w:t>
+            </w:r>
+          </w:p>
+        </w:tc>
+        <w:tc>
+          <w:tcPr>
+            <w:tcW w:type="dxa" w:w="3175"/>
+            <w:tcMar>
+              <w:top w:w="80" w:type="dxa"/>
+              <w:bottom w:w="80" w:type="dxa"/>
+              <w:left w:w="100" w:type="dxa"/>
+              <w:right w:w="100" w:type="dxa"/>
+            </w:tcMar>
+          </w:tcPr>
+          <w:p>
+            <w:pPr>
+              <w:spacing w:before="40" w:after="40" w:line="276" w:lineRule="auto"/>
+              <w:jc w:val="left"/>
+            </w:pPr>
+            <w:r>
+              <w:rPr>
+                <w:rFonts w:ascii="Times New Roman" w:hAnsi="Times New Roman"/>
+                <w:b/>
+                <w:sz w:val="26"/>
+              </w:rPr>
+              <w:t>Ôn tập Đánh giá định kỳ 4</w:t>
+            </w:r>
+          </w:p>
+        </w:tc>
+        <w:tc>
+          <w:tcPr>
+            <w:tcW w:type="dxa" w:w="907"/>
+            <w:tcMar>
+              <w:top w:w="80" w:type="dxa"/>
+              <w:bottom w:w="80" w:type="dxa"/>
+              <w:left w:w="100" w:type="dxa"/>
+              <w:right w:w="100" w:type="dxa"/>
+            </w:tcMar>
+          </w:tcPr>
+          <w:p>
+            <w:pPr>
+              <w:spacing w:before="40" w:after="40" w:line="276" w:lineRule="auto"/>
+              <w:jc w:val="center"/>
+            </w:pPr>
+            <w:r>
+              <w:rPr>
+                <w:rFonts w:ascii="Times New Roman" w:hAnsi="Times New Roman"/>
+                <w:sz w:val="26"/>
+              </w:rPr>
+              <w:t>1</w:t>
+            </w:r>
+          </w:p>
+        </w:tc>
+        <w:tc>
+          <w:tcPr>
+            <w:tcW w:type="dxa" w:w="4649"/>
+            <w:tcMar>
+              <w:top w:w="80" w:type="dxa"/>
+              <w:bottom w:w="80" w:type="dxa"/>
+              <w:left w:w="100" w:type="dxa"/>
+              <w:right w:w="100" w:type="dxa"/>
+            </w:tcMar>
+          </w:tcPr>
+          <w:p>
+            <w:pPr>
+              <w:spacing w:before="40" w:after="40" w:line="276" w:lineRule="auto"/>
+              <w:jc w:val="left"/>
+            </w:pPr>
+            <w:r>
+              <w:rPr>
+                <w:rFonts w:ascii="Times New Roman" w:hAnsi="Times New Roman"/>
+                <w:sz w:val="26"/>
+              </w:rPr>
+              <w:t>Hệ thống hóa toàn bộ kiến thức và kỹ năng thực hành tin học lớp 6: soạn thảo văn bản, bảng biểu, Internet và an toàn số.</w:t>
+            </w:r>
+          </w:p>
+        </w:tc>
+      </w:tr>
+      <w:tr>
+        <w:trPr>
+          <w:cantSplit/>
+        </w:trPr>
+        <w:tc>
+          <w:tcPr>
+            <w:tcW w:type="dxa" w:w="624"/>
+            <w:tcMar>
+              <w:top w:w="80" w:type="dxa"/>
+              <w:bottom w:w="80" w:type="dxa"/>
+              <w:left w:w="100" w:type="dxa"/>
+              <w:right w:w="100" w:type="dxa"/>
+            </w:tcMar>
+          </w:tcPr>
+          <w:p>
+            <w:pPr>
+              <w:spacing w:before="40" w:after="40" w:line="276" w:lineRule="auto"/>
+              <w:jc w:val="center"/>
+            </w:pPr>
+            <w:r>
+              <w:rPr>
+                <w:rFonts w:ascii="Times New Roman" w:hAnsi="Times New Roman"/>
+                <w:sz w:val="26"/>
+              </w:rPr>
+              <w:t>34</w:t>
+            </w:r>
+          </w:p>
+        </w:tc>
+        <w:tc>
+          <w:tcPr>
+            <w:tcW w:type="dxa" w:w="3175"/>
+            <w:tcMar>
+              <w:top w:w="80" w:type="dxa"/>
+              <w:bottom w:w="80" w:type="dxa"/>
+              <w:left w:w="100" w:type="dxa"/>
+              <w:right w:w="100" w:type="dxa"/>
+            </w:tcMar>
+          </w:tcPr>
+          <w:p>
+            <w:pPr>
+              <w:spacing w:before="40" w:after="40" w:line="276" w:lineRule="auto"/>
+              <w:jc w:val="left"/>
+            </w:pPr>
+            <w:r>
+              <w:rPr>
+                <w:rFonts w:ascii="Times New Roman" w:hAnsi="Times New Roman"/>
+                <w:b/>
+                <w:sz w:val="26"/>
+              </w:rPr>
+              <w:t>Đánh giá định kỳ 4</w:t>
+            </w:r>
+          </w:p>
+        </w:tc>
+        <w:tc>
+          <w:tcPr>
+            <w:tcW w:type="dxa" w:w="907"/>
+            <w:tcMar>
+              <w:top w:w="80" w:type="dxa"/>
+              <w:bottom w:w="80" w:type="dxa"/>
+              <w:left w:w="100" w:type="dxa"/>
+              <w:right w:w="100" w:type="dxa"/>
+            </w:tcMar>
+          </w:tcPr>
+          <w:p>
+            <w:pPr>
+              <w:spacing w:before="40" w:after="40" w:line="276" w:lineRule="auto"/>
+              <w:jc w:val="center"/>
+            </w:pPr>
+            <w:r>
+              <w:rPr>
+                <w:rFonts w:ascii="Times New Roman" w:hAnsi="Times New Roman"/>
+                <w:sz w:val="26"/>
+              </w:rPr>
+              <w:t>1</w:t>
+            </w:r>
+          </w:p>
+        </w:tc>
+        <w:tc>
+          <w:tcPr>
+            <w:tcW w:type="dxa" w:w="4649"/>
+            <w:tcMar>
+              <w:top w:w="80" w:type="dxa"/>
+              <w:bottom w:w="80" w:type="dxa"/>
+              <w:left w:w="100" w:type="dxa"/>
+              <w:right w:w="100" w:type="dxa"/>
+            </w:tcMar>
+          </w:tcPr>
+          <w:p>
+            <w:pPr>
+              <w:spacing w:before="40" w:after="40" w:line="276" w:lineRule="auto"/>
+              <w:jc w:val="left"/>
+            </w:pPr>
+            <w:r>
+              <w:rPr>
+                <w:rFonts w:ascii="Times New Roman" w:hAnsi="Times New Roman"/>
+                <w:sz w:val="26"/>
+              </w:rPr>
+              <w:t>Kiểm tra, đánh giá toàn diện kiến thức và kỹ năng thực hành tin học cuối năm học 2026-2027 trên máy tính.</w:t>
+            </w:r>
+          </w:p>
+        </w:tc>
+      </w:tr>
+      <w:tr>
+        <w:trPr>
+          <w:cantSplit/>
+        </w:trPr>
+        <w:tc>
+          <w:tcPr>
+            <w:tcW w:type="dxa" w:w="624"/>
+            <w:tcMar>
+              <w:top w:w="80" w:type="dxa"/>
+              <w:bottom w:w="80" w:type="dxa"/>
+              <w:left w:w="100" w:type="dxa"/>
+              <w:right w:w="100" w:type="dxa"/>
+            </w:tcMar>
+          </w:tcPr>
+          <w:p>
+            <w:pPr>
+              <w:spacing w:before="40" w:after="40" w:line="276" w:lineRule="auto"/>
+              <w:jc w:val="center"/>
+            </w:pPr>
+            <w:r>
+              <w:rPr>
+                <w:rFonts w:ascii="Times New Roman" w:hAnsi="Times New Roman"/>
+                <w:sz w:val="26"/>
+              </w:rPr>
+              <w:t>35</w:t>
+            </w:r>
+          </w:p>
+        </w:tc>
+        <w:tc>
+          <w:tcPr>
+            <w:tcW w:type="dxa" w:w="3175"/>
+            <w:tcMar>
+              <w:top w:w="80" w:type="dxa"/>
+              <w:bottom w:w="80" w:type="dxa"/>
+              <w:left w:w="100" w:type="dxa"/>
+              <w:right w:w="100" w:type="dxa"/>
+            </w:tcMar>
+          </w:tcPr>
+          <w:p>
+            <w:pPr>
+              <w:spacing w:before="40" w:after="40" w:line="276" w:lineRule="auto"/>
+              <w:jc w:val="left"/>
+            </w:pPr>
+            <w:r>
+              <w:rPr>
+                <w:rFonts w:ascii="Times New Roman" w:hAnsi="Times New Roman"/>
+                <w:b/>
+                <w:sz w:val="26"/>
               </w:rPr>
               <w:t>Tổng kết năm học</w:t>
             </w:r>
@@ -3927,20 +5148,23 @@
         </w:tc>
         <w:tc>
           <w:tcPr>
-            <w:tcW w:type="dxa" w:w="624"/>
-            <w:vAlign w:val="center"/>
-            <w:tcW w:w="623" w:type="dxa"/>
-          </w:tcPr>
-          <w:p>
-            <w:pPr>
-              <w:spacing w:before="40" w:after="40" w:line="276" w:lineRule="auto"/>
-              <w:jc w:val="center"/>
-            </w:pPr>
-            <w:r>
-              <w:rPr>
-                <w:rFonts w:ascii="Times New Roman" w:hAnsi="Times New Roman"/>
-                <w:sz w:val="26"/>
-                <w:rFonts w:ascii="Times New Roman" w:hAnsi="Times New Roman" w:cs="Times New Roman"/>
+            <w:tcW w:type="dxa" w:w="907"/>
+            <w:tcMar>
+              <w:top w:w="80" w:type="dxa"/>
+              <w:bottom w:w="80" w:type="dxa"/>
+              <w:left w:w="100" w:type="dxa"/>
+              <w:right w:w="100" w:type="dxa"/>
+            </w:tcMar>
+          </w:tcPr>
+          <w:p>
+            <w:pPr>
+              <w:spacing w:before="40" w:after="40" w:line="276" w:lineRule="auto"/>
+              <w:jc w:val="center"/>
+            </w:pPr>
+            <w:r>
+              <w:rPr>
+                <w:rFonts w:ascii="Times New Roman" w:hAnsi="Times New Roman"/>
+                <w:sz w:val="26"/>
               </w:rPr>
               <w:t>1</w:t>
             </w:r>
@@ -3948,41 +5172,25 @@
         </w:tc>
         <w:tc>
           <w:tcPr>
-            <w:tcW w:type="dxa" w:w="794"/>
-            <w:vAlign w:val="center"/>
-            <w:tcW w:w="793" w:type="dxa"/>
-          </w:tcPr>
-          <w:p>
-            <w:pPr>
-              <w:jc w:val="center"/>
-            </w:pPr>
-            <w:r>
-              <w:rPr>
-                <w:rFonts w:ascii="Times New Roman" w:hAnsi="Times New Roman"/>
-                <w:sz w:val="26"/>
-              </w:rPr>
-              <w:t>23</w:t>
-            </w:r>
-          </w:p>
-        </w:tc>
-        <w:tc>
-          <w:tcPr>
-            <w:tcW w:type="dxa" w:w="5272"/>
-            <w:vAlign w:val="center"/>
-            <w:tcW w:w="5273" w:type="dxa"/>
-          </w:tcPr>
-          <w:p>
-            <w:pPr>
-              <w:spacing w:before="40" w:after="40" w:line="276" w:lineRule="auto"/>
-              <w:jc w:val="both"/>
-            </w:pPr>
-            <w:r>
-              <w:rPr>
-                <w:rFonts w:ascii="Times New Roman" w:hAnsi="Times New Roman"/>
-                <w:sz w:val="26"/>
-                <w:rFonts w:ascii="Times New Roman" w:hAnsi="Times New Roman" w:cs="Times New Roman"/>
-              </w:rPr>
-              <w:t>Tổng kết đánh giá kết quả học tập cả năm.</w:t>
+            <w:tcW w:type="dxa" w:w="4649"/>
+            <w:tcMar>
+              <w:top w:w="80" w:type="dxa"/>
+              <w:bottom w:w="80" w:type="dxa"/>
+              <w:left w:w="100" w:type="dxa"/>
+              <w:right w:w="100" w:type="dxa"/>
+            </w:tcMar>
+          </w:tcPr>
+          <w:p>
+            <w:pPr>
+              <w:spacing w:before="40" w:after="40" w:line="276" w:lineRule="auto"/>
+              <w:jc w:val="left"/>
+            </w:pPr>
+            <w:r>
+              <w:rPr>
+                <w:rFonts w:ascii="Times New Roman" w:hAnsi="Times New Roman"/>
+                <w:sz w:val="26"/>
+              </w:rPr>
+              <w:t>Tổng kết, đánh giá kết quả học tập môn Tin học cả năm; trao giải các sản phẩm số xuất sắc và định hướng học tập lớp 7.</w:t>
             </w:r>
           </w:p>
         </w:tc>
